--- a/TCC/Gestão de tarefas atualizado.docx
+++ b/TCC/Gestão de tarefas atualizado.docx
@@ -1,6 +1,6 @@
 
 <file path=word/document.xml><?xml version="1.0" encoding="utf-8"?>
-<w:document xmlns:wpc="http://schemas.microsoft.com/office/word/2010/wordprocessingCanvas" xmlns:mc="http://schemas.openxmlformats.org/markup-compatibility/2006" xmlns:o="urn:schemas-microsoft-com:office:office" xmlns:r="http://schemas.openxmlformats.org/officeDocument/2006/relationships" xmlns:m="http://schemas.openxmlformats.org/officeDocument/2006/math" xmlns:v="urn:schemas-microsoft-com:vml" xmlns:wp14="http://schemas.microsoft.com/office/word/2010/wordprocessingDrawing" xmlns:wp="http://schemas.openxmlformats.org/drawingml/2006/wordprocessingDrawing" xmlns:w="http://schemas.openxmlformats.org/wordprocessingml/2006/main" xmlns:w14="http://schemas.microsoft.com/office/word/2010/wordml" xmlns:w10="urn:schemas-microsoft-com:office:word" xmlns:w15="http://schemas.microsoft.com/office/word/2012/wordml" xmlns:wpg="http://schemas.microsoft.com/office/word/2010/wordprocessingGroup" xmlns:wpi="http://schemas.microsoft.com/office/word/2010/wordprocessingInk" xmlns:wne="http://schemas.microsoft.com/office/word/2006/wordml" xmlns:wps="http://schemas.microsoft.com/office/word/2010/wordprocessingShape" xmlns:wpsCustomData="http://www.wps.cn/officeDocument/2013/wpsCustomData" mc:Ignorable="w14 w15 wp14">
+<w:document xmlns:wpc="http://schemas.microsoft.com/office/word/2010/wordprocessingCanvas" xmlns:cx="http://schemas.microsoft.com/office/drawing/2014/chartex" xmlns:cx1="http://schemas.microsoft.com/office/drawing/2015/9/8/chartex" xmlns:cx2="http://schemas.microsoft.com/office/drawing/2015/10/21/chartex" xmlns:cx3="http://schemas.microsoft.com/office/drawing/2016/5/9/chartex" xmlns:cx4="http://schemas.microsoft.com/office/drawing/2016/5/10/chartex" xmlns:cx5="http://schemas.microsoft.com/office/drawing/2016/5/11/chartex" xmlns:cx6="http://schemas.microsoft.com/office/drawing/2016/5/12/chartex" xmlns:cx7="http://schemas.microsoft.com/office/drawing/2016/5/13/chartex" xmlns:cx8="http://schemas.microsoft.com/office/drawing/2016/5/14/chartex" xmlns:mc="http://schemas.openxmlformats.org/markup-compatibility/2006" xmlns:aink="http://schemas.microsoft.com/office/drawing/2016/ink" xmlns:am3d="http://schemas.microsoft.com/office/drawing/2017/model3d" xmlns:o="urn:schemas-microsoft-com:office:office" xmlns:oel="http://schemas.microsoft.com/office/2019/extlst" xmlns:r="http://schemas.openxmlformats.org/officeDocument/2006/relationships" xmlns:m="http://schemas.openxmlformats.org/officeDocument/2006/math" xmlns:v="urn:schemas-microsoft-com:vml" xmlns:wp14="http://schemas.microsoft.com/office/word/2010/wordprocessingDrawing" xmlns:wp="http://schemas.openxmlformats.org/drawingml/2006/wordprocessingDrawing" xmlns:w10="urn:schemas-microsoft-com:office:word" xmlns:w="http://schemas.openxmlformats.org/wordprocessingml/2006/main" xmlns:w14="http://schemas.microsoft.com/office/word/2010/wordml" xmlns:w15="http://schemas.microsoft.com/office/word/2012/wordml" xmlns:w16cex="http://schemas.microsoft.com/office/word/2018/wordml/cex" xmlns:w16cid="http://schemas.microsoft.com/office/word/2016/wordml/cid" xmlns:w16="http://schemas.microsoft.com/office/word/2018/wordml" xmlns:w16sdtdh="http://schemas.microsoft.com/office/word/2020/wordml/sdtdatahash" xmlns:w16se="http://schemas.microsoft.com/office/word/2015/wordml/symex" xmlns:wpg="http://schemas.microsoft.com/office/word/2010/wordprocessingGroup" xmlns:wpi="http://schemas.microsoft.com/office/word/2010/wordprocessingInk" xmlns:wne="http://schemas.microsoft.com/office/word/2006/wordml" xmlns:wps="http://schemas.microsoft.com/office/word/2010/wordprocessingShape" mc:Ignorable="w14 w15 w16se w16cid w16 w16cex w16sdtdh wp14">
   <w:body>
     <w:p>
       <w:pPr>
@@ -91,12 +91,21 @@
           <w:sz w:val="28"/>
         </w:rPr>
       </w:pPr>
-      <w:r>
-        <w:rPr>
-          <w:b/>
-          <w:sz w:val="28"/>
-        </w:rPr>
-        <w:t>Maxsuel Rodrigues Santos</w:t>
+      <w:proofErr w:type="spellStart"/>
+      <w:r>
+        <w:rPr>
+          <w:b/>
+          <w:sz w:val="28"/>
+        </w:rPr>
+        <w:t>Maxsuel</w:t>
+      </w:r>
+      <w:proofErr w:type="spellEnd"/>
+      <w:r>
+        <w:rPr>
+          <w:b/>
+          <w:sz w:val="28"/>
+        </w:rPr>
+        <w:t xml:space="preserve"> Rodrigues Santos</w:t>
       </w:r>
     </w:p>
     <w:p>
@@ -107,12 +116,21 @@
           <w:sz w:val="28"/>
         </w:rPr>
       </w:pPr>
-      <w:r>
-        <w:rPr>
-          <w:b/>
-          <w:sz w:val="28"/>
-        </w:rPr>
-        <w:t>Rhyan Augusto Rodrigues</w:t>
+      <w:proofErr w:type="spellStart"/>
+      <w:r>
+        <w:rPr>
+          <w:b/>
+          <w:sz w:val="28"/>
+        </w:rPr>
+        <w:t>Rhyan</w:t>
+      </w:r>
+      <w:proofErr w:type="spellEnd"/>
+      <w:r>
+        <w:rPr>
+          <w:b/>
+          <w:sz w:val="28"/>
+        </w:rPr>
+        <w:t xml:space="preserve"> Augusto Rodrigues</w:t>
       </w:r>
     </w:p>
     <w:p>
@@ -124,7 +142,23 @@
           <w:b/>
           <w:sz w:val="28"/>
         </w:rPr>
-        <w:t xml:space="preserve">Rafael Arauja Ladeira </w:t>
+        <w:t xml:space="preserve">Rafael </w:t>
+      </w:r>
+      <w:proofErr w:type="spellStart"/>
+      <w:r>
+        <w:rPr>
+          <w:b/>
+          <w:sz w:val="28"/>
+        </w:rPr>
+        <w:t>Arauja</w:t>
+      </w:r>
+      <w:proofErr w:type="spellEnd"/>
+      <w:r>
+        <w:rPr>
+          <w:b/>
+          <w:sz w:val="28"/>
+        </w:rPr>
+        <w:t xml:space="preserve"> Ladeira </w:t>
       </w:r>
     </w:p>
     <w:p/>
@@ -215,6 +249,7 @@
           <w:b/>
           <w:sz w:val="28"/>
         </w:rPr>
+        <w:lastRenderedPageBreak/>
         <w:t>Júlio César Duque Júnior</w:t>
       </w:r>
     </w:p>
@@ -242,12 +277,21 @@
           <w:sz w:val="28"/>
         </w:rPr>
       </w:pPr>
-      <w:r>
-        <w:rPr>
-          <w:b/>
-          <w:sz w:val="28"/>
-        </w:rPr>
-        <w:t>Maxsuel Rodrigues Santos</w:t>
+      <w:proofErr w:type="spellStart"/>
+      <w:r>
+        <w:rPr>
+          <w:b/>
+          <w:sz w:val="28"/>
+        </w:rPr>
+        <w:t>Maxsuel</w:t>
+      </w:r>
+      <w:proofErr w:type="spellEnd"/>
+      <w:r>
+        <w:rPr>
+          <w:b/>
+          <w:sz w:val="28"/>
+        </w:rPr>
+        <w:t xml:space="preserve"> Rodrigues Santos</w:t>
       </w:r>
     </w:p>
     <w:p>
@@ -258,12 +302,21 @@
           <w:sz w:val="28"/>
         </w:rPr>
       </w:pPr>
-      <w:r>
-        <w:rPr>
-          <w:b/>
-          <w:sz w:val="28"/>
-        </w:rPr>
-        <w:t>Rhyan Augusto Rodrigues</w:t>
+      <w:proofErr w:type="spellStart"/>
+      <w:r>
+        <w:rPr>
+          <w:b/>
+          <w:sz w:val="28"/>
+        </w:rPr>
+        <w:t>Rhyan</w:t>
+      </w:r>
+      <w:proofErr w:type="spellEnd"/>
+      <w:r>
+        <w:rPr>
+          <w:b/>
+          <w:sz w:val="28"/>
+        </w:rPr>
+        <w:t xml:space="preserve"> Augusto Rodrigues</w:t>
       </w:r>
     </w:p>
     <w:p>
@@ -275,7 +328,23 @@
           <w:b/>
           <w:sz w:val="28"/>
         </w:rPr>
-        <w:t xml:space="preserve">Rafael Arauja Ladeira </w:t>
+        <w:t xml:space="preserve">Rafael </w:t>
+      </w:r>
+      <w:proofErr w:type="spellStart"/>
+      <w:r>
+        <w:rPr>
+          <w:b/>
+          <w:sz w:val="28"/>
+        </w:rPr>
+        <w:t>Arauja</w:t>
+      </w:r>
+      <w:proofErr w:type="spellEnd"/>
+      <w:r>
+        <w:rPr>
+          <w:b/>
+          <w:sz w:val="28"/>
+        </w:rPr>
+        <w:t xml:space="preserve"> Ladeira </w:t>
       </w:r>
     </w:p>
     <w:p/>
@@ -323,7 +392,35 @@
         <w:rPr>
           <w:sz w:val="22"/>
         </w:rPr>
-        <w:t xml:space="preserve">Trabalho de Conclusão de Curso apresentado ao curso Ensino Médio com Habilitação Profissional de Técnico em Desenvolvimento de Sistemas da ETEC Prof. Massuyuki Kawano, orientado pelo Prof. Me. </w:t>
+        <w:t xml:space="preserve">Trabalho de Conclusão de Curso apresentado ao curso Ensino Médio com Habilitação Profissional de Técnico em Desenvolvimento de Sistemas da ETEC Prof. </w:t>
+      </w:r>
+      <w:proofErr w:type="spellStart"/>
+      <w:r>
+        <w:rPr>
+          <w:sz w:val="22"/>
+        </w:rPr>
+        <w:t>Massuyuki</w:t>
+      </w:r>
+      <w:proofErr w:type="spellEnd"/>
+      <w:r>
+        <w:rPr>
+          <w:sz w:val="22"/>
+        </w:rPr>
+        <w:t xml:space="preserve"> </w:t>
+      </w:r>
+      <w:proofErr w:type="spellStart"/>
+      <w:r>
+        <w:rPr>
+          <w:sz w:val="22"/>
+        </w:rPr>
+        <w:t>Kawano</w:t>
+      </w:r>
+      <w:proofErr w:type="spellEnd"/>
+      <w:r>
+        <w:rPr>
+          <w:sz w:val="22"/>
+        </w:rPr>
+        <w:t xml:space="preserve">, orientado pelo Prof. Me. </w:t>
       </w:r>
       <w:r>
         <w:rPr>
@@ -378,7 +475,7 @@
     </w:p>
     <w:p>
       <w:pPr>
-        <w:pStyle w:val="16"/>
+        <w:pStyle w:val="Recuodecorpodetexto3"/>
         <w:ind w:firstLine="0"/>
         <w:jc w:val="center"/>
         <w:rPr>
@@ -399,12 +496,13 @@
           <w:szCs w:val="32"/>
           <w:lang w:val="en-US"/>
         </w:rPr>
+        <w:lastRenderedPageBreak/>
         <w:t>ETEC PROF. MASSUYUKI KAWANO</w:t>
       </w:r>
     </w:p>
     <w:p>
       <w:pPr>
-        <w:pStyle w:val="16"/>
+        <w:pStyle w:val="Recuodecorpodetexto3"/>
         <w:ind w:firstLine="0"/>
         <w:jc w:val="center"/>
         <w:rPr>
@@ -424,7 +522,7 @@
     </w:p>
     <w:p>
       <w:pPr>
-        <w:pStyle w:val="16"/>
+        <w:pStyle w:val="Recuodecorpodetexto3"/>
         <w:ind w:firstLine="0"/>
         <w:jc w:val="center"/>
         <w:rPr>
@@ -472,12 +570,21 @@
           <w:sz w:val="28"/>
         </w:rPr>
       </w:pPr>
-      <w:r>
-        <w:rPr>
-          <w:b/>
-          <w:sz w:val="28"/>
-        </w:rPr>
-        <w:t>Maxsuel Rodrigues Santos</w:t>
+      <w:proofErr w:type="spellStart"/>
+      <w:r>
+        <w:rPr>
+          <w:b/>
+          <w:sz w:val="28"/>
+        </w:rPr>
+        <w:t>Maxsuel</w:t>
+      </w:r>
+      <w:proofErr w:type="spellEnd"/>
+      <w:r>
+        <w:rPr>
+          <w:b/>
+          <w:sz w:val="28"/>
+        </w:rPr>
+        <w:t xml:space="preserve"> Rodrigues Santos</w:t>
       </w:r>
     </w:p>
     <w:p>
@@ -488,12 +595,21 @@
           <w:sz w:val="28"/>
         </w:rPr>
       </w:pPr>
-      <w:r>
-        <w:rPr>
-          <w:b/>
-          <w:sz w:val="28"/>
-        </w:rPr>
-        <w:t>Rhyan Augusto Rodrigues</w:t>
+      <w:proofErr w:type="spellStart"/>
+      <w:r>
+        <w:rPr>
+          <w:b/>
+          <w:sz w:val="28"/>
+        </w:rPr>
+        <w:t>Rhyan</w:t>
+      </w:r>
+      <w:proofErr w:type="spellEnd"/>
+      <w:r>
+        <w:rPr>
+          <w:b/>
+          <w:sz w:val="28"/>
+        </w:rPr>
+        <w:t xml:space="preserve"> Augusto Rodrigues</w:t>
       </w:r>
     </w:p>
     <w:p>
@@ -505,7 +621,23 @@
           <w:b/>
           <w:sz w:val="28"/>
         </w:rPr>
-        <w:t xml:space="preserve">Rafael Arauja Ladeira </w:t>
+        <w:t xml:space="preserve">Rafael </w:t>
+      </w:r>
+      <w:proofErr w:type="spellStart"/>
+      <w:r>
+        <w:rPr>
+          <w:b/>
+          <w:sz w:val="28"/>
+        </w:rPr>
+        <w:t>Arauja</w:t>
+      </w:r>
+      <w:proofErr w:type="spellEnd"/>
+      <w:r>
+        <w:rPr>
+          <w:b/>
+          <w:sz w:val="28"/>
+        </w:rPr>
+        <w:t xml:space="preserve"> Ladeira </w:t>
       </w:r>
     </w:p>
     <w:p>
@@ -549,7 +681,7 @@
     </w:p>
     <w:p>
       <w:pPr>
-        <w:pStyle w:val="16"/>
+        <w:pStyle w:val="Recuodecorpodetexto3"/>
         <w:ind w:firstLine="0"/>
         <w:jc w:val="center"/>
         <w:rPr>
@@ -768,6 +900,7 @@
           <w:b/>
           <w:sz w:val="28"/>
         </w:rPr>
+        <w:lastRenderedPageBreak/>
         <w:t>Agradecimento (Opcional)</w:t>
       </w:r>
     </w:p>
@@ -800,6 +933,7 @@
           <w:b/>
           <w:bCs/>
         </w:rPr>
+        <w:lastRenderedPageBreak/>
         <w:t>Resumo</w:t>
       </w:r>
     </w:p>
@@ -814,7 +948,31 @@
     </w:p>
     <w:p>
       <w:r>
-        <w:t>A transformação tecnológica no setor varejista tem impulsionado a adoção de sistemas informatizados para aumentar a eficiência operacional, especialmente em supermercados. Diante de desafios como falta de organização na reposição de produtos, dificuldade de controle de escalas e ausência de informações em tempo real, este trabalho propõe o desenvolvimento de um Sistema de Controle de Estoque e Escala de Repositores. A solução é composta por uma API em Node.js com Express, um front-end em Vite.js e um aplicativo mobile em React Native com Expo. Estudos e dados recentes mostram que a automação reduz perdas, melhora a comunicação interna e aumenta o desempenho financeiro das empresas. Assim, o projeto apresenta-se como uma ferramenta acessível e eficiente para pequenos e médios supermercados, promovendo otimização de processos, integração de informações e suporte à tomada de decisão. Além disso, oferece uma oportunidade de aplicação prática de conhecimentos adquiridos no curso técnico em Desenvolvimento de Sistemas.</w:t>
+        <w:t>A transformação tecnológica no setor varejista tem impulsionado a adoção de sistemas informatizados para aumentar a eficiência operacional, especialmente em supermercados. Diante de desafios como falta de organização na reposição de produtos, dificuldade de controle de escalas e ausência de informações em tempo real, este trabalho propõe o desenvolvimento de um Sistema de Controle de Estoque e Escala de Repositores. A solução é composta por uma API em Node.js com Express, um front-</w:t>
+      </w:r>
+      <w:proofErr w:type="spellStart"/>
+      <w:r>
+        <w:t>end</w:t>
+      </w:r>
+      <w:proofErr w:type="spellEnd"/>
+      <w:r>
+        <w:t xml:space="preserve"> em Vite.js e um aplicativo mobile em </w:t>
+      </w:r>
+      <w:proofErr w:type="spellStart"/>
+      <w:r>
+        <w:t>React</w:t>
+      </w:r>
+      <w:proofErr w:type="spellEnd"/>
+      <w:r>
+        <w:t xml:space="preserve"> </w:t>
+      </w:r>
+      <w:proofErr w:type="spellStart"/>
+      <w:r>
+        <w:t>Native</w:t>
+      </w:r>
+      <w:proofErr w:type="spellEnd"/>
+      <w:r>
+        <w:t xml:space="preserve"> com Expo. Estudos e dados recentes mostram que a automação reduz perdas, melhora a comunicação interna e aumenta o desempenho financeiro das empresas. Assim, o projeto apresenta-se como uma ferramenta acessível e eficiente para pequenos e médios supermercados, promovendo otimização de processos, integração de informações e suporte à tomada de decisão. Além disso, oferece uma oportunidade de aplicação prática de conhecimentos adquiridos no curso técnico em Desenvolvimento de Sistemas.</w:t>
       </w:r>
     </w:p>
     <w:p/>
@@ -848,6 +1006,7 @@
           <w:b/>
           <w:sz w:val="28"/>
         </w:rPr>
+        <w:lastRenderedPageBreak/>
         <w:t>LISTA DE ILUSTRAÇÕES</w:t>
       </w:r>
     </w:p>
@@ -900,13 +1059,14 @@
           <w:b/>
           <w:sz w:val="28"/>
         </w:rPr>
+        <w:lastRenderedPageBreak/>
         <w:t>LISTA DE QUADROS</w:t>
       </w:r>
     </w:p>
     <w:p/>
     <w:p>
       <w:pPr>
-        <w:pStyle w:val="11"/>
+        <w:pStyle w:val="ndicedeilustraes"/>
         <w:tabs>
           <w:tab w:val="right" w:leader="dot" w:pos="9061"/>
         </w:tabs>
@@ -920,86 +1080,66 @@
       <w:r>
         <w:fldChar w:fldCharType="separate"/>
       </w:r>
-      <w:r>
-        <w:fldChar w:fldCharType="begin"/>
-      </w:r>
-      <w:r>
-        <w:instrText xml:space="preserve"> HYPERLINK \l "_Toc120274695" </w:instrText>
-      </w:r>
-      <w:r>
-        <w:fldChar w:fldCharType="separate"/>
-      </w:r>
-      <w:r>
-        <w:rPr>
-          <w:rStyle w:val="9"/>
-        </w:rPr>
-        <w:t>Quadro 1 - Atividades do 1º semestre de 2022</w:t>
-      </w:r>
-      <w:r>
-        <w:tab/>
-      </w:r>
-      <w:r>
-        <w:fldChar w:fldCharType="begin"/>
-      </w:r>
-      <w:r>
-        <w:instrText xml:space="preserve"> PAGEREF _Toc120274695 \h </w:instrText>
-      </w:r>
-      <w:r>
-        <w:fldChar w:fldCharType="separate"/>
-      </w:r>
-      <w:r>
-        <w:t>13</w:t>
-      </w:r>
-      <w:r>
-        <w:fldChar w:fldCharType="end"/>
-      </w:r>
-      <w:r>
-        <w:fldChar w:fldCharType="end"/>
-      </w:r>
-    </w:p>
-    <w:p>
-      <w:pPr>
-        <w:pStyle w:val="11"/>
+      <w:hyperlink w:anchor="_Toc120274695" w:history="1">
+        <w:r>
+          <w:rPr>
+            <w:rStyle w:val="Hyperlink"/>
+          </w:rPr>
+          <w:t>Quadro 1 - Atividades do 1º semestre de 2022</w:t>
+        </w:r>
+        <w:r>
+          <w:tab/>
+        </w:r>
+        <w:r>
+          <w:fldChar w:fldCharType="begin"/>
+        </w:r>
+        <w:r>
+          <w:instrText xml:space="preserve"> PAGEREF _Toc120274695 \h </w:instrText>
+        </w:r>
+        <w:r>
+          <w:fldChar w:fldCharType="separate"/>
+        </w:r>
+        <w:r>
+          <w:t>13</w:t>
+        </w:r>
+        <w:r>
+          <w:fldChar w:fldCharType="end"/>
+        </w:r>
+      </w:hyperlink>
+    </w:p>
+    <w:p>
+      <w:pPr>
+        <w:pStyle w:val="ndicedeilustraes"/>
         <w:tabs>
           <w:tab w:val="right" w:leader="dot" w:pos="9061"/>
         </w:tabs>
       </w:pPr>
-      <w:r>
-        <w:fldChar w:fldCharType="begin"/>
-      </w:r>
-      <w:r>
-        <w:instrText xml:space="preserve"> HYPERLINK \l "_Toc120274696" </w:instrText>
-      </w:r>
-      <w:r>
-        <w:fldChar w:fldCharType="separate"/>
-      </w:r>
-      <w:r>
-        <w:rPr>
-          <w:rStyle w:val="9"/>
-        </w:rPr>
-        <w:t>Quadro 2 - Atividades 2º semestre 2022</w:t>
-      </w:r>
-      <w:r>
-        <w:tab/>
-      </w:r>
-      <w:r>
-        <w:fldChar w:fldCharType="begin"/>
-      </w:r>
-      <w:r>
-        <w:instrText xml:space="preserve"> PAGEREF _Toc120274696 \h </w:instrText>
-      </w:r>
-      <w:r>
-        <w:fldChar w:fldCharType="separate"/>
-      </w:r>
-      <w:r>
-        <w:t>13</w:t>
-      </w:r>
-      <w:r>
-        <w:fldChar w:fldCharType="end"/>
-      </w:r>
-      <w:r>
-        <w:fldChar w:fldCharType="end"/>
-      </w:r>
+      <w:hyperlink w:anchor="_Toc120274696" w:history="1">
+        <w:r>
+          <w:rPr>
+            <w:rStyle w:val="Hyperlink"/>
+          </w:rPr>
+          <w:t>Quadro 2 - Atividades 2º semestre 2022</w:t>
+        </w:r>
+        <w:r>
+          <w:tab/>
+        </w:r>
+        <w:r>
+          <w:fldChar w:fldCharType="begin"/>
+        </w:r>
+        <w:r>
+          <w:instrText xml:space="preserve"> PAGEREF _Toc120274696 \h </w:instrText>
+        </w:r>
+        <w:r>
+          <w:fldChar w:fldCharType="separate"/>
+        </w:r>
+        <w:r>
+          <w:t>13</w:t>
+        </w:r>
+        <w:r>
+          <w:fldChar w:fldCharType="end"/>
+        </w:r>
+      </w:hyperlink>
     </w:p>
     <w:p>
       <w:r>
@@ -1031,6 +1171,7 @@
           <w:b/>
           <w:sz w:val="28"/>
         </w:rPr>
+        <w:lastRenderedPageBreak/>
         <w:t>LISTA DE TABELAS</w:t>
       </w:r>
     </w:p>
@@ -1089,6 +1230,7 @@
           <w:b/>
           <w:sz w:val="28"/>
         </w:rPr>
+        <w:lastRenderedPageBreak/>
         <w:t>LISTA DE ABREVIATURAS E SIGLAS</w:t>
       </w:r>
     </w:p>
@@ -1123,6 +1265,7 @@
           <w:b/>
           <w:sz w:val="28"/>
         </w:rPr>
+        <w:lastRenderedPageBreak/>
         <w:t>SUMÁRIO</w:t>
       </w:r>
     </w:p>
@@ -1138,10 +1281,10 @@
     <w:sdt>
       <w:sdtPr>
         <w:rPr>
-          <w:rFonts w:asciiTheme="majorHAnsi" w:hAnsiTheme="majorHAnsi" w:eastAsiaTheme="majorEastAsia" w:cstheme="majorBidi"/>
+          <w:rFonts w:asciiTheme="majorHAnsi" w:eastAsiaTheme="majorEastAsia" w:hAnsiTheme="majorHAnsi" w:cstheme="majorBidi"/>
           <w:b/>
           <w:bCs/>
-          <w:color w:val="376092" w:themeColor="accent1" w:themeShade="BF"/>
+          <w:color w:val="365F91" w:themeColor="accent1" w:themeShade="BF"/>
           <w:sz w:val="28"/>
           <w:szCs w:val="28"/>
           <w:lang w:eastAsia="pt-BR"/>
@@ -1154,7 +1297,7 @@
       </w:sdtPr>
       <w:sdtEndPr>
         <w:rPr>
-          <w:rFonts w:ascii="Arial" w:hAnsi="Arial" w:eastAsiaTheme="minorHAnsi" w:cstheme="minorBidi"/>
+          <w:rFonts w:ascii="Arial" w:eastAsiaTheme="minorHAnsi" w:hAnsi="Arial" w:cstheme="minorBidi"/>
           <w:b w:val="0"/>
           <w:bCs w:val="0"/>
           <w:color w:val="auto"/>
@@ -1166,13 +1309,13 @@
       <w:sdtContent>
         <w:p>
           <w:pPr>
-            <w:pStyle w:val="19"/>
+            <w:pStyle w:val="Sumrio1"/>
             <w:tabs>
               <w:tab w:val="left" w:pos="480"/>
               <w:tab w:val="right" w:leader="dot" w:pos="9061"/>
             </w:tabs>
             <w:rPr>
-              <w:rFonts w:asciiTheme="minorHAnsi" w:hAnsiTheme="minorHAnsi" w:eastAsiaTheme="minorEastAsia"/>
+              <w:rFonts w:asciiTheme="minorHAnsi" w:eastAsiaTheme="minorEastAsia" w:hAnsiTheme="minorHAnsi"/>
               <w:sz w:val="22"/>
               <w:lang w:eastAsia="pt-BR"/>
             </w:rPr>
@@ -1186,620 +1329,520 @@
           <w:r>
             <w:fldChar w:fldCharType="separate"/>
           </w:r>
-          <w:r>
-            <w:fldChar w:fldCharType="begin"/>
-          </w:r>
-          <w:r>
-            <w:instrText xml:space="preserve"> HYPERLINK \l "_Toc120264418" </w:instrText>
-          </w:r>
-          <w:r>
-            <w:fldChar w:fldCharType="separate"/>
-          </w:r>
-          <w:r>
-            <w:rPr>
-              <w:rStyle w:val="9"/>
-              <w:b/>
-            </w:rPr>
-            <w:t>1.</w:t>
-          </w:r>
-          <w:r>
-            <w:rPr>
-              <w:rFonts w:asciiTheme="minorHAnsi" w:hAnsiTheme="minorHAnsi" w:eastAsiaTheme="minorEastAsia"/>
-              <w:sz w:val="22"/>
-              <w:lang w:eastAsia="pt-BR"/>
-            </w:rPr>
-            <w:tab/>
-          </w:r>
-          <w:r>
-            <w:rPr>
-              <w:rStyle w:val="9"/>
-              <w:b/>
-            </w:rPr>
-            <w:t>INTRODUÇÃO</w:t>
-          </w:r>
-          <w:r>
-            <w:tab/>
-          </w:r>
-          <w:r>
-            <w:fldChar w:fldCharType="begin"/>
-          </w:r>
-          <w:r>
-            <w:instrText xml:space="preserve"> PAGEREF _Toc120264418 \h </w:instrText>
-          </w:r>
-          <w:r>
-            <w:fldChar w:fldCharType="separate"/>
-          </w:r>
-          <w:r>
-            <w:t>10</w:t>
-          </w:r>
-          <w:r>
-            <w:fldChar w:fldCharType="end"/>
-          </w:r>
-          <w:r>
-            <w:fldChar w:fldCharType="end"/>
-          </w:r>
+          <w:hyperlink w:anchor="_Toc120264418" w:history="1">
+            <w:r>
+              <w:rPr>
+                <w:rStyle w:val="Hyperlink"/>
+                <w:b/>
+              </w:rPr>
+              <w:t>1.</w:t>
+            </w:r>
+            <w:r>
+              <w:rPr>
+                <w:rFonts w:asciiTheme="minorHAnsi" w:eastAsiaTheme="minorEastAsia" w:hAnsiTheme="minorHAnsi"/>
+                <w:sz w:val="22"/>
+                <w:lang w:eastAsia="pt-BR"/>
+              </w:rPr>
+              <w:tab/>
+            </w:r>
+            <w:r>
+              <w:rPr>
+                <w:rStyle w:val="Hyperlink"/>
+                <w:b/>
+              </w:rPr>
+              <w:t>INTRODUÇÃO</w:t>
+            </w:r>
+            <w:r>
+              <w:tab/>
+            </w:r>
+            <w:r>
+              <w:fldChar w:fldCharType="begin"/>
+            </w:r>
+            <w:r>
+              <w:instrText xml:space="preserve"> PAGEREF _Toc120264418 \h </w:instrText>
+            </w:r>
+            <w:r>
+              <w:fldChar w:fldCharType="separate"/>
+            </w:r>
+            <w:r>
+              <w:t>10</w:t>
+            </w:r>
+            <w:r>
+              <w:fldChar w:fldCharType="end"/>
+            </w:r>
+          </w:hyperlink>
         </w:p>
         <w:p>
           <w:pPr>
-            <w:pStyle w:val="19"/>
+            <w:pStyle w:val="Sumrio1"/>
             <w:tabs>
               <w:tab w:val="left" w:pos="480"/>
               <w:tab w:val="right" w:leader="dot" w:pos="9061"/>
             </w:tabs>
             <w:rPr>
-              <w:rFonts w:asciiTheme="minorHAnsi" w:hAnsiTheme="minorHAnsi" w:eastAsiaTheme="minorEastAsia"/>
+              <w:rFonts w:asciiTheme="minorHAnsi" w:eastAsiaTheme="minorEastAsia" w:hAnsiTheme="minorHAnsi"/>
               <w:sz w:val="22"/>
               <w:lang w:eastAsia="pt-BR"/>
             </w:rPr>
           </w:pPr>
-          <w:r>
-            <w:fldChar w:fldCharType="begin"/>
-          </w:r>
-          <w:r>
-            <w:instrText xml:space="preserve"> HYPERLINK \l "_Toc120264419" </w:instrText>
-          </w:r>
-          <w:r>
-            <w:fldChar w:fldCharType="separate"/>
-          </w:r>
-          <w:r>
-            <w:rPr>
-              <w:rStyle w:val="9"/>
-              <w:b/>
-            </w:rPr>
-            <w:t>2.</w:t>
-          </w:r>
-          <w:r>
-            <w:rPr>
-              <w:rFonts w:asciiTheme="minorHAnsi" w:hAnsiTheme="minorHAnsi" w:eastAsiaTheme="minorEastAsia"/>
-              <w:sz w:val="22"/>
-              <w:lang w:eastAsia="pt-BR"/>
-            </w:rPr>
-            <w:tab/>
-          </w:r>
-          <w:r>
-            <w:rPr>
-              <w:rStyle w:val="9"/>
-              <w:b/>
-            </w:rPr>
-            <w:t>DADOS DO PROJETO</w:t>
-          </w:r>
-          <w:r>
-            <w:tab/>
-          </w:r>
-          <w:r>
-            <w:fldChar w:fldCharType="begin"/>
-          </w:r>
-          <w:r>
-            <w:instrText xml:space="preserve"> PAGEREF _Toc120264419 \h </w:instrText>
-          </w:r>
-          <w:r>
-            <w:fldChar w:fldCharType="separate"/>
-          </w:r>
-          <w:r>
-            <w:t>12</w:t>
-          </w:r>
-          <w:r>
-            <w:fldChar w:fldCharType="end"/>
-          </w:r>
-          <w:r>
-            <w:fldChar w:fldCharType="end"/>
-          </w:r>
+          <w:hyperlink w:anchor="_Toc120264419" w:history="1">
+            <w:r>
+              <w:rPr>
+                <w:rStyle w:val="Hyperlink"/>
+                <w:b/>
+              </w:rPr>
+              <w:t>2.</w:t>
+            </w:r>
+            <w:r>
+              <w:rPr>
+                <w:rFonts w:asciiTheme="minorHAnsi" w:eastAsiaTheme="minorEastAsia" w:hAnsiTheme="minorHAnsi"/>
+                <w:sz w:val="22"/>
+                <w:lang w:eastAsia="pt-BR"/>
+              </w:rPr>
+              <w:tab/>
+            </w:r>
+            <w:r>
+              <w:rPr>
+                <w:rStyle w:val="Hyperlink"/>
+                <w:b/>
+              </w:rPr>
+              <w:t>DADOS DO PROJETO</w:t>
+            </w:r>
+            <w:r>
+              <w:tab/>
+            </w:r>
+            <w:r>
+              <w:fldChar w:fldCharType="begin"/>
+            </w:r>
+            <w:r>
+              <w:instrText xml:space="preserve"> PAGEREF _Toc120264419 \h </w:instrText>
+            </w:r>
+            <w:r>
+              <w:fldChar w:fldCharType="separate"/>
+            </w:r>
+            <w:r>
+              <w:t>12</w:t>
+            </w:r>
+            <w:r>
+              <w:fldChar w:fldCharType="end"/>
+            </w:r>
+          </w:hyperlink>
         </w:p>
         <w:p>
           <w:pPr>
-            <w:pStyle w:val="19"/>
+            <w:pStyle w:val="Sumrio1"/>
             <w:tabs>
               <w:tab w:val="left" w:pos="480"/>
               <w:tab w:val="right" w:leader="dot" w:pos="9061"/>
             </w:tabs>
             <w:rPr>
-              <w:rFonts w:asciiTheme="minorHAnsi" w:hAnsiTheme="minorHAnsi" w:eastAsiaTheme="minorEastAsia"/>
+              <w:rFonts w:asciiTheme="minorHAnsi" w:eastAsiaTheme="minorEastAsia" w:hAnsiTheme="minorHAnsi"/>
               <w:sz w:val="22"/>
               <w:lang w:eastAsia="pt-BR"/>
             </w:rPr>
           </w:pPr>
-          <w:r>
-            <w:fldChar w:fldCharType="begin"/>
-          </w:r>
-          <w:r>
-            <w:instrText xml:space="preserve"> HYPERLINK \l "_Toc120264420" </w:instrText>
-          </w:r>
-          <w:r>
-            <w:fldChar w:fldCharType="separate"/>
-          </w:r>
-          <w:r>
-            <w:rPr>
-              <w:rStyle w:val="9"/>
-              <w:b/>
-            </w:rPr>
-            <w:t>3.</w:t>
-          </w:r>
-          <w:r>
-            <w:rPr>
-              <w:rFonts w:asciiTheme="minorHAnsi" w:hAnsiTheme="minorHAnsi" w:eastAsiaTheme="minorEastAsia"/>
-              <w:sz w:val="22"/>
-              <w:lang w:eastAsia="pt-BR"/>
-            </w:rPr>
-            <w:tab/>
-          </w:r>
-          <w:r>
-            <w:rPr>
-              <w:rStyle w:val="9"/>
-              <w:b/>
-            </w:rPr>
-            <w:t>CRONOGRAMA DAS ATIVIDADES/METAS</w:t>
-          </w:r>
-          <w:r>
-            <w:tab/>
-          </w:r>
-          <w:r>
-            <w:fldChar w:fldCharType="begin"/>
-          </w:r>
-          <w:r>
-            <w:instrText xml:space="preserve"> PAGEREF _Toc120264420 \h </w:instrText>
-          </w:r>
-          <w:r>
-            <w:fldChar w:fldCharType="separate"/>
-          </w:r>
-          <w:r>
-            <w:t>13</w:t>
-          </w:r>
-          <w:r>
-            <w:fldChar w:fldCharType="end"/>
-          </w:r>
-          <w:r>
-            <w:fldChar w:fldCharType="end"/>
-          </w:r>
+          <w:hyperlink w:anchor="_Toc120264420" w:history="1">
+            <w:r>
+              <w:rPr>
+                <w:rStyle w:val="Hyperlink"/>
+                <w:b/>
+              </w:rPr>
+              <w:t>3.</w:t>
+            </w:r>
+            <w:r>
+              <w:rPr>
+                <w:rFonts w:asciiTheme="minorHAnsi" w:eastAsiaTheme="minorEastAsia" w:hAnsiTheme="minorHAnsi"/>
+                <w:sz w:val="22"/>
+                <w:lang w:eastAsia="pt-BR"/>
+              </w:rPr>
+              <w:tab/>
+            </w:r>
+            <w:r>
+              <w:rPr>
+                <w:rStyle w:val="Hyperlink"/>
+                <w:b/>
+              </w:rPr>
+              <w:t>CRONOGRAMA DAS ATIVIDADES/METAS</w:t>
+            </w:r>
+            <w:r>
+              <w:tab/>
+            </w:r>
+            <w:r>
+              <w:fldChar w:fldCharType="begin"/>
+            </w:r>
+            <w:r>
+              <w:instrText xml:space="preserve"> PAGEREF _Toc120264420 \h </w:instrText>
+            </w:r>
+            <w:r>
+              <w:fldChar w:fldCharType="separate"/>
+            </w:r>
+            <w:r>
+              <w:t>13</w:t>
+            </w:r>
+            <w:r>
+              <w:fldChar w:fldCharType="end"/>
+            </w:r>
+          </w:hyperlink>
         </w:p>
         <w:p>
           <w:pPr>
-            <w:pStyle w:val="19"/>
+            <w:pStyle w:val="Sumrio1"/>
             <w:tabs>
               <w:tab w:val="left" w:pos="480"/>
               <w:tab w:val="right" w:leader="dot" w:pos="9061"/>
             </w:tabs>
             <w:rPr>
-              <w:rFonts w:asciiTheme="minorHAnsi" w:hAnsiTheme="minorHAnsi" w:eastAsiaTheme="minorEastAsia"/>
+              <w:rFonts w:asciiTheme="minorHAnsi" w:eastAsiaTheme="minorEastAsia" w:hAnsiTheme="minorHAnsi"/>
               <w:sz w:val="22"/>
               <w:lang w:eastAsia="pt-BR"/>
             </w:rPr>
           </w:pPr>
-          <w:r>
-            <w:fldChar w:fldCharType="begin"/>
-          </w:r>
-          <w:r>
-            <w:instrText xml:space="preserve"> HYPERLINK \l "_Toc120264421" </w:instrText>
-          </w:r>
-          <w:r>
-            <w:fldChar w:fldCharType="separate"/>
-          </w:r>
-          <w:r>
-            <w:rPr>
-              <w:rStyle w:val="9"/>
-              <w:b/>
-            </w:rPr>
-            <w:t>4.</w:t>
-          </w:r>
-          <w:r>
-            <w:rPr>
-              <w:rFonts w:asciiTheme="minorHAnsi" w:hAnsiTheme="minorHAnsi" w:eastAsiaTheme="minorEastAsia"/>
-              <w:sz w:val="22"/>
-              <w:lang w:eastAsia="pt-BR"/>
-            </w:rPr>
-            <w:tab/>
-          </w:r>
-          <w:r>
-            <w:rPr>
-              <w:rStyle w:val="9"/>
-              <w:b/>
-            </w:rPr>
-            <w:t>OBJETIVOS</w:t>
-          </w:r>
-          <w:r>
-            <w:tab/>
-          </w:r>
-          <w:r>
-            <w:fldChar w:fldCharType="begin"/>
-          </w:r>
-          <w:r>
-            <w:instrText xml:space="preserve"> PAGEREF _Toc120264421 \h </w:instrText>
-          </w:r>
-          <w:r>
-            <w:fldChar w:fldCharType="separate"/>
-          </w:r>
-          <w:r>
-            <w:t>15</w:t>
-          </w:r>
-          <w:r>
-            <w:fldChar w:fldCharType="end"/>
-          </w:r>
-          <w:r>
-            <w:fldChar w:fldCharType="end"/>
-          </w:r>
+          <w:hyperlink w:anchor="_Toc120264421" w:history="1">
+            <w:r>
+              <w:rPr>
+                <w:rStyle w:val="Hyperlink"/>
+                <w:b/>
+              </w:rPr>
+              <w:t>4.</w:t>
+            </w:r>
+            <w:r>
+              <w:rPr>
+                <w:rFonts w:asciiTheme="minorHAnsi" w:eastAsiaTheme="minorEastAsia" w:hAnsiTheme="minorHAnsi"/>
+                <w:sz w:val="22"/>
+                <w:lang w:eastAsia="pt-BR"/>
+              </w:rPr>
+              <w:tab/>
+            </w:r>
+            <w:r>
+              <w:rPr>
+                <w:rStyle w:val="Hyperlink"/>
+                <w:b/>
+              </w:rPr>
+              <w:t>OBJETIVOS</w:t>
+            </w:r>
+            <w:r>
+              <w:tab/>
+            </w:r>
+            <w:r>
+              <w:fldChar w:fldCharType="begin"/>
+            </w:r>
+            <w:r>
+              <w:instrText xml:space="preserve"> PAGEREF _Toc120264421 \h </w:instrText>
+            </w:r>
+            <w:r>
+              <w:fldChar w:fldCharType="separate"/>
+            </w:r>
+            <w:r>
+              <w:t>15</w:t>
+            </w:r>
+            <w:r>
+              <w:fldChar w:fldCharType="end"/>
+            </w:r>
+          </w:hyperlink>
         </w:p>
         <w:p>
           <w:pPr>
-            <w:pStyle w:val="19"/>
+            <w:pStyle w:val="Sumrio1"/>
             <w:tabs>
               <w:tab w:val="left" w:pos="480"/>
               <w:tab w:val="right" w:leader="dot" w:pos="9061"/>
             </w:tabs>
             <w:rPr>
-              <w:rFonts w:asciiTheme="minorHAnsi" w:hAnsiTheme="minorHAnsi" w:eastAsiaTheme="minorEastAsia"/>
+              <w:rFonts w:asciiTheme="minorHAnsi" w:eastAsiaTheme="minorEastAsia" w:hAnsiTheme="minorHAnsi"/>
               <w:sz w:val="22"/>
               <w:lang w:eastAsia="pt-BR"/>
             </w:rPr>
           </w:pPr>
-          <w:r>
-            <w:fldChar w:fldCharType="begin"/>
-          </w:r>
-          <w:r>
-            <w:instrText xml:space="preserve"> HYPERLINK \l "_Toc120264422" </w:instrText>
-          </w:r>
-          <w:r>
-            <w:fldChar w:fldCharType="separate"/>
-          </w:r>
-          <w:r>
-            <w:rPr>
-              <w:rStyle w:val="9"/>
-              <w:b/>
-            </w:rPr>
-            <w:t>5.</w:t>
-          </w:r>
-          <w:r>
-            <w:rPr>
-              <w:rFonts w:asciiTheme="minorHAnsi" w:hAnsiTheme="minorHAnsi" w:eastAsiaTheme="minorEastAsia"/>
-              <w:sz w:val="22"/>
-              <w:lang w:eastAsia="pt-BR"/>
-            </w:rPr>
-            <w:tab/>
-          </w:r>
-          <w:r>
-            <w:rPr>
-              <w:rStyle w:val="9"/>
-              <w:b/>
-            </w:rPr>
-            <w:t>MATERIAIS E MÉTODOS</w:t>
-          </w:r>
-          <w:r>
-            <w:tab/>
-          </w:r>
-          <w:r>
-            <w:fldChar w:fldCharType="begin"/>
-          </w:r>
-          <w:r>
-            <w:instrText xml:space="preserve"> PAGEREF _Toc120264422 \h </w:instrText>
-          </w:r>
-          <w:r>
-            <w:fldChar w:fldCharType="separate"/>
-          </w:r>
-          <w:r>
-            <w:t>17</w:t>
-          </w:r>
-          <w:r>
-            <w:fldChar w:fldCharType="end"/>
-          </w:r>
-          <w:r>
-            <w:fldChar w:fldCharType="end"/>
-          </w:r>
+          <w:hyperlink w:anchor="_Toc120264422" w:history="1">
+            <w:r>
+              <w:rPr>
+                <w:rStyle w:val="Hyperlink"/>
+                <w:b/>
+              </w:rPr>
+              <w:t>5.</w:t>
+            </w:r>
+            <w:r>
+              <w:rPr>
+                <w:rFonts w:asciiTheme="minorHAnsi" w:eastAsiaTheme="minorEastAsia" w:hAnsiTheme="minorHAnsi"/>
+                <w:sz w:val="22"/>
+                <w:lang w:eastAsia="pt-BR"/>
+              </w:rPr>
+              <w:tab/>
+            </w:r>
+            <w:r>
+              <w:rPr>
+                <w:rStyle w:val="Hyperlink"/>
+                <w:b/>
+              </w:rPr>
+              <w:t>MATERIAIS E MÉTODOS</w:t>
+            </w:r>
+            <w:r>
+              <w:tab/>
+            </w:r>
+            <w:r>
+              <w:fldChar w:fldCharType="begin"/>
+            </w:r>
+            <w:r>
+              <w:instrText xml:space="preserve"> PAGEREF _Toc120264422 \h </w:instrText>
+            </w:r>
+            <w:r>
+              <w:fldChar w:fldCharType="separate"/>
+            </w:r>
+            <w:r>
+              <w:t>17</w:t>
+            </w:r>
+            <w:r>
+              <w:fldChar w:fldCharType="end"/>
+            </w:r>
+          </w:hyperlink>
         </w:p>
         <w:p>
           <w:pPr>
-            <w:pStyle w:val="19"/>
+            <w:pStyle w:val="Sumrio1"/>
             <w:tabs>
               <w:tab w:val="left" w:pos="480"/>
               <w:tab w:val="right" w:leader="dot" w:pos="9061"/>
             </w:tabs>
             <w:rPr>
-              <w:rFonts w:asciiTheme="minorHAnsi" w:hAnsiTheme="minorHAnsi" w:eastAsiaTheme="minorEastAsia"/>
+              <w:rFonts w:asciiTheme="minorHAnsi" w:eastAsiaTheme="minorEastAsia" w:hAnsiTheme="minorHAnsi"/>
               <w:sz w:val="22"/>
               <w:lang w:eastAsia="pt-BR"/>
             </w:rPr>
           </w:pPr>
-          <w:r>
-            <w:fldChar w:fldCharType="begin"/>
-          </w:r>
-          <w:r>
-            <w:instrText xml:space="preserve"> HYPERLINK \l "_Toc120264423" </w:instrText>
-          </w:r>
-          <w:r>
-            <w:fldChar w:fldCharType="separate"/>
-          </w:r>
-          <w:r>
-            <w:rPr>
-              <w:rStyle w:val="9"/>
-              <w:b/>
-            </w:rPr>
-            <w:t>6.</w:t>
-          </w:r>
-          <w:r>
-            <w:rPr>
-              <w:rFonts w:asciiTheme="minorHAnsi" w:hAnsiTheme="minorHAnsi" w:eastAsiaTheme="minorEastAsia"/>
-              <w:sz w:val="22"/>
-              <w:lang w:eastAsia="pt-BR"/>
-            </w:rPr>
-            <w:tab/>
-          </w:r>
-          <w:r>
-            <w:rPr>
-              <w:rStyle w:val="9"/>
-              <w:b/>
-            </w:rPr>
-            <w:t>ORÇAMENTO OU MEMORIAL DE CÁLCULO</w:t>
-          </w:r>
-          <w:r>
-            <w:tab/>
-          </w:r>
-          <w:r>
-            <w:fldChar w:fldCharType="begin"/>
-          </w:r>
-          <w:r>
-            <w:instrText xml:space="preserve"> PAGEREF _Toc120264423 \h </w:instrText>
-          </w:r>
-          <w:r>
-            <w:fldChar w:fldCharType="separate"/>
-          </w:r>
-          <w:r>
-            <w:t>19</w:t>
-          </w:r>
-          <w:r>
-            <w:fldChar w:fldCharType="end"/>
-          </w:r>
-          <w:r>
-            <w:fldChar w:fldCharType="end"/>
-          </w:r>
+          <w:hyperlink w:anchor="_Toc120264423" w:history="1">
+            <w:r>
+              <w:rPr>
+                <w:rStyle w:val="Hyperlink"/>
+                <w:b/>
+              </w:rPr>
+              <w:t>6.</w:t>
+            </w:r>
+            <w:r>
+              <w:rPr>
+                <w:rFonts w:asciiTheme="minorHAnsi" w:eastAsiaTheme="minorEastAsia" w:hAnsiTheme="minorHAnsi"/>
+                <w:sz w:val="22"/>
+                <w:lang w:eastAsia="pt-BR"/>
+              </w:rPr>
+              <w:tab/>
+            </w:r>
+            <w:r>
+              <w:rPr>
+                <w:rStyle w:val="Hyperlink"/>
+                <w:b/>
+              </w:rPr>
+              <w:t>ORÇAMENTO OU MEMORIAL DE CÁLCULO</w:t>
+            </w:r>
+            <w:r>
+              <w:tab/>
+            </w:r>
+            <w:r>
+              <w:fldChar w:fldCharType="begin"/>
+            </w:r>
+            <w:r>
+              <w:instrText xml:space="preserve"> PAGEREF _Toc120264423 \h </w:instrText>
+            </w:r>
+            <w:r>
+              <w:fldChar w:fldCharType="separate"/>
+            </w:r>
+            <w:r>
+              <w:t>19</w:t>
+            </w:r>
+            <w:r>
+              <w:fldChar w:fldCharType="end"/>
+            </w:r>
+          </w:hyperlink>
         </w:p>
         <w:p>
           <w:pPr>
-            <w:pStyle w:val="19"/>
+            <w:pStyle w:val="Sumrio1"/>
             <w:tabs>
               <w:tab w:val="left" w:pos="480"/>
               <w:tab w:val="right" w:leader="dot" w:pos="9061"/>
             </w:tabs>
             <w:rPr>
-              <w:rFonts w:asciiTheme="minorHAnsi" w:hAnsiTheme="minorHAnsi" w:eastAsiaTheme="minorEastAsia"/>
+              <w:rFonts w:asciiTheme="minorHAnsi" w:eastAsiaTheme="minorEastAsia" w:hAnsiTheme="minorHAnsi"/>
               <w:sz w:val="22"/>
               <w:lang w:eastAsia="pt-BR"/>
             </w:rPr>
           </w:pPr>
-          <w:r>
-            <w:fldChar w:fldCharType="begin"/>
-          </w:r>
-          <w:r>
-            <w:instrText xml:space="preserve"> HYPERLINK \l "_Toc120264424" </w:instrText>
-          </w:r>
-          <w:r>
-            <w:fldChar w:fldCharType="separate"/>
-          </w:r>
-          <w:r>
-            <w:rPr>
-              <w:rStyle w:val="9"/>
-              <w:b/>
-            </w:rPr>
-            <w:t>7.</w:t>
-          </w:r>
-          <w:r>
-            <w:rPr>
-              <w:rFonts w:asciiTheme="minorHAnsi" w:hAnsiTheme="minorHAnsi" w:eastAsiaTheme="minorEastAsia"/>
-              <w:sz w:val="22"/>
-              <w:lang w:eastAsia="pt-BR"/>
-            </w:rPr>
-            <w:tab/>
-          </w:r>
-          <w:r>
-            <w:rPr>
-              <w:rStyle w:val="9"/>
-              <w:b/>
-            </w:rPr>
-            <w:t>MONITORAMENTO OU AVALIAÇÃO</w:t>
-          </w:r>
-          <w:r>
-            <w:tab/>
-          </w:r>
-          <w:r>
-            <w:fldChar w:fldCharType="begin"/>
-          </w:r>
-          <w:r>
-            <w:instrText xml:space="preserve"> PAGEREF _Toc120264424 \h </w:instrText>
-          </w:r>
-          <w:r>
-            <w:fldChar w:fldCharType="separate"/>
-          </w:r>
-          <w:r>
-            <w:t>20</w:t>
-          </w:r>
-          <w:r>
-            <w:fldChar w:fldCharType="end"/>
-          </w:r>
-          <w:r>
-            <w:fldChar w:fldCharType="end"/>
-          </w:r>
+          <w:hyperlink w:anchor="_Toc120264424" w:history="1">
+            <w:r>
+              <w:rPr>
+                <w:rStyle w:val="Hyperlink"/>
+                <w:b/>
+              </w:rPr>
+              <w:t>7.</w:t>
+            </w:r>
+            <w:r>
+              <w:rPr>
+                <w:rFonts w:asciiTheme="minorHAnsi" w:eastAsiaTheme="minorEastAsia" w:hAnsiTheme="minorHAnsi"/>
+                <w:sz w:val="22"/>
+                <w:lang w:eastAsia="pt-BR"/>
+              </w:rPr>
+              <w:tab/>
+            </w:r>
+            <w:r>
+              <w:rPr>
+                <w:rStyle w:val="Hyperlink"/>
+                <w:b/>
+              </w:rPr>
+              <w:t>MONITORAMENTO OU AVALIAÇÃO</w:t>
+            </w:r>
+            <w:r>
+              <w:tab/>
+            </w:r>
+            <w:r>
+              <w:fldChar w:fldCharType="begin"/>
+            </w:r>
+            <w:r>
+              <w:instrText xml:space="preserve"> PAGEREF _Toc120264424 \h </w:instrText>
+            </w:r>
+            <w:r>
+              <w:fldChar w:fldCharType="separate"/>
+            </w:r>
+            <w:r>
+              <w:t>20</w:t>
+            </w:r>
+            <w:r>
+              <w:fldChar w:fldCharType="end"/>
+            </w:r>
+          </w:hyperlink>
         </w:p>
         <w:p>
           <w:pPr>
-            <w:pStyle w:val="19"/>
+            <w:pStyle w:val="Sumrio1"/>
             <w:tabs>
               <w:tab w:val="left" w:pos="480"/>
               <w:tab w:val="right" w:leader="dot" w:pos="9061"/>
             </w:tabs>
             <w:rPr>
-              <w:rFonts w:asciiTheme="minorHAnsi" w:hAnsiTheme="minorHAnsi" w:eastAsiaTheme="minorEastAsia"/>
+              <w:rFonts w:asciiTheme="minorHAnsi" w:eastAsiaTheme="minorEastAsia" w:hAnsiTheme="minorHAnsi"/>
               <w:sz w:val="22"/>
               <w:lang w:eastAsia="pt-BR"/>
             </w:rPr>
           </w:pPr>
-          <w:r>
-            <w:fldChar w:fldCharType="begin"/>
-          </w:r>
-          <w:r>
-            <w:instrText xml:space="preserve"> HYPERLINK \l "_Toc120264425" </w:instrText>
-          </w:r>
-          <w:r>
-            <w:fldChar w:fldCharType="separate"/>
-          </w:r>
-          <w:r>
-            <w:rPr>
-              <w:rStyle w:val="9"/>
-              <w:b/>
-            </w:rPr>
-            <w:t>8.</w:t>
-          </w:r>
-          <w:r>
-            <w:rPr>
-              <w:rFonts w:asciiTheme="minorHAnsi" w:hAnsiTheme="minorHAnsi" w:eastAsiaTheme="minorEastAsia"/>
-              <w:sz w:val="22"/>
-              <w:lang w:eastAsia="pt-BR"/>
-            </w:rPr>
-            <w:tab/>
-          </w:r>
-          <w:r>
-            <w:rPr>
-              <w:rStyle w:val="9"/>
-              <w:b/>
-            </w:rPr>
-            <w:t>CONSIDERAÇÕES FINAIS</w:t>
-          </w:r>
-          <w:r>
-            <w:tab/>
-          </w:r>
-          <w:r>
-            <w:fldChar w:fldCharType="begin"/>
-          </w:r>
-          <w:r>
-            <w:instrText xml:space="preserve"> PAGEREF _Toc120264425 \h </w:instrText>
-          </w:r>
-          <w:r>
-            <w:fldChar w:fldCharType="separate"/>
-          </w:r>
-          <w:r>
-            <w:t>24</w:t>
-          </w:r>
-          <w:r>
-            <w:fldChar w:fldCharType="end"/>
-          </w:r>
-          <w:r>
-            <w:fldChar w:fldCharType="end"/>
-          </w:r>
+          <w:hyperlink w:anchor="_Toc120264425" w:history="1">
+            <w:r>
+              <w:rPr>
+                <w:rStyle w:val="Hyperlink"/>
+                <w:b/>
+              </w:rPr>
+              <w:t>8.</w:t>
+            </w:r>
+            <w:r>
+              <w:rPr>
+                <w:rFonts w:asciiTheme="minorHAnsi" w:eastAsiaTheme="minorEastAsia" w:hAnsiTheme="minorHAnsi"/>
+                <w:sz w:val="22"/>
+                <w:lang w:eastAsia="pt-BR"/>
+              </w:rPr>
+              <w:tab/>
+            </w:r>
+            <w:r>
+              <w:rPr>
+                <w:rStyle w:val="Hyperlink"/>
+                <w:b/>
+              </w:rPr>
+              <w:t>CONSIDERAÇÕES FINAIS</w:t>
+            </w:r>
+            <w:r>
+              <w:tab/>
+            </w:r>
+            <w:r>
+              <w:fldChar w:fldCharType="begin"/>
+            </w:r>
+            <w:r>
+              <w:instrText xml:space="preserve"> PAGEREF _Toc120264425 \h </w:instrText>
+            </w:r>
+            <w:r>
+              <w:fldChar w:fldCharType="separate"/>
+            </w:r>
+            <w:r>
+              <w:t>24</w:t>
+            </w:r>
+            <w:r>
+              <w:fldChar w:fldCharType="end"/>
+            </w:r>
+          </w:hyperlink>
         </w:p>
         <w:p>
           <w:pPr>
-            <w:pStyle w:val="19"/>
+            <w:pStyle w:val="Sumrio1"/>
             <w:tabs>
               <w:tab w:val="right" w:leader="dot" w:pos="9061"/>
             </w:tabs>
             <w:rPr>
-              <w:rFonts w:asciiTheme="minorHAnsi" w:hAnsiTheme="minorHAnsi" w:eastAsiaTheme="minorEastAsia"/>
+              <w:rFonts w:asciiTheme="minorHAnsi" w:eastAsiaTheme="minorEastAsia" w:hAnsiTheme="minorHAnsi"/>
               <w:sz w:val="22"/>
               <w:lang w:eastAsia="pt-BR"/>
             </w:rPr>
           </w:pPr>
-          <w:r>
-            <w:fldChar w:fldCharType="begin"/>
-          </w:r>
-          <w:r>
-            <w:instrText xml:space="preserve"> HYPERLINK \l "_Toc120264426" </w:instrText>
-          </w:r>
-          <w:r>
-            <w:fldChar w:fldCharType="separate"/>
-          </w:r>
-          <w:r>
-            <w:rPr>
-              <w:rStyle w:val="9"/>
-              <w:b/>
-            </w:rPr>
-            <w:t>REFERÊNCIAS</w:t>
-          </w:r>
-          <w:r>
-            <w:tab/>
-          </w:r>
-          <w:r>
-            <w:fldChar w:fldCharType="begin"/>
-          </w:r>
-          <w:r>
-            <w:instrText xml:space="preserve"> PAGEREF _Toc120264426 \h </w:instrText>
-          </w:r>
-          <w:r>
-            <w:fldChar w:fldCharType="separate"/>
-          </w:r>
-          <w:r>
-            <w:t>25</w:t>
-          </w:r>
-          <w:r>
-            <w:fldChar w:fldCharType="end"/>
-          </w:r>
-          <w:r>
-            <w:fldChar w:fldCharType="end"/>
-          </w:r>
+          <w:hyperlink w:anchor="_Toc120264426" w:history="1">
+            <w:r>
+              <w:rPr>
+                <w:rStyle w:val="Hyperlink"/>
+                <w:b/>
+              </w:rPr>
+              <w:t>REFERÊNCIAS</w:t>
+            </w:r>
+            <w:r>
+              <w:tab/>
+            </w:r>
+            <w:r>
+              <w:fldChar w:fldCharType="begin"/>
+            </w:r>
+            <w:r>
+              <w:instrText xml:space="preserve"> PAGEREF _Toc120264426 \h </w:instrText>
+            </w:r>
+            <w:r>
+              <w:fldChar w:fldCharType="separate"/>
+            </w:r>
+            <w:r>
+              <w:t>25</w:t>
+            </w:r>
+            <w:r>
+              <w:fldChar w:fldCharType="end"/>
+            </w:r>
+          </w:hyperlink>
         </w:p>
         <w:p>
           <w:pPr>
-            <w:pStyle w:val="19"/>
+            <w:pStyle w:val="Sumrio1"/>
             <w:tabs>
               <w:tab w:val="right" w:leader="dot" w:pos="9061"/>
             </w:tabs>
             <w:rPr>
-              <w:rFonts w:asciiTheme="minorHAnsi" w:hAnsiTheme="minorHAnsi" w:eastAsiaTheme="minorEastAsia"/>
+              <w:rFonts w:asciiTheme="minorHAnsi" w:eastAsiaTheme="minorEastAsia" w:hAnsiTheme="minorHAnsi"/>
               <w:sz w:val="22"/>
               <w:lang w:eastAsia="pt-BR"/>
             </w:rPr>
           </w:pPr>
-          <w:r>
-            <w:fldChar w:fldCharType="begin"/>
-          </w:r>
-          <w:r>
-            <w:instrText xml:space="preserve"> HYPERLINK \l "_Toc120264427" </w:instrText>
-          </w:r>
-          <w:r>
-            <w:fldChar w:fldCharType="separate"/>
-          </w:r>
-          <w:r>
-            <w:rPr>
-              <w:rStyle w:val="9"/>
-              <w:b/>
-            </w:rPr>
-            <w:t>ANEXO(s) (Elemento opcional)</w:t>
-          </w:r>
-          <w:r>
-            <w:tab/>
-          </w:r>
-          <w:r>
-            <w:fldChar w:fldCharType="begin"/>
-          </w:r>
-          <w:r>
-            <w:instrText xml:space="preserve"> PAGEREF _Toc120264427 \h </w:instrText>
-          </w:r>
-          <w:r>
-            <w:fldChar w:fldCharType="separate"/>
-          </w:r>
-          <w:r>
-            <w:t>27</w:t>
-          </w:r>
-          <w:r>
-            <w:fldChar w:fldCharType="end"/>
-          </w:r>
-          <w:r>
-            <w:fldChar w:fldCharType="end"/>
-          </w:r>
+          <w:hyperlink w:anchor="_Toc120264427" w:history="1">
+            <w:r>
+              <w:rPr>
+                <w:rStyle w:val="Hyperlink"/>
+                <w:b/>
+              </w:rPr>
+              <w:t>ANEXO(s) (Elemento opcional)</w:t>
+            </w:r>
+            <w:r>
+              <w:tab/>
+            </w:r>
+            <w:r>
+              <w:fldChar w:fldCharType="begin"/>
+            </w:r>
+            <w:r>
+              <w:instrText xml:space="preserve"> PAGEREF _Toc120264427 \h </w:instrText>
+            </w:r>
+            <w:r>
+              <w:fldChar w:fldCharType="separate"/>
+            </w:r>
+            <w:r>
+              <w:t>27</w:t>
+            </w:r>
+            <w:r>
+              <w:fldChar w:fldCharType="end"/>
+            </w:r>
+          </w:hyperlink>
         </w:p>
         <w:p>
           <w:r>
@@ -1816,14 +1859,14 @@
         <w:sectPr>
           <w:pgSz w:w="11906" w:h="16838"/>
           <w:pgMar w:top="1701" w:right="1134" w:bottom="1134" w:left="1701" w:header="709" w:footer="709" w:gutter="0"/>
-          <w:cols w:space="708" w:num="1"/>
-          <w:docGrid w:linePitch="360" w:charSpace="0"/>
+          <w:cols w:space="708"/>
+          <w:docGrid w:linePitch="360"/>
         </w:sectPr>
       </w:pPr>
     </w:p>
     <w:p>
       <w:pPr>
-        <w:pStyle w:val="21"/>
+        <w:pStyle w:val="PargrafodaLista"/>
         <w:numPr>
           <w:ilvl w:val="0"/>
           <w:numId w:val="1"/>
@@ -1841,6 +1884,7 @@
         <w:rPr>
           <w:b/>
         </w:rPr>
+        <w:lastRenderedPageBreak/>
         <w:t>INTRODUÇÃO</w:t>
       </w:r>
       <w:bookmarkEnd w:id="0"/>
@@ -1856,7 +1900,13 @@
         <w:spacing w:after="160"/>
       </w:pPr>
       <w:r>
-        <w:t>A evolução tecnológica tem transformado de maneira significativa os processos de gestão e operação nas empresas do setor varejista, em especial nos supermercados. Com o aumento da competitividade e da demanda por eficiência, torna-se essencial o uso de soluções informatizadas que integrem controle de estoque, gestão de equipe e comunicação em tempo real. Nesse contexto, o presente trabalho propõe o desenvolvimento de um Sistema de Controle de Estoque e Escala de Repositores para Supermercados</w:t>
+        <w:t xml:space="preserve">A evolução tecnológica tem transformado de maneira significativa os processos de gestão e operação nas empresas do setor varejista, em especial nos supermercados. Com o aumento da competitividade e da demanda por eficiência, torna-se essencial o uso de soluções informatizadas que integrem controle de estoque, gestão de equipe e comunicação em tempo real. Nesse contexto, o presente trabalho propõe o desenvolvimento de um Sistema de Controle de </w:t>
+      </w:r>
+      <w:r>
+        <w:t>Tarefas</w:t>
+      </w:r>
+      <w:r>
+        <w:t xml:space="preserve"> para Supermercados</w:t>
       </w:r>
       <w:r>
         <w:rPr>
@@ -1865,7 +1915,31 @@
         <w:t xml:space="preserve">, </w:t>
       </w:r>
       <w:r>
-        <w:t>composto por uma API desenvolvida em Node.js com Express, um front-end construído em Vite.js e uma aplicação mobile em React Native com Expo.</w:t>
+        <w:t>composto por uma API desenvolvida em Node.js com Express, um front-</w:t>
+      </w:r>
+      <w:proofErr w:type="spellStart"/>
+      <w:r>
+        <w:t>end</w:t>
+      </w:r>
+      <w:proofErr w:type="spellEnd"/>
+      <w:r>
+        <w:t xml:space="preserve"> construído em Vite.js e uma aplicação mobile em </w:t>
+      </w:r>
+      <w:proofErr w:type="spellStart"/>
+      <w:r>
+        <w:t>React</w:t>
+      </w:r>
+      <w:proofErr w:type="spellEnd"/>
+      <w:r>
+        <w:t xml:space="preserve"> </w:t>
+      </w:r>
+      <w:proofErr w:type="spellStart"/>
+      <w:r>
+        <w:t>Native</w:t>
+      </w:r>
+      <w:proofErr w:type="spellEnd"/>
+      <w:r>
+        <w:t xml:space="preserve"> com Expo.</w:t>
       </w:r>
     </w:p>
     <w:p>
@@ -1898,7 +1972,27 @@
         <w:spacing w:after="160"/>
       </w:pPr>
       <w:r>
-        <w:t>A relevância do presente projeto reside justamente em oferecer uma solução acessível e adaptada à realidade de pequenos e médios supermercados, permitindo o acompanhamento de atividades e reposições em tempo real, tanto por meio do sistema web quanto pelo aplicativo mobile. Além disso, a adoção de tecnologias modernas e amplamente utilizadas no mercado — como Node.js, React Native e Vite.js — torna o sistema escalável, seguro e com bom desempenho, alinhando-se às boas práticas de engenharia de software.</w:t>
+        <w:t xml:space="preserve">A relevância do presente projeto reside justamente em oferecer uma solução acessível e adaptada à realidade de pequenos e médios supermercados, permitindo o acompanhamento de atividades e reposições em tempo real, tanto por meio do sistema web quanto pelo aplicativo mobile. Além disso, a adoção de tecnologias modernas e amplamente utilizadas no mercado — como Node.js, </w:t>
+      </w:r>
+      <w:proofErr w:type="spellStart"/>
+      <w:r>
+        <w:t>React</w:t>
+      </w:r>
+      <w:proofErr w:type="spellEnd"/>
+      <w:r>
+        <w:t xml:space="preserve"> </w:t>
+      </w:r>
+      <w:proofErr w:type="spellStart"/>
+      <w:r>
+        <w:t>Native</w:t>
+      </w:r>
+      <w:proofErr w:type="spellEnd"/>
+      <w:r>
+        <w:t xml:space="preserve"> e </w:t>
+      </w:r>
+      <w:r>
+        <w:lastRenderedPageBreak/>
+        <w:t>Vite.js — torna o sistema escalável, seguro e com bom desempenho, alinhando-se às boas práticas de engenharia de software.</w:t>
       </w:r>
     </w:p>
     <w:p>
@@ -1938,7 +2032,7 @@
     </w:p>
     <w:p>
       <w:pPr>
-        <w:pStyle w:val="21"/>
+        <w:pStyle w:val="PargrafodaLista"/>
         <w:numPr>
           <w:ilvl w:val="0"/>
           <w:numId w:val="1"/>
@@ -1956,6 +2050,7 @@
         <w:rPr>
           <w:b/>
         </w:rPr>
+        <w:lastRenderedPageBreak/>
         <w:t>DADOS DO PROJETO</w:t>
       </w:r>
       <w:bookmarkEnd w:id="1"/>
@@ -1996,12 +2091,14 @@
       <w:r>
         <w:t xml:space="preserve">, denominado </w:t>
       </w:r>
+      <w:proofErr w:type="spellStart"/>
       <w:r>
         <w:rPr>
           <w:bCs/>
         </w:rPr>
         <w:t>Gestoon</w:t>
       </w:r>
+      <w:proofErr w:type="spellEnd"/>
       <w:r>
         <w:t>. Trata-se de uma solução tecnológica destinada à gestão de tarefas, equipes e processos internos em supermercados de pequeno, médio e grande porte, abrangendo estabelecimentos regionais e nacionais.</w:t>
       </w:r>
@@ -2029,12 +2126,14 @@
       <w:r>
         <w:t xml:space="preserve">O sistema </w:t>
       </w:r>
+      <w:proofErr w:type="spellStart"/>
       <w:r>
         <w:rPr>
           <w:bCs/>
         </w:rPr>
         <w:t>Gestoon</w:t>
       </w:r>
+      <w:proofErr w:type="spellEnd"/>
       <w:r>
         <w:t xml:space="preserve"> é projetado para operar de forma </w:t>
       </w:r>
@@ -2091,20 +2190,37 @@
         <w:t>Gestão de Projetos Tecnológicos</w:t>
       </w:r>
       <w:r>
-        <w:t>. Esses profissionais possuem conhecimentos técnicos em arquitetura de software, modelagem de dados, desenvolvimento front-end e back-end, metodologias ágeis e implementação de soluções corporativas voltadas para otimização de processos.</w:t>
-      </w:r>
-    </w:p>
-    <w:p/>
-    <w:p>
-      <w:pPr>
-        <w:rPr>
-          <w:b/>
-        </w:rPr>
-      </w:pPr>
-      <w:r>
-        <w:rPr>
-          <w:b/>
-        </w:rPr>
+        <w:t>. Esses profissionais possuem conhecimentos técnicos em arquitetura de software, modelagem de dados, desenvolvimento front-</w:t>
+      </w:r>
+      <w:proofErr w:type="spellStart"/>
+      <w:r>
+        <w:t>end</w:t>
+      </w:r>
+      <w:proofErr w:type="spellEnd"/>
+      <w:r>
+        <w:t xml:space="preserve"> e </w:t>
+      </w:r>
+      <w:proofErr w:type="spellStart"/>
+      <w:r>
+        <w:t>back-end</w:t>
+      </w:r>
+      <w:proofErr w:type="spellEnd"/>
+      <w:r>
+        <w:t>, metodologias ágeis e implementação de soluções corporativas voltadas para otimização de processos.</w:t>
+      </w:r>
+    </w:p>
+    <w:p/>
+    <w:p>
+      <w:pPr>
+        <w:rPr>
+          <w:b/>
+        </w:rPr>
+      </w:pPr>
+      <w:r>
+        <w:rPr>
+          <w:b/>
+        </w:rPr>
+        <w:lastRenderedPageBreak/>
         <w:t>Análise do Sistema</w:t>
       </w:r>
     </w:p>
@@ -2112,12 +2228,14 @@
       <w:r>
         <w:t xml:space="preserve">O </w:t>
       </w:r>
+      <w:proofErr w:type="spellStart"/>
       <w:r>
         <w:rPr>
           <w:bCs/>
         </w:rPr>
         <w:t>Gestoon</w:t>
       </w:r>
+      <w:proofErr w:type="spellEnd"/>
       <w:r>
         <w:t xml:space="preserve"> é um sistema de gestão operacional voltado para supermercados, cujo principal objetivo é organizar, acompanhar e otimizar o fluxo de tarefas realizadas pelos funcionários, além de registrar seu desempenho e progressão. A plataforma reúne em um único ambiente digital todos os aspectos essenciais da administração de equipes, permitindo maior controle, transparência e eficiência no ambiente de trabalho.</w:t>
       </w:r>
@@ -2229,7 +2347,15 @@
     </w:p>
     <w:p>
       <w:r>
-        <w:t>A análise evidencia que o Gestoon atende a uma demanda crescente por ferramentas de organização, produtividade e comunicação interna no setor supermercadista, proporcionando maior eficiência organizacional e facilitando o acompanhamento das atividades diárias da equipe.</w:t>
+        <w:t xml:space="preserve">A análise evidencia que o </w:t>
+      </w:r>
+      <w:proofErr w:type="spellStart"/>
+      <w:r>
+        <w:t>Gestoon</w:t>
+      </w:r>
+      <w:proofErr w:type="spellEnd"/>
+      <w:r>
+        <w:t xml:space="preserve"> atende a uma demanda crescente por ferramentas de organização, produtividade e comunicação interna no setor supermercadista, proporcionando maior eficiência organizacional e facilitando o acompanhamento das atividades diárias da equipe.</w:t>
       </w:r>
     </w:p>
     <w:p/>
@@ -2242,7 +2368,7 @@
     </w:p>
     <w:p>
       <w:pPr>
-        <w:pStyle w:val="21"/>
+        <w:pStyle w:val="PargrafodaLista"/>
         <w:numPr>
           <w:ilvl w:val="0"/>
           <w:numId w:val="1"/>
@@ -2258,6 +2384,7 @@
         <w:rPr>
           <w:b/>
         </w:rPr>
+        <w:lastRenderedPageBreak/>
         <w:t>CRONOGRAMA DAS ATIVIDADES/METAS</w:t>
       </w:r>
       <w:bookmarkEnd w:id="2"/>
@@ -2271,7 +2398,7 @@
     <w:p/>
     <w:p>
       <w:pPr>
-        <w:pStyle w:val="15"/>
+        <w:pStyle w:val="Legenda"/>
         <w:keepNext/>
       </w:pPr>
       <w:bookmarkStart w:id="3" w:name="_Toc120274695"/>
@@ -2303,24 +2430,10 @@
     </w:p>
     <w:tbl>
       <w:tblPr>
-        <w:tblStyle w:val="20"/>
+        <w:tblStyle w:val="Tabelacomgrade"/>
         <w:tblW w:w="0" w:type="auto"/>
         <w:jc w:val="center"/>
-        <w:tblBorders>
-          <w:top w:val="single" w:color="auto" w:sz="4" w:space="0"/>
-          <w:left w:val="single" w:color="auto" w:sz="4" w:space="0"/>
-          <w:bottom w:val="single" w:color="auto" w:sz="4" w:space="0"/>
-          <w:right w:val="single" w:color="auto" w:sz="4" w:space="0"/>
-          <w:insideH w:val="single" w:color="auto" w:sz="4" w:space="0"/>
-          <w:insideV w:val="single" w:color="auto" w:sz="4" w:space="0"/>
-        </w:tblBorders>
-        <w:tblLayout w:type="autofit"/>
-        <w:tblCellMar>
-          <w:top w:w="0" w:type="dxa"/>
-          <w:left w:w="108" w:type="dxa"/>
-          <w:bottom w:w="0" w:type="dxa"/>
-          <w:right w:w="108" w:type="dxa"/>
-        </w:tblCellMar>
+        <w:tblLook w:val="04A0" w:firstRow="1" w:lastRow="0" w:firstColumn="1" w:lastColumn="0" w:noHBand="0" w:noVBand="1"/>
       </w:tblPr>
       <w:tblGrid>
         <w:gridCol w:w="2891"/>
@@ -2332,22 +2445,6 @@
         <w:gridCol w:w="906"/>
       </w:tblGrid>
       <w:tr>
-        <w:tblPrEx>
-          <w:tblBorders>
-            <w:top w:val="single" w:color="auto" w:sz="4" w:space="0"/>
-            <w:left w:val="single" w:color="auto" w:sz="4" w:space="0"/>
-            <w:bottom w:val="single" w:color="auto" w:sz="4" w:space="0"/>
-            <w:right w:val="single" w:color="auto" w:sz="4" w:space="0"/>
-            <w:insideH w:val="single" w:color="auto" w:sz="4" w:space="0"/>
-            <w:insideV w:val="single" w:color="auto" w:sz="4" w:space="0"/>
-          </w:tblBorders>
-          <w:tblCellMar>
-            <w:top w:w="0" w:type="dxa"/>
-            <w:left w:w="108" w:type="dxa"/>
-            <w:bottom w:w="0" w:type="dxa"/>
-            <w:right w:w="108" w:type="dxa"/>
-          </w:tblCellMar>
-        </w:tblPrEx>
         <w:trPr>
           <w:jc w:val="center"/>
         </w:trPr>
@@ -2527,22 +2624,6 @@
         </w:tc>
       </w:tr>
       <w:tr>
-        <w:tblPrEx>
-          <w:tblBorders>
-            <w:top w:val="single" w:color="auto" w:sz="4" w:space="0"/>
-            <w:left w:val="single" w:color="auto" w:sz="4" w:space="0"/>
-            <w:bottom w:val="single" w:color="auto" w:sz="4" w:space="0"/>
-            <w:right w:val="single" w:color="auto" w:sz="4" w:space="0"/>
-            <w:insideH w:val="single" w:color="auto" w:sz="4" w:space="0"/>
-            <w:insideV w:val="single" w:color="auto" w:sz="4" w:space="0"/>
-          </w:tblBorders>
-          <w:tblCellMar>
-            <w:top w:w="0" w:type="dxa"/>
-            <w:left w:w="108" w:type="dxa"/>
-            <w:bottom w:w="0" w:type="dxa"/>
-            <w:right w:w="108" w:type="dxa"/>
-          </w:tblCellMar>
-        </w:tblPrEx>
         <w:trPr>
           <w:jc w:val="center"/>
         </w:trPr>
@@ -2669,22 +2750,6 @@
         </w:tc>
       </w:tr>
       <w:tr>
-        <w:tblPrEx>
-          <w:tblBorders>
-            <w:top w:val="single" w:color="auto" w:sz="4" w:space="0"/>
-            <w:left w:val="single" w:color="auto" w:sz="4" w:space="0"/>
-            <w:bottom w:val="single" w:color="auto" w:sz="4" w:space="0"/>
-            <w:right w:val="single" w:color="auto" w:sz="4" w:space="0"/>
-            <w:insideH w:val="single" w:color="auto" w:sz="4" w:space="0"/>
-            <w:insideV w:val="single" w:color="auto" w:sz="4" w:space="0"/>
-          </w:tblBorders>
-          <w:tblCellMar>
-            <w:top w:w="0" w:type="dxa"/>
-            <w:left w:w="108" w:type="dxa"/>
-            <w:bottom w:w="0" w:type="dxa"/>
-            <w:right w:w="108" w:type="dxa"/>
-          </w:tblCellMar>
-        </w:tblPrEx>
         <w:trPr>
           <w:jc w:val="center"/>
         </w:trPr>
@@ -2805,22 +2870,6 @@
         </w:tc>
       </w:tr>
       <w:tr>
-        <w:tblPrEx>
-          <w:tblBorders>
-            <w:top w:val="single" w:color="auto" w:sz="4" w:space="0"/>
-            <w:left w:val="single" w:color="auto" w:sz="4" w:space="0"/>
-            <w:bottom w:val="single" w:color="auto" w:sz="4" w:space="0"/>
-            <w:right w:val="single" w:color="auto" w:sz="4" w:space="0"/>
-            <w:insideH w:val="single" w:color="auto" w:sz="4" w:space="0"/>
-            <w:insideV w:val="single" w:color="auto" w:sz="4" w:space="0"/>
-          </w:tblBorders>
-          <w:tblCellMar>
-            <w:top w:w="0" w:type="dxa"/>
-            <w:left w:w="108" w:type="dxa"/>
-            <w:bottom w:w="0" w:type="dxa"/>
-            <w:right w:w="108" w:type="dxa"/>
-          </w:tblCellMar>
-        </w:tblPrEx>
         <w:trPr>
           <w:jc w:val="center"/>
         </w:trPr>
@@ -2941,22 +2990,6 @@
         </w:tc>
       </w:tr>
       <w:tr>
-        <w:tblPrEx>
-          <w:tblBorders>
-            <w:top w:val="single" w:color="auto" w:sz="4" w:space="0"/>
-            <w:left w:val="single" w:color="auto" w:sz="4" w:space="0"/>
-            <w:bottom w:val="single" w:color="auto" w:sz="4" w:space="0"/>
-            <w:right w:val="single" w:color="auto" w:sz="4" w:space="0"/>
-            <w:insideH w:val="single" w:color="auto" w:sz="4" w:space="0"/>
-            <w:insideV w:val="single" w:color="auto" w:sz="4" w:space="0"/>
-          </w:tblBorders>
-          <w:tblCellMar>
-            <w:top w:w="0" w:type="dxa"/>
-            <w:left w:w="108" w:type="dxa"/>
-            <w:bottom w:w="0" w:type="dxa"/>
-            <w:right w:w="108" w:type="dxa"/>
-          </w:tblCellMar>
-        </w:tblPrEx>
         <w:trPr>
           <w:jc w:val="center"/>
         </w:trPr>
@@ -3071,22 +3104,6 @@
         </w:tc>
       </w:tr>
       <w:tr>
-        <w:tblPrEx>
-          <w:tblBorders>
-            <w:top w:val="single" w:color="auto" w:sz="4" w:space="0"/>
-            <w:left w:val="single" w:color="auto" w:sz="4" w:space="0"/>
-            <w:bottom w:val="single" w:color="auto" w:sz="4" w:space="0"/>
-            <w:right w:val="single" w:color="auto" w:sz="4" w:space="0"/>
-            <w:insideH w:val="single" w:color="auto" w:sz="4" w:space="0"/>
-            <w:insideV w:val="single" w:color="auto" w:sz="4" w:space="0"/>
-          </w:tblBorders>
-          <w:tblCellMar>
-            <w:top w:w="0" w:type="dxa"/>
-            <w:left w:w="108" w:type="dxa"/>
-            <w:bottom w:w="0" w:type="dxa"/>
-            <w:right w:w="108" w:type="dxa"/>
-          </w:tblCellMar>
-        </w:tblPrEx>
         <w:trPr>
           <w:jc w:val="center"/>
         </w:trPr>
@@ -3218,7 +3235,7 @@
     <w:p/>
     <w:p>
       <w:pPr>
-        <w:pStyle w:val="15"/>
+        <w:pStyle w:val="Legenda"/>
         <w:keepNext/>
       </w:pPr>
       <w:bookmarkStart w:id="4" w:name="_Toc120274696"/>
@@ -3250,24 +3267,10 @@
     </w:p>
     <w:tbl>
       <w:tblPr>
-        <w:tblStyle w:val="20"/>
+        <w:tblStyle w:val="Tabelacomgrade"/>
         <w:tblW w:w="0" w:type="auto"/>
         <w:jc w:val="center"/>
-        <w:tblBorders>
-          <w:top w:val="single" w:color="auto" w:sz="4" w:space="0"/>
-          <w:left w:val="single" w:color="auto" w:sz="4" w:space="0"/>
-          <w:bottom w:val="single" w:color="auto" w:sz="4" w:space="0"/>
-          <w:right w:val="single" w:color="auto" w:sz="4" w:space="0"/>
-          <w:insideH w:val="single" w:color="auto" w:sz="4" w:space="0"/>
-          <w:insideV w:val="single" w:color="auto" w:sz="4" w:space="0"/>
-        </w:tblBorders>
-        <w:tblLayout w:type="autofit"/>
-        <w:tblCellMar>
-          <w:top w:w="0" w:type="dxa"/>
-          <w:left w:w="108" w:type="dxa"/>
-          <w:bottom w:w="0" w:type="dxa"/>
-          <w:right w:w="108" w:type="dxa"/>
-        </w:tblCellMar>
+        <w:tblLook w:val="04A0" w:firstRow="1" w:lastRow="0" w:firstColumn="1" w:lastColumn="0" w:noHBand="0" w:noVBand="1"/>
       </w:tblPr>
       <w:tblGrid>
         <w:gridCol w:w="2891"/>
@@ -3279,22 +3282,6 @@
         <w:gridCol w:w="906"/>
       </w:tblGrid>
       <w:tr>
-        <w:tblPrEx>
-          <w:tblBorders>
-            <w:top w:val="single" w:color="auto" w:sz="4" w:space="0"/>
-            <w:left w:val="single" w:color="auto" w:sz="4" w:space="0"/>
-            <w:bottom w:val="single" w:color="auto" w:sz="4" w:space="0"/>
-            <w:right w:val="single" w:color="auto" w:sz="4" w:space="0"/>
-            <w:insideH w:val="single" w:color="auto" w:sz="4" w:space="0"/>
-            <w:insideV w:val="single" w:color="auto" w:sz="4" w:space="0"/>
-          </w:tblBorders>
-          <w:tblCellMar>
-            <w:top w:w="0" w:type="dxa"/>
-            <w:left w:w="108" w:type="dxa"/>
-            <w:bottom w:w="0" w:type="dxa"/>
-            <w:right w:w="108" w:type="dxa"/>
-          </w:tblCellMar>
-        </w:tblPrEx>
         <w:trPr>
           <w:jc w:val="center"/>
         </w:trPr>
@@ -3473,22 +3460,6 @@
         </w:tc>
       </w:tr>
       <w:tr>
-        <w:tblPrEx>
-          <w:tblBorders>
-            <w:top w:val="single" w:color="auto" w:sz="4" w:space="0"/>
-            <w:left w:val="single" w:color="auto" w:sz="4" w:space="0"/>
-            <w:bottom w:val="single" w:color="auto" w:sz="4" w:space="0"/>
-            <w:right w:val="single" w:color="auto" w:sz="4" w:space="0"/>
-            <w:insideH w:val="single" w:color="auto" w:sz="4" w:space="0"/>
-            <w:insideV w:val="single" w:color="auto" w:sz="4" w:space="0"/>
-          </w:tblBorders>
-          <w:tblCellMar>
-            <w:top w:w="0" w:type="dxa"/>
-            <w:left w:w="108" w:type="dxa"/>
-            <w:bottom w:w="0" w:type="dxa"/>
-            <w:right w:w="108" w:type="dxa"/>
-          </w:tblCellMar>
-        </w:tblPrEx>
         <w:trPr>
           <w:jc w:val="center"/>
         </w:trPr>
@@ -3623,22 +3594,6 @@
         </w:tc>
       </w:tr>
       <w:tr>
-        <w:tblPrEx>
-          <w:tblBorders>
-            <w:top w:val="single" w:color="auto" w:sz="4" w:space="0"/>
-            <w:left w:val="single" w:color="auto" w:sz="4" w:space="0"/>
-            <w:bottom w:val="single" w:color="auto" w:sz="4" w:space="0"/>
-            <w:right w:val="single" w:color="auto" w:sz="4" w:space="0"/>
-            <w:insideH w:val="single" w:color="auto" w:sz="4" w:space="0"/>
-            <w:insideV w:val="single" w:color="auto" w:sz="4" w:space="0"/>
-          </w:tblBorders>
-          <w:tblCellMar>
-            <w:top w:w="0" w:type="dxa"/>
-            <w:left w:w="108" w:type="dxa"/>
-            <w:bottom w:w="0" w:type="dxa"/>
-            <w:right w:w="108" w:type="dxa"/>
-          </w:tblCellMar>
-        </w:tblPrEx>
         <w:trPr>
           <w:jc w:val="center"/>
         </w:trPr>
@@ -3772,22 +3727,6 @@
         </w:tc>
       </w:tr>
       <w:tr>
-        <w:tblPrEx>
-          <w:tblBorders>
-            <w:top w:val="single" w:color="auto" w:sz="4" w:space="0"/>
-            <w:left w:val="single" w:color="auto" w:sz="4" w:space="0"/>
-            <w:bottom w:val="single" w:color="auto" w:sz="4" w:space="0"/>
-            <w:right w:val="single" w:color="auto" w:sz="4" w:space="0"/>
-            <w:insideH w:val="single" w:color="auto" w:sz="4" w:space="0"/>
-            <w:insideV w:val="single" w:color="auto" w:sz="4" w:space="0"/>
-          </w:tblBorders>
-          <w:tblCellMar>
-            <w:top w:w="0" w:type="dxa"/>
-            <w:left w:w="108" w:type="dxa"/>
-            <w:bottom w:w="0" w:type="dxa"/>
-            <w:right w:w="108" w:type="dxa"/>
-          </w:tblCellMar>
-        </w:tblPrEx>
         <w:trPr>
           <w:jc w:val="center"/>
         </w:trPr>
@@ -3922,22 +3861,6 @@
         </w:tc>
       </w:tr>
       <w:tr>
-        <w:tblPrEx>
-          <w:tblBorders>
-            <w:top w:val="single" w:color="auto" w:sz="4" w:space="0"/>
-            <w:left w:val="single" w:color="auto" w:sz="4" w:space="0"/>
-            <w:bottom w:val="single" w:color="auto" w:sz="4" w:space="0"/>
-            <w:right w:val="single" w:color="auto" w:sz="4" w:space="0"/>
-            <w:insideH w:val="single" w:color="auto" w:sz="4" w:space="0"/>
-            <w:insideV w:val="single" w:color="auto" w:sz="4" w:space="0"/>
-          </w:tblBorders>
-          <w:tblCellMar>
-            <w:top w:w="0" w:type="dxa"/>
-            <w:left w:w="108" w:type="dxa"/>
-            <w:bottom w:w="0" w:type="dxa"/>
-            <w:right w:w="108" w:type="dxa"/>
-          </w:tblCellMar>
-        </w:tblPrEx>
         <w:trPr>
           <w:jc w:val="center"/>
         </w:trPr>
@@ -4064,22 +3987,6 @@
         </w:tc>
       </w:tr>
       <w:tr>
-        <w:tblPrEx>
-          <w:tblBorders>
-            <w:top w:val="single" w:color="auto" w:sz="4" w:space="0"/>
-            <w:left w:val="single" w:color="auto" w:sz="4" w:space="0"/>
-            <w:bottom w:val="single" w:color="auto" w:sz="4" w:space="0"/>
-            <w:right w:val="single" w:color="auto" w:sz="4" w:space="0"/>
-            <w:insideH w:val="single" w:color="auto" w:sz="4" w:space="0"/>
-            <w:insideV w:val="single" w:color="auto" w:sz="4" w:space="0"/>
-          </w:tblBorders>
-          <w:tblCellMar>
-            <w:top w:w="0" w:type="dxa"/>
-            <w:left w:w="108" w:type="dxa"/>
-            <w:bottom w:w="0" w:type="dxa"/>
-            <w:right w:w="108" w:type="dxa"/>
-          </w:tblCellMar>
-        </w:tblPrEx>
         <w:trPr>
           <w:jc w:val="center"/>
         </w:trPr>
@@ -4194,22 +4101,6 @@
         </w:tc>
       </w:tr>
       <w:tr>
-        <w:tblPrEx>
-          <w:tblBorders>
-            <w:top w:val="single" w:color="auto" w:sz="4" w:space="0"/>
-            <w:left w:val="single" w:color="auto" w:sz="4" w:space="0"/>
-            <w:bottom w:val="single" w:color="auto" w:sz="4" w:space="0"/>
-            <w:right w:val="single" w:color="auto" w:sz="4" w:space="0"/>
-            <w:insideH w:val="single" w:color="auto" w:sz="4" w:space="0"/>
-            <w:insideV w:val="single" w:color="auto" w:sz="4" w:space="0"/>
-          </w:tblBorders>
-          <w:tblCellMar>
-            <w:top w:w="0" w:type="dxa"/>
-            <w:left w:w="108" w:type="dxa"/>
-            <w:bottom w:w="0" w:type="dxa"/>
-            <w:right w:w="108" w:type="dxa"/>
-          </w:tblCellMar>
-        </w:tblPrEx>
         <w:trPr>
           <w:jc w:val="center"/>
         </w:trPr>
@@ -4324,22 +4215,6 @@
         </w:tc>
       </w:tr>
       <w:tr>
-        <w:tblPrEx>
-          <w:tblBorders>
-            <w:top w:val="single" w:color="auto" w:sz="4" w:space="0"/>
-            <w:left w:val="single" w:color="auto" w:sz="4" w:space="0"/>
-            <w:bottom w:val="single" w:color="auto" w:sz="4" w:space="0"/>
-            <w:right w:val="single" w:color="auto" w:sz="4" w:space="0"/>
-            <w:insideH w:val="single" w:color="auto" w:sz="4" w:space="0"/>
-            <w:insideV w:val="single" w:color="auto" w:sz="4" w:space="0"/>
-          </w:tblBorders>
-          <w:tblCellMar>
-            <w:top w:w="0" w:type="dxa"/>
-            <w:left w:w="108" w:type="dxa"/>
-            <w:bottom w:w="0" w:type="dxa"/>
-            <w:right w:w="108" w:type="dxa"/>
-          </w:tblCellMar>
-        </w:tblPrEx>
         <w:trPr>
           <w:jc w:val="center"/>
         </w:trPr>
@@ -4460,22 +4335,6 @@
         </w:tc>
       </w:tr>
       <w:tr>
-        <w:tblPrEx>
-          <w:tblBorders>
-            <w:top w:val="single" w:color="auto" w:sz="4" w:space="0"/>
-            <w:left w:val="single" w:color="auto" w:sz="4" w:space="0"/>
-            <w:bottom w:val="single" w:color="auto" w:sz="4" w:space="0"/>
-            <w:right w:val="single" w:color="auto" w:sz="4" w:space="0"/>
-            <w:insideH w:val="single" w:color="auto" w:sz="4" w:space="0"/>
-            <w:insideV w:val="single" w:color="auto" w:sz="4" w:space="0"/>
-          </w:tblBorders>
-          <w:tblCellMar>
-            <w:top w:w="0" w:type="dxa"/>
-            <w:left w:w="108" w:type="dxa"/>
-            <w:bottom w:w="0" w:type="dxa"/>
-            <w:right w:w="108" w:type="dxa"/>
-          </w:tblCellMar>
-        </w:tblPrEx>
         <w:trPr>
           <w:jc w:val="center"/>
         </w:trPr>
@@ -4590,22 +4449,6 @@
         </w:tc>
       </w:tr>
       <w:tr>
-        <w:tblPrEx>
-          <w:tblBorders>
-            <w:top w:val="single" w:color="auto" w:sz="4" w:space="0"/>
-            <w:left w:val="single" w:color="auto" w:sz="4" w:space="0"/>
-            <w:bottom w:val="single" w:color="auto" w:sz="4" w:space="0"/>
-            <w:right w:val="single" w:color="auto" w:sz="4" w:space="0"/>
-            <w:insideH w:val="single" w:color="auto" w:sz="4" w:space="0"/>
-            <w:insideV w:val="single" w:color="auto" w:sz="4" w:space="0"/>
-          </w:tblBorders>
-          <w:tblCellMar>
-            <w:top w:w="0" w:type="dxa"/>
-            <w:left w:w="108" w:type="dxa"/>
-            <w:bottom w:w="0" w:type="dxa"/>
-            <w:right w:w="108" w:type="dxa"/>
-          </w:tblCellMar>
-        </w:tblPrEx>
         <w:trPr>
           <w:jc w:val="center"/>
         </w:trPr>
@@ -4720,22 +4563,6 @@
         </w:tc>
       </w:tr>
       <w:tr>
-        <w:tblPrEx>
-          <w:tblBorders>
-            <w:top w:val="single" w:color="auto" w:sz="4" w:space="0"/>
-            <w:left w:val="single" w:color="auto" w:sz="4" w:space="0"/>
-            <w:bottom w:val="single" w:color="auto" w:sz="4" w:space="0"/>
-            <w:right w:val="single" w:color="auto" w:sz="4" w:space="0"/>
-            <w:insideH w:val="single" w:color="auto" w:sz="4" w:space="0"/>
-            <w:insideV w:val="single" w:color="auto" w:sz="4" w:space="0"/>
-          </w:tblBorders>
-          <w:tblCellMar>
-            <w:top w:w="0" w:type="dxa"/>
-            <w:left w:w="108" w:type="dxa"/>
-            <w:bottom w:w="0" w:type="dxa"/>
-            <w:right w:w="108" w:type="dxa"/>
-          </w:tblCellMar>
-        </w:tblPrEx>
         <w:trPr>
           <w:jc w:val="center"/>
         </w:trPr>
@@ -4877,7 +4704,7 @@
     </w:p>
     <w:p>
       <w:pPr>
-        <w:pStyle w:val="21"/>
+        <w:pStyle w:val="PargrafodaLista"/>
         <w:numPr>
           <w:ilvl w:val="0"/>
           <w:numId w:val="1"/>
@@ -4893,6 +4720,7 @@
         <w:rPr>
           <w:b/>
         </w:rPr>
+        <w:lastRenderedPageBreak/>
         <w:t>OBJETIVOS</w:t>
       </w:r>
       <w:bookmarkEnd w:id="5"/>
@@ -4916,7 +4744,31 @@
         <w:ind w:left="708"/>
       </w:pPr>
       <w:r>
-        <w:t>• Desenvolver um sistema integrado de controle de estoque e gestão de escala de repositores para supermercados, composto por uma API em Node.js com Express, um front-end em Vite.js e um aplicativo mobile em React Native com Expo, de modo a otimizar a reposição de mercadorias, melhorar a comunicação interna e fornecer informações em tempo real para apoiar a tomada de decisões operacionais.</w:t>
+        <w:t>• Desenvolver um sistema integrado de controle de estoque e gestão de escala de repositores para supermercados, composto por uma API em Node.js com Express, um front-</w:t>
+      </w:r>
+      <w:proofErr w:type="spellStart"/>
+      <w:r>
+        <w:t>end</w:t>
+      </w:r>
+      <w:proofErr w:type="spellEnd"/>
+      <w:r>
+        <w:t xml:space="preserve"> em Vite.js e um aplicativo mobile em </w:t>
+      </w:r>
+      <w:proofErr w:type="spellStart"/>
+      <w:r>
+        <w:t>React</w:t>
+      </w:r>
+      <w:proofErr w:type="spellEnd"/>
+      <w:r>
+        <w:t xml:space="preserve"> </w:t>
+      </w:r>
+      <w:proofErr w:type="spellStart"/>
+      <w:r>
+        <w:t>Native</w:t>
+      </w:r>
+      <w:proofErr w:type="spellEnd"/>
+      <w:r>
+        <w:t xml:space="preserve"> com Expo, de modo a otimizar a reposição de mercadorias, melhorar a comunicação interna e fornecer informações em tempo real para apoiar a tomada de decisões operacionais.</w:t>
       </w:r>
     </w:p>
     <w:p>
@@ -4966,7 +4818,23 @@
         <w:ind w:left="708"/>
       </w:pPr>
       <w:r>
-        <w:t>• Criar o aplicativo mobile em React Native com Expo, permitindo que os repositores recebam e atualizem informações em tempo real.</w:t>
+        <w:t xml:space="preserve">• Criar o aplicativo mobile em </w:t>
+      </w:r>
+      <w:proofErr w:type="spellStart"/>
+      <w:r>
+        <w:t>React</w:t>
+      </w:r>
+      <w:proofErr w:type="spellEnd"/>
+      <w:r>
+        <w:t xml:space="preserve"> </w:t>
+      </w:r>
+      <w:proofErr w:type="spellStart"/>
+      <w:r>
+        <w:t>Native</w:t>
+      </w:r>
+      <w:proofErr w:type="spellEnd"/>
+      <w:r>
+        <w:t xml:space="preserve"> com Expo, permitindo que os repositores recebam e atualizem informações em tempo real.</w:t>
       </w:r>
     </w:p>
     <w:p>
@@ -5011,7 +4879,7 @@
     </w:p>
     <w:p>
       <w:pPr>
-        <w:pStyle w:val="21"/>
+        <w:pStyle w:val="PargrafodaLista"/>
         <w:numPr>
           <w:ilvl w:val="0"/>
           <w:numId w:val="1"/>
@@ -5027,6 +4895,7 @@
         <w:rPr>
           <w:b/>
         </w:rPr>
+        <w:lastRenderedPageBreak/>
         <w:t>MATERIAIS E MÉTODOS</w:t>
       </w:r>
       <w:bookmarkEnd w:id="6"/>
@@ -5044,12 +4913,117 @@
     </w:p>
     <w:p>
       <w:r>
-        <w:t>O banco de dados foi implementado com MySQL, utilizando o MySQL Workbench para modelagem, testes e manutenção das tabelas. Foram inseridos registros de teste para validar consultas, relacionamentos e integridade das informações. O MySQL foi escolhido por ser um RDBMS consolidado, confiável e eficiente, com boa performance e ampla adoção em aplicações web (CodePractice.io, 2025). A modelagem e manutenção do banco de dados foram realizadas com MySQL Workbench, ferramenta visual que simplifica a criação, administração e manutenção de bases relacionais (DevMedia, 2024).</w:t>
-      </w:r>
-    </w:p>
-    <w:p>
-      <w:r>
-        <w:t>A interface e a lógica do sistema foram desenvolvidas com JavaScript e a biblioteca React, utilizando o Visual Studio Code (VSCode) como editor de código. O VSCode é uma ferramenta leve e multiplataforma, compatível com Windows, Mac OS e Linux, e oferece suporte para múltiplas linguagens e frameworks, incluindo JavaScript e React (MACORATTI, 2016). React foi empregado para construir a interface do sistema de forma modular e dinâmica, utilizando componentes reutilizáveis e o Virtual DOM, o que garantiu alta performance e melhor experiência para o usuário (React Documentation, 2025). Além disso, o uso de React facilitou a organização do código, a escalabilidade e a manutenção da aplicação (BachaSoftware, 2024).</w:t>
+        <w:t>O banco de dados foi implementado com MySQL, utilizando o MySQL Workbench para modelagem, testes e manutenção das tabelas. Foram inseridos registros de teste para validar consultas, relacionamentos e integridade das informações. O MySQL foi escolhido por ser um RDBMS consolidado, confiável e eficiente, com boa performance e ampla adoção em aplicações web (CodePractice.io, 2025). A modelagem e manutenção do banco de dados foram realizadas com MySQL Workbench, ferramenta visual que simplifica a criação, administração e manutenção de bases relacionais (</w:t>
+      </w:r>
+      <w:proofErr w:type="spellStart"/>
+      <w:r>
+        <w:t>DevMedia</w:t>
+      </w:r>
+      <w:proofErr w:type="spellEnd"/>
+      <w:r>
+        <w:t>, 2024).</w:t>
+      </w:r>
+    </w:p>
+    <w:p>
+      <w:r>
+        <w:t xml:space="preserve">A interface e a lógica do sistema foram desenvolvidas com </w:t>
+      </w:r>
+      <w:proofErr w:type="spellStart"/>
+      <w:r>
+        <w:t>JavaScript</w:t>
+      </w:r>
+      <w:proofErr w:type="spellEnd"/>
+      <w:r>
+        <w:t xml:space="preserve"> e a biblioteca </w:t>
+      </w:r>
+      <w:proofErr w:type="spellStart"/>
+      <w:r>
+        <w:t>React</w:t>
+      </w:r>
+      <w:proofErr w:type="spellEnd"/>
+      <w:r>
+        <w:t xml:space="preserve">, utilizando o Visual Studio </w:t>
+      </w:r>
+      <w:proofErr w:type="spellStart"/>
+      <w:r>
+        <w:t>Code</w:t>
+      </w:r>
+      <w:proofErr w:type="spellEnd"/>
+      <w:r>
+        <w:t xml:space="preserve"> (</w:t>
+      </w:r>
+      <w:proofErr w:type="spellStart"/>
+      <w:r>
+        <w:t>VSCode</w:t>
+      </w:r>
+      <w:proofErr w:type="spellEnd"/>
+      <w:r>
+        <w:t xml:space="preserve">) como editor de código. O </w:t>
+      </w:r>
+      <w:proofErr w:type="spellStart"/>
+      <w:r>
+        <w:t>VSCode</w:t>
+      </w:r>
+      <w:proofErr w:type="spellEnd"/>
+      <w:r>
+        <w:t xml:space="preserve"> é uma ferramenta leve e multiplataforma, compatível com Windows, Mac OS e Linux, e oferece suporte para múltiplas linguagens e frameworks, incluindo </w:t>
+      </w:r>
+      <w:proofErr w:type="spellStart"/>
+      <w:r>
+        <w:t>JavaScript</w:t>
+      </w:r>
+      <w:proofErr w:type="spellEnd"/>
+      <w:r>
+        <w:t xml:space="preserve"> e </w:t>
+      </w:r>
+      <w:proofErr w:type="spellStart"/>
+      <w:r>
+        <w:t>React</w:t>
+      </w:r>
+      <w:proofErr w:type="spellEnd"/>
+      <w:r>
+        <w:t xml:space="preserve"> (MACORATTI, 2016). </w:t>
+      </w:r>
+      <w:proofErr w:type="spellStart"/>
+      <w:r>
+        <w:t>React</w:t>
+      </w:r>
+      <w:proofErr w:type="spellEnd"/>
+      <w:r>
+        <w:t xml:space="preserve"> foi empregado para construir a interface do sistema de forma modular e dinâmica, utilizando componentes reutilizáveis e o Virtual DOM, o que garantiu alta performance e melhor experiência para o usuário (</w:t>
+      </w:r>
+      <w:proofErr w:type="spellStart"/>
+      <w:r>
+        <w:t>React</w:t>
+      </w:r>
+      <w:proofErr w:type="spellEnd"/>
+      <w:r>
+        <w:t xml:space="preserve"> </w:t>
+      </w:r>
+      <w:proofErr w:type="spellStart"/>
+      <w:r>
+        <w:lastRenderedPageBreak/>
+        <w:t>Documentation</w:t>
+      </w:r>
+      <w:proofErr w:type="spellEnd"/>
+      <w:r>
+        <w:t xml:space="preserve">, 2025). Além disso, o uso de </w:t>
+      </w:r>
+      <w:proofErr w:type="spellStart"/>
+      <w:r>
+        <w:t>React</w:t>
+      </w:r>
+      <w:proofErr w:type="spellEnd"/>
+      <w:r>
+        <w:t xml:space="preserve"> facilitou a organização do código, a escalabilidade e a manutenção da aplicação (</w:t>
+      </w:r>
+      <w:proofErr w:type="spellStart"/>
+      <w:r>
+        <w:t>BachaSoftware</w:t>
+      </w:r>
+      <w:proofErr w:type="spellEnd"/>
+      <w:r>
+        <w:t>, 2024).</w:t>
       </w:r>
     </w:p>
     <w:p>
@@ -5078,7 +5052,7 @@
     </w:p>
     <w:p>
       <w:pPr>
-        <w:pStyle w:val="21"/>
+        <w:pStyle w:val="PargrafodaLista"/>
         <w:numPr>
           <w:ilvl w:val="0"/>
           <w:numId w:val="1"/>
@@ -5094,6 +5068,7 @@
         <w:rPr>
           <w:b/>
         </w:rPr>
+        <w:lastRenderedPageBreak/>
         <w:t>ORÇAMENTO OU MEMORIAL DE CÁLCULO</w:t>
       </w:r>
       <w:bookmarkEnd w:id="7"/>
@@ -5123,7 +5098,7 @@
     </w:p>
     <w:p>
       <w:pPr>
-        <w:pStyle w:val="21"/>
+        <w:pStyle w:val="PargrafodaLista"/>
         <w:numPr>
           <w:ilvl w:val="0"/>
           <w:numId w:val="1"/>
@@ -5134,18 +5109,18 @@
           <w:b/>
         </w:rPr>
         <w:sectPr>
-          <w:headerReference r:id="rId5" w:type="default"/>
+          <w:headerReference w:type="default" r:id="rId10"/>
           <w:pgSz w:w="11906" w:h="16838"/>
           <w:pgMar w:top="1701" w:right="1134" w:bottom="1134" w:left="1701" w:header="709" w:footer="709" w:gutter="0"/>
-          <w:cols w:space="708" w:num="1"/>
-          <w:docGrid w:linePitch="360" w:charSpace="0"/>
+          <w:cols w:space="708"/>
+          <w:docGrid w:linePitch="360"/>
         </w:sectPr>
       </w:pPr>
       <w:bookmarkStart w:id="8" w:name="_Toc120264424"/>
     </w:p>
     <w:p>
       <w:pPr>
-        <w:pStyle w:val="21"/>
+        <w:pStyle w:val="PargrafodaLista"/>
         <w:numPr>
           <w:ilvl w:val="0"/>
           <w:numId w:val="1"/>
@@ -5160,6 +5135,7 @@
         <w:rPr>
           <w:b/>
         </w:rPr>
+        <w:lastRenderedPageBreak/>
         <w:t>MONITORAMENTO OU AVALIAÇÃO</w:t>
       </w:r>
       <w:bookmarkEnd w:id="8"/>
@@ -5167,7 +5143,7 @@
     <w:p/>
     <w:p>
       <w:pPr>
-        <w:pStyle w:val="21"/>
+        <w:pStyle w:val="PargrafodaLista"/>
         <w:numPr>
           <w:ilvl w:val="1"/>
           <w:numId w:val="1"/>
@@ -5195,7 +5171,7 @@
     <w:p/>
     <w:p>
       <w:pPr>
-        <w:pStyle w:val="21"/>
+        <w:pStyle w:val="PargrafodaLista"/>
         <w:numPr>
           <w:ilvl w:val="1"/>
           <w:numId w:val="1"/>
@@ -5229,14 +5205,14 @@
         <w:sectPr>
           <w:pgSz w:w="16838" w:h="11906" w:orient="landscape"/>
           <w:pgMar w:top="1701" w:right="1701" w:bottom="1134" w:left="1134" w:header="709" w:footer="709" w:gutter="0"/>
-          <w:cols w:space="708" w:num="1"/>
-          <w:docGrid w:linePitch="360" w:charSpace="0"/>
+          <w:cols w:space="708"/>
+          <w:docGrid w:linePitch="360"/>
         </w:sectPr>
       </w:pPr>
     </w:p>
     <w:p>
       <w:pPr>
-        <w:pStyle w:val="21"/>
+        <w:pStyle w:val="PargrafodaLista"/>
         <w:numPr>
           <w:ilvl w:val="1"/>
           <w:numId w:val="1"/>
@@ -5253,6 +5229,7 @@
           <w:b/>
           <w:bCs/>
         </w:rPr>
+        <w:lastRenderedPageBreak/>
         <w:t xml:space="preserve">Diagrama de Fluxo de Dados (DFD) </w:t>
       </w:r>
       <w:r>
@@ -5267,8 +5244,11 @@
     <w:p/>
     <w:p>
       <w:r>
+        <w:rPr>
+          <w:noProof/>
+        </w:rPr>
         <w:drawing>
-          <wp:inline distT="0" distB="0" distL="0" distR="0">
+          <wp:inline distT="0" distB="0" distL="0" distR="0" wp14:anchorId="3D55161A" wp14:editId="043DB20D">
             <wp:extent cx="5760085" cy="5438775"/>
             <wp:effectExtent l="0" t="0" r="0" b="9525"/>
             <wp:docPr id="5" name="Imagem 5"/>
@@ -5285,7 +5265,7 @@
                     </pic:cNvPicPr>
                   </pic:nvPicPr>
                   <pic:blipFill>
-                    <a:blip r:embed="rId7">
+                    <a:blip r:embed="rId11">
                       <a:extLst>
                         <a:ext uri="{28A0092B-C50C-407E-A947-70E740481C1C}">
                           <a14:useLocalDpi xmlns:a14="http://schemas.microsoft.com/office/drawing/2010/main" val="0"/>
@@ -5315,8 +5295,11 @@
     <w:p/>
     <w:p>
       <w:r>
+        <w:rPr>
+          <w:noProof/>
+        </w:rPr>
         <w:drawing>
-          <wp:inline distT="0" distB="0" distL="0" distR="0">
+          <wp:inline distT="0" distB="0" distL="0" distR="0" wp14:anchorId="4DE43E97" wp14:editId="48420497">
             <wp:extent cx="5760085" cy="1857375"/>
             <wp:effectExtent l="0" t="0" r="0" b="9525"/>
             <wp:docPr id="7" name="Imagem 7"/>
@@ -5333,7 +5316,7 @@
                     </pic:cNvPicPr>
                   </pic:nvPicPr>
                   <pic:blipFill>
-                    <a:blip r:embed="rId8">
+                    <a:blip r:embed="rId12">
                       <a:extLst>
                         <a:ext uri="{28A0092B-C50C-407E-A947-70E740481C1C}">
                           <a14:useLocalDpi xmlns:a14="http://schemas.microsoft.com/office/drawing/2010/main" val="0"/>
@@ -5367,33 +5350,23 @@
       </w:r>
     </w:p>
     <w:p>
-      <w:r>
-        <w:fldChar w:fldCharType="begin"/>
-      </w:r>
-      <w:r>
-        <w:instrText xml:space="preserve"> HYPERLINK "https://www.drawio.com/" </w:instrText>
-      </w:r>
-      <w:r>
-        <w:fldChar w:fldCharType="separate"/>
-      </w:r>
-      <w:r>
-        <w:rPr>
-          <w:rStyle w:val="9"/>
-        </w:rPr>
-        <w:t>draw.io (drawio.com)</w:t>
-      </w:r>
-      <w:r>
-        <w:rPr>
-          <w:rStyle w:val="9"/>
-        </w:rPr>
-        <w:fldChar w:fldCharType="end"/>
-      </w:r>
-    </w:p>
-    <w:p/>
-    <w:p>
-      <w:r>
+      <w:hyperlink r:id="rId13" w:history="1">
+        <w:r>
+          <w:rPr>
+            <w:rStyle w:val="Hyperlink"/>
+          </w:rPr>
+          <w:t>draw.io (drawio.com)</w:t>
+        </w:r>
+      </w:hyperlink>
+    </w:p>
+    <w:p/>
+    <w:p>
+      <w:r>
+        <w:rPr>
+          <w:noProof/>
+        </w:rPr>
         <w:drawing>
-          <wp:inline distT="0" distB="0" distL="0" distR="0">
+          <wp:inline distT="0" distB="0" distL="0" distR="0" wp14:anchorId="27B6F79D" wp14:editId="314604F3">
             <wp:extent cx="5760085" cy="3883660"/>
             <wp:effectExtent l="0" t="0" r="0" b="2540"/>
             <wp:docPr id="6" name="Imagem 6"/>
@@ -5410,7 +5383,7 @@
                     </pic:cNvPicPr>
                   </pic:nvPicPr>
                   <pic:blipFill>
-                    <a:blip r:embed="rId9">
+                    <a:blip r:embed="rId14">
                       <a:extLst>
                         <a:ext uri="{28A0092B-C50C-407E-A947-70E740481C1C}">
                           <a14:useLocalDpi xmlns:a14="http://schemas.microsoft.com/office/drawing/2010/main" val="0"/>
@@ -5441,7 +5414,7 @@
     <w:p/>
     <w:p>
       <w:pPr>
-        <w:pStyle w:val="21"/>
+        <w:pStyle w:val="PargrafodaLista"/>
         <w:numPr>
           <w:ilvl w:val="1"/>
           <w:numId w:val="1"/>
@@ -5478,7 +5451,7 @@
     <w:p/>
     <w:p>
       <w:pPr>
-        <w:pStyle w:val="21"/>
+        <w:pStyle w:val="PargrafodaLista"/>
         <w:numPr>
           <w:ilvl w:val="1"/>
           <w:numId w:val="1"/>
@@ -5499,27 +5472,14 @@
     </w:p>
     <w:p/>
     <w:p>
-      <w:r>
-        <w:fldChar w:fldCharType="begin"/>
-      </w:r>
-      <w:r>
-        <w:instrText xml:space="preserve"> HYPERLINK "https://politicaprivacidade.com/" </w:instrText>
-      </w:r>
-      <w:r>
-        <w:fldChar w:fldCharType="separate"/>
-      </w:r>
-      <w:r>
-        <w:rPr>
-          <w:rStyle w:val="9"/>
-        </w:rPr>
-        <w:t>https://politicaprivacidade.com/</w:t>
-      </w:r>
-      <w:r>
-        <w:rPr>
-          <w:rStyle w:val="9"/>
-        </w:rPr>
-        <w:fldChar w:fldCharType="end"/>
-      </w:r>
+      <w:hyperlink r:id="rId15" w:history="1">
+        <w:r>
+          <w:rPr>
+            <w:rStyle w:val="Hyperlink"/>
+          </w:rPr>
+          <w:t>https://politicaprivacidade.com/</w:t>
+        </w:r>
+      </w:hyperlink>
       <w:r>
         <w:t xml:space="preserve"> </w:t>
       </w:r>
@@ -5527,7 +5487,7 @@
     <w:p/>
     <w:p>
       <w:pPr>
-        <w:pStyle w:val="21"/>
+        <w:pStyle w:val="PargrafodaLista"/>
         <w:numPr>
           <w:ilvl w:val="1"/>
           <w:numId w:val="1"/>
@@ -5549,27 +5509,14 @@
     </w:p>
     <w:p/>
     <w:p>
-      <w:r>
-        <w:fldChar w:fldCharType="begin"/>
-      </w:r>
-      <w:r>
-        <w:instrText xml:space="preserve"> HYPERLINK "https://politicaprivacidade.com/" </w:instrText>
-      </w:r>
-      <w:r>
-        <w:fldChar w:fldCharType="separate"/>
-      </w:r>
-      <w:r>
-        <w:rPr>
-          <w:rStyle w:val="9"/>
-        </w:rPr>
-        <w:t>https://politicaprivacidade.com/</w:t>
-      </w:r>
-      <w:r>
-        <w:rPr>
-          <w:rStyle w:val="9"/>
-        </w:rPr>
-        <w:fldChar w:fldCharType="end"/>
-      </w:r>
+      <w:hyperlink r:id="rId16" w:history="1">
+        <w:r>
+          <w:rPr>
+            <w:rStyle w:val="Hyperlink"/>
+          </w:rPr>
+          <w:t>https://politicaprivacidade.com/</w:t>
+        </w:r>
+      </w:hyperlink>
       <w:r>
         <w:t xml:space="preserve"> </w:t>
       </w:r>
@@ -5586,7 +5533,7 @@
     </w:p>
     <w:p>
       <w:pPr>
-        <w:pStyle w:val="21"/>
+        <w:pStyle w:val="PargrafodaLista"/>
         <w:numPr>
           <w:ilvl w:val="0"/>
           <w:numId w:val="1"/>
@@ -5602,6 +5549,7 @@
         <w:rPr>
           <w:b/>
         </w:rPr>
+        <w:lastRenderedPageBreak/>
         <w:t>CONSIDERAÇÕES FINAIS</w:t>
       </w:r>
       <w:bookmarkEnd w:id="9"/>
@@ -5643,6 +5591,7 @@
         <w:rPr>
           <w:b/>
         </w:rPr>
+        <w:lastRenderedPageBreak/>
         <w:t>REFERÊNCIAS</w:t>
       </w:r>
       <w:bookmarkEnd w:id="10"/>
@@ -5655,24 +5604,34 @@
     </w:p>
     <w:p>
       <w:pPr>
-        <w:keepNext w:val="0"/>
-        <w:keepLines w:val="0"/>
-        <w:pageBreakBefore w:val="0"/>
-        <w:widowControl/>
-        <w:kinsoku/>
-        <w:wordWrap/>
-        <w:overflowPunct/>
-        <w:topLinePunct w:val="0"/>
-        <w:autoSpaceDE/>
-        <w:autoSpaceDN/>
-        <w:bidi w:val="0"/>
-        <w:adjustRightInd/>
-        <w:snapToGrid/>
-        <w:ind w:firstLine="300" w:firstLineChars="125"/>
-        <w:textAlignment w:val="auto"/>
-      </w:pPr>
-      <w:r>
-        <w:t>ALBUQUERQUE, Felipe et al. Integraçao de Replicaçao Máquina de Estados no Kubernetes. In: </w:t>
+        <w:ind w:firstLineChars="125" w:firstLine="300"/>
+      </w:pPr>
+      <w:r>
+        <w:t xml:space="preserve">ALBUQUERQUE, Felipe et al. </w:t>
+      </w:r>
+      <w:proofErr w:type="spellStart"/>
+      <w:r>
+        <w:t>Integraçao</w:t>
+      </w:r>
+      <w:proofErr w:type="spellEnd"/>
+      <w:r>
+        <w:t xml:space="preserve"> de </w:t>
+      </w:r>
+      <w:proofErr w:type="spellStart"/>
+      <w:r>
+        <w:t>Replicaçao</w:t>
+      </w:r>
+      <w:proofErr w:type="spellEnd"/>
+      <w:r>
+        <w:t xml:space="preserve"> Máquina de Estados no </w:t>
+      </w:r>
+      <w:proofErr w:type="spellStart"/>
+      <w:r>
+        <w:t>Kubernetes</w:t>
+      </w:r>
+      <w:proofErr w:type="spellEnd"/>
+      <w:r>
+        <w:t>. In: </w:t>
       </w:r>
       <w:r>
         <w:rPr>
@@ -5683,71 +5642,23 @@
       <w:r>
         <w:t xml:space="preserve">. SBC, 2018. Disponível em: </w:t>
       </w:r>
-      <w:r>
-        <w:rPr>
-          <w:color w:val="auto"/>
-          <w:u w:val="none"/>
-        </w:rPr>
-        <w:fldChar w:fldCharType="begin"/>
-      </w:r>
-      <w:r>
-        <w:rPr>
-          <w:color w:val="auto"/>
-          <w:u w:val="none"/>
-        </w:rPr>
-        <w:instrText xml:space="preserve"> HYPERLINK "https://sol.sbc.org.br/index.php/wtf/article/view/2384" </w:instrText>
-      </w:r>
-      <w:r>
-        <w:rPr>
-          <w:color w:val="auto"/>
-          <w:u w:val="none"/>
-        </w:rPr>
-        <w:fldChar w:fldCharType="separate"/>
-      </w:r>
-      <w:r>
-        <w:rPr>
-          <w:rStyle w:val="9"/>
-          <w:color w:val="auto"/>
-          <w:u w:val="none"/>
-        </w:rPr>
-        <w:t>https://sol.sbc.org.br/index.php/wtf/article/view/2384</w:t>
-      </w:r>
-      <w:r>
-        <w:rPr>
-          <w:rStyle w:val="9"/>
-          <w:color w:val="auto"/>
-          <w:u w:val="none"/>
-        </w:rPr>
-        <w:fldChar w:fldCharType="end"/>
-      </w:r>
-      <w:r>
-        <w:rPr>
-          <w:color w:val="auto"/>
-          <w:u w:val="none"/>
-        </w:rPr>
-        <w:t>.</w:t>
-      </w:r>
-      <w:r>
-        <w:t xml:space="preserve"> Acesso em 20 out. 2023.</w:t>
-      </w:r>
-    </w:p>
-    <w:p>
-      <w:pPr>
-        <w:keepNext w:val="0"/>
-        <w:keepLines w:val="0"/>
-        <w:pageBreakBefore w:val="0"/>
-        <w:widowControl/>
-        <w:kinsoku/>
-        <w:wordWrap/>
-        <w:overflowPunct/>
-        <w:topLinePunct w:val="0"/>
-        <w:autoSpaceDE/>
-        <w:autoSpaceDN/>
-        <w:bidi w:val="0"/>
-        <w:adjustRightInd/>
-        <w:snapToGrid/>
-        <w:ind w:firstLine="300" w:firstLineChars="125"/>
-        <w:textAlignment w:val="auto"/>
+      <w:hyperlink r:id="rId17" w:history="1">
+        <w:r>
+          <w:rPr>
+            <w:rStyle w:val="Hyperlink"/>
+            <w:color w:val="auto"/>
+            <w:u w:val="none"/>
+          </w:rPr>
+          <w:t>https://sol.sbc.org.br/index.php/wtf/article/view/2384</w:t>
+        </w:r>
+      </w:hyperlink>
+      <w:r>
+        <w:t>. Acesso em 20 out. 2023.</w:t>
+      </w:r>
+    </w:p>
+    <w:p>
+      <w:pPr>
+        <w:ind w:firstLineChars="125" w:firstLine="300"/>
       </w:pPr>
       <w:r>
         <w:t xml:space="preserve">LAKATOS, Eva Maria; MARCONI, Marina de Andrade. Fundamentos de metodologia científica. São Paulo: Atlas, 2001. </w:t>
@@ -5755,102 +5666,28 @@
     </w:p>
     <w:p>
       <w:pPr>
-        <w:keepNext w:val="0"/>
-        <w:keepLines w:val="0"/>
-        <w:pageBreakBefore w:val="0"/>
-        <w:widowControl/>
-        <w:kinsoku/>
-        <w:wordWrap/>
-        <w:overflowPunct/>
-        <w:topLinePunct w:val="0"/>
-        <w:autoSpaceDE/>
-        <w:autoSpaceDN/>
-        <w:bidi w:val="0"/>
-        <w:adjustRightInd/>
-        <w:snapToGrid/>
-        <w:ind w:firstLine="300" w:firstLineChars="125"/>
-        <w:textAlignment w:val="auto"/>
+        <w:ind w:firstLineChars="125" w:firstLine="300"/>
       </w:pPr>
       <w:r>
         <w:t xml:space="preserve">LUVIZOTTO, Caroline Kraus. Artigo Científico e Monografia: Guia resumido de Redação Científica. Disponível em: </w:t>
       </w:r>
-      <w:r>
-        <w:rPr>
-          <w:color w:val="auto"/>
-          <w:u w:val="none"/>
-        </w:rPr>
-        <w:fldChar w:fldCharType="begin"/>
-      </w:r>
-      <w:r>
-        <w:rPr>
-          <w:color w:val="auto"/>
-          <w:u w:val="none"/>
-        </w:rPr>
-        <w:instrText xml:space="preserve"> HYPERLINK "https://carolineluvizotto.wordpress.com/2012/01/30/artigocientifico-e-monografia-guia-resumido-de-redacao-cientifica/" </w:instrText>
-      </w:r>
-      <w:r>
-        <w:rPr>
-          <w:color w:val="auto"/>
-          <w:u w:val="none"/>
-        </w:rPr>
-        <w:fldChar w:fldCharType="separate"/>
-      </w:r>
-      <w:r>
-        <w:rPr>
-          <w:rStyle w:val="9"/>
-          <w:color w:val="auto"/>
-          <w:u w:val="none"/>
-        </w:rPr>
-        <w:t>https://carolineluvizotto.wordpress.com/2012/01/30/artigocientifico-e-monografia-guia-resumido-de-redacao-cientifica/</w:t>
-      </w:r>
-      <w:r>
-        <w:rPr>
-          <w:rStyle w:val="9"/>
-          <w:color w:val="auto"/>
-          <w:u w:val="none"/>
-        </w:rPr>
-        <w:fldChar w:fldCharType="end"/>
-      </w:r>
-      <w:r>
-        <w:rPr>
-          <w:color w:val="auto"/>
-          <w:u w:val="none"/>
-        </w:rPr>
-        <w:t>.</w:t>
-      </w:r>
-      <w:r>
-        <w:t xml:space="preserve"> Acess</w:t>
-      </w:r>
-      <w:r>
-        <w:rPr>
-          <w:rFonts w:hint="default"/>
-          <w:lang w:val="pt-BR"/>
-        </w:rPr>
-        <w:t>o</w:t>
-      </w:r>
-      <w:bookmarkStart w:id="12" w:name="_GoBack"/>
-      <w:bookmarkEnd w:id="12"/>
-      <w:r>
-        <w:t xml:space="preserve"> em: 16 dez. 2024.</w:t>
-      </w:r>
-    </w:p>
-    <w:p>
-      <w:pPr>
-        <w:keepNext w:val="0"/>
-        <w:keepLines w:val="0"/>
-        <w:pageBreakBefore w:val="0"/>
-        <w:widowControl/>
-        <w:kinsoku/>
-        <w:wordWrap/>
-        <w:overflowPunct/>
-        <w:topLinePunct w:val="0"/>
-        <w:autoSpaceDE/>
-        <w:autoSpaceDN/>
-        <w:bidi w:val="0"/>
-        <w:adjustRightInd/>
-        <w:snapToGrid/>
-        <w:ind w:firstLine="300" w:firstLineChars="125"/>
-        <w:textAlignment w:val="auto"/>
+      <w:hyperlink r:id="rId18" w:history="1">
+        <w:r>
+          <w:rPr>
+            <w:rStyle w:val="Hyperlink"/>
+            <w:color w:val="auto"/>
+            <w:u w:val="none"/>
+          </w:rPr>
+          <w:t>https://carolineluvizotto.wordpress.com/2012/01/30/artigocientifico-e-monografia-guia-resumido-de-redacao-cientifica/</w:t>
+        </w:r>
+      </w:hyperlink>
+      <w:r>
+        <w:t>. Acesso em: 16 dez. 2024.</w:t>
+      </w:r>
+    </w:p>
+    <w:p>
+      <w:pPr>
+        <w:ind w:firstLineChars="125" w:firstLine="300"/>
       </w:pPr>
       <w:r>
         <w:t xml:space="preserve">MACORATTI, José Carlos. </w:t>
@@ -5859,76 +5696,42 @@
         <w:rPr>
           <w:b/>
         </w:rPr>
-        <w:t>Visual Studio Code – Apresentando o editor multiplataforma da Microsoft</w:t>
+        <w:t xml:space="preserve">Visual Studio </w:t>
+      </w:r>
+      <w:proofErr w:type="spellStart"/>
+      <w:r>
+        <w:rPr>
+          <w:b/>
+        </w:rPr>
+        <w:t>Code</w:t>
+      </w:r>
+      <w:proofErr w:type="spellEnd"/>
+      <w:r>
+        <w:rPr>
+          <w:b/>
+        </w:rPr>
+        <w:t xml:space="preserve"> – Apresentando o editor multiplataforma da Microsoft</w:t>
       </w:r>
       <w:r>
         <w:t xml:space="preserve">, 2016. Disponível em: </w:t>
       </w:r>
-      <w:r>
-        <w:rPr>
-          <w:color w:val="auto"/>
-          <w:u w:val="none"/>
-        </w:rPr>
-        <w:fldChar w:fldCharType="begin"/>
-      </w:r>
-      <w:r>
-        <w:rPr>
-          <w:color w:val="auto"/>
-          <w:u w:val="none"/>
-        </w:rPr>
-        <w:instrText xml:space="preserve"> HYPERLINK "https://imasters.com.br/desenvolvimento/visual-studio-code-apresentando-o-editor-multiplataforma-da-microsoft" </w:instrText>
-      </w:r>
-      <w:r>
-        <w:rPr>
-          <w:color w:val="auto"/>
-          <w:u w:val="none"/>
-        </w:rPr>
-        <w:fldChar w:fldCharType="separate"/>
-      </w:r>
-      <w:r>
-        <w:rPr>
-          <w:rStyle w:val="9"/>
-          <w:color w:val="auto"/>
-          <w:u w:val="none"/>
-        </w:rPr>
-        <w:t>https://imasters.com.br/desenvolvimento/visual-studio-code-apresentando-o-editor-multiplataforma-da-microsoft</w:t>
-      </w:r>
-      <w:r>
-        <w:rPr>
-          <w:rStyle w:val="9"/>
-          <w:color w:val="auto"/>
-          <w:u w:val="none"/>
-        </w:rPr>
-        <w:fldChar w:fldCharType="end"/>
-      </w:r>
-      <w:r>
-        <w:rPr>
-          <w:color w:val="auto"/>
-          <w:u w:val="none"/>
-        </w:rPr>
-        <w:t>.</w:t>
-      </w:r>
-      <w:r>
-        <w:t xml:space="preserve"> Acesso em 19 out. 2023. </w:t>
-      </w:r>
-    </w:p>
-    <w:p>
-      <w:pPr>
-        <w:keepNext w:val="0"/>
-        <w:keepLines w:val="0"/>
-        <w:pageBreakBefore w:val="0"/>
-        <w:widowControl/>
-        <w:kinsoku/>
-        <w:wordWrap/>
-        <w:overflowPunct/>
-        <w:topLinePunct w:val="0"/>
-        <w:autoSpaceDE/>
-        <w:autoSpaceDN/>
-        <w:bidi w:val="0"/>
-        <w:adjustRightInd/>
-        <w:snapToGrid/>
-        <w:ind w:firstLine="300" w:firstLineChars="125"/>
-        <w:textAlignment w:val="auto"/>
+      <w:hyperlink r:id="rId19" w:history="1">
+        <w:r>
+          <w:rPr>
+            <w:rStyle w:val="Hyperlink"/>
+            <w:color w:val="auto"/>
+            <w:u w:val="none"/>
+          </w:rPr>
+          <w:t>https://imasters.com.br/desenvolvimento/visual-studio-code-apresentando-o-editor-multiplataforma-da-microsoft</w:t>
+        </w:r>
+      </w:hyperlink>
+      <w:r>
+        <w:t xml:space="preserve">. Acesso em 19 out. 2023. </w:t>
+      </w:r>
+    </w:p>
+    <w:p>
+      <w:pPr>
+        <w:ind w:firstLineChars="125" w:firstLine="300"/>
       </w:pPr>
       <w:r>
         <w:t xml:space="preserve">MICROSOFT. </w:t>
@@ -5942,140 +5745,60 @@
       <w:r>
         <w:t xml:space="preserve">, 2023. Disponível em: </w:t>
       </w:r>
-      <w:r>
-        <w:rPr>
-          <w:color w:val="auto"/>
-          <w:u w:val="none"/>
-        </w:rPr>
-        <w:fldChar w:fldCharType="begin"/>
-      </w:r>
-      <w:r>
-        <w:rPr>
-          <w:color w:val="auto"/>
-          <w:u w:val="none"/>
-        </w:rPr>
-        <w:instrText xml:space="preserve"> HYPERLINK "https://visualstudio.microsoft.com/pt-br/" \l ":~:text=o%20Visual%20Studio-,Visual%20Studio%20Code,praticamente%20qualquer%20linguagem%20de%20programa%C3%A7%C3%A3o" </w:instrText>
-      </w:r>
-      <w:r>
-        <w:rPr>
-          <w:color w:val="auto"/>
-          <w:u w:val="none"/>
-        </w:rPr>
-        <w:fldChar w:fldCharType="separate"/>
-      </w:r>
-      <w:r>
-        <w:rPr>
-          <w:rStyle w:val="9"/>
-          <w:color w:val="auto"/>
-          <w:u w:val="none"/>
-        </w:rPr>
-        <w:t>https://visualstudio.microsoft.com/pt-br/#:~:text=o%20Visual%20Studio-,Visual%20Studio%20Code,praticamente%20qualquer%20linguagem%20de%20programa%C3%A7%C3%A3o</w:t>
-      </w:r>
-      <w:r>
-        <w:rPr>
-          <w:rStyle w:val="9"/>
-          <w:color w:val="auto"/>
-          <w:u w:val="none"/>
-        </w:rPr>
-        <w:fldChar w:fldCharType="end"/>
-      </w:r>
-      <w:r>
-        <w:rPr>
-          <w:color w:val="auto"/>
-          <w:u w:val="none"/>
-        </w:rPr>
-        <w:t xml:space="preserve">. </w:t>
-      </w:r>
-      <w:r>
-        <w:t>Acesso em 20 out. 2023.</w:t>
-      </w:r>
-    </w:p>
-    <w:p>
-      <w:pPr>
-        <w:keepNext w:val="0"/>
-        <w:keepLines w:val="0"/>
-        <w:pageBreakBefore w:val="0"/>
-        <w:widowControl/>
-        <w:kinsoku/>
-        <w:wordWrap/>
-        <w:overflowPunct/>
-        <w:topLinePunct w:val="0"/>
-        <w:autoSpaceDE/>
-        <w:autoSpaceDN/>
-        <w:bidi w:val="0"/>
-        <w:adjustRightInd/>
-        <w:snapToGrid/>
-        <w:ind w:firstLine="300" w:firstLineChars="125"/>
-        <w:textAlignment w:val="auto"/>
-      </w:pPr>
-      <w:r>
-        <w:t xml:space="preserve">OLIVEIRA, S de M de. O funcionamento da autoria nos blogs de divulgação científica. Ling (dis)curso, set. 2011. DOI: </w:t>
-      </w:r>
-      <w:r>
-        <w:rPr>
-          <w:color w:val="auto"/>
-          <w:u w:val="none"/>
-        </w:rPr>
-        <w:fldChar w:fldCharType="begin"/>
-      </w:r>
-      <w:r>
-        <w:rPr>
-          <w:color w:val="auto"/>
-          <w:u w:val="none"/>
-        </w:rPr>
-        <w:instrText xml:space="preserve"> HYPERLINK "https://doi.org/10.1590/S1518-76322011000300008" </w:instrText>
-      </w:r>
-      <w:r>
-        <w:rPr>
-          <w:color w:val="auto"/>
-          <w:u w:val="none"/>
-        </w:rPr>
-        <w:fldChar w:fldCharType="separate"/>
-      </w:r>
-      <w:r>
-        <w:rPr>
-          <w:rStyle w:val="9"/>
-          <w:color w:val="auto"/>
-          <w:u w:val="none"/>
-        </w:rPr>
-        <w:t>https://doi.org/10.1590/S1518-76322011000300008</w:t>
-      </w:r>
-      <w:r>
-        <w:rPr>
-          <w:rStyle w:val="9"/>
-          <w:color w:val="auto"/>
-          <w:u w:val="none"/>
-        </w:rPr>
-        <w:fldChar w:fldCharType="end"/>
-      </w:r>
-      <w:r>
-        <w:rPr>
-          <w:color w:val="auto"/>
-          <w:u w:val="none"/>
-        </w:rPr>
-        <w:t xml:space="preserve">. </w:t>
-      </w:r>
-      <w:r>
-        <w:t>Acesso em 30 jul. 2026.</w:t>
-      </w:r>
-    </w:p>
-    <w:p>
-      <w:pPr>
-        <w:keepNext w:val="0"/>
-        <w:keepLines w:val="0"/>
-        <w:pageBreakBefore w:val="0"/>
-        <w:widowControl/>
-        <w:kinsoku/>
-        <w:wordWrap/>
-        <w:overflowPunct/>
-        <w:topLinePunct w:val="0"/>
-        <w:autoSpaceDE/>
-        <w:autoSpaceDN/>
-        <w:bidi w:val="0"/>
-        <w:adjustRightInd/>
-        <w:snapToGrid/>
-        <w:ind w:firstLine="300" w:firstLineChars="125"/>
-        <w:textAlignment w:val="auto"/>
+      <w:hyperlink r:id="rId20" w:anchor=":~:text=o%20Visual%20Studio-,Visual%20Studio%20Code,praticamente%20qualquer%20linguagem%20de%20programa%C3%A7%C3%A3o" w:history="1">
+        <w:r>
+          <w:rPr>
+            <w:rStyle w:val="Hyperlink"/>
+            <w:color w:val="auto"/>
+            <w:u w:val="none"/>
+          </w:rPr>
+          <w:t>https://visualstudio.microsoft.com/pt-br/#:~:text=o%20Visual%20Studio-,Visual%20Studio%20Code,praticamente%20qualquer%20linguagem%20de%20programa%C3%A7%C3%A3o</w:t>
+        </w:r>
+      </w:hyperlink>
+      <w:r>
+        <w:t>. Acesso em 20 out. 2023.</w:t>
+      </w:r>
+    </w:p>
+    <w:p>
+      <w:pPr>
+        <w:ind w:firstLineChars="125" w:firstLine="300"/>
+      </w:pPr>
+      <w:r>
+        <w:t xml:space="preserve">OLIVEIRA, S de M de. O funcionamento da autoria nos blogs de divulgação científica. </w:t>
+      </w:r>
+      <w:proofErr w:type="spellStart"/>
+      <w:r>
+        <w:t>Ling</w:t>
+      </w:r>
+      <w:proofErr w:type="spellEnd"/>
+      <w:r>
+        <w:t xml:space="preserve"> (</w:t>
+      </w:r>
+      <w:proofErr w:type="spellStart"/>
+      <w:r>
+        <w:t>dis</w:t>
+      </w:r>
+      <w:proofErr w:type="spellEnd"/>
+      <w:r>
+        <w:t xml:space="preserve">)curso, set. 2011. DOI: </w:t>
+      </w:r>
+      <w:hyperlink r:id="rId21" w:history="1">
+        <w:r>
+          <w:rPr>
+            <w:rStyle w:val="Hyperlink"/>
+            <w:color w:val="auto"/>
+            <w:u w:val="none"/>
+          </w:rPr>
+          <w:t>https://doi.org/10.1590/S1518-76322011000300008</w:t>
+        </w:r>
+      </w:hyperlink>
+      <w:r>
+        <w:t>. Acesso em 30 jul. 2026.</w:t>
+      </w:r>
+    </w:p>
+    <w:p>
+      <w:pPr>
+        <w:ind w:firstLineChars="125" w:firstLine="300"/>
       </w:pPr>
       <w:r>
         <w:t>PIMENTA, Márcia da Costa. Agendamento de atividades apoiado por sistema multiagente em ambientes virtuais de aprendizagem. 2010.</w:t>
@@ -6083,100 +5806,28 @@
     </w:p>
     <w:p>
       <w:pPr>
-        <w:keepNext w:val="0"/>
-        <w:keepLines w:val="0"/>
-        <w:pageBreakBefore w:val="0"/>
-        <w:widowControl/>
-        <w:kinsoku/>
-        <w:wordWrap/>
-        <w:overflowPunct/>
-        <w:topLinePunct w:val="0"/>
-        <w:autoSpaceDE/>
-        <w:autoSpaceDN/>
-        <w:bidi w:val="0"/>
-        <w:adjustRightInd/>
-        <w:snapToGrid/>
-        <w:ind w:firstLine="300" w:firstLineChars="125"/>
-        <w:textAlignment w:val="auto"/>
+        <w:ind w:firstLineChars="125" w:firstLine="300"/>
       </w:pPr>
       <w:r>
         <w:t xml:space="preserve">PEREIRA, Maurício Gomes. Dez passos para produzir artigo científico de sucesso. Disponível em: </w:t>
       </w:r>
-      <w:r>
-        <w:rPr>
-          <w:color w:val="auto"/>
-          <w:u w:val="none"/>
-        </w:rPr>
-        <w:fldChar w:fldCharType="begin"/>
-      </w:r>
-      <w:r>
-        <w:rPr>
-          <w:color w:val="auto"/>
-          <w:u w:val="none"/>
-        </w:rPr>
-        <w:instrText xml:space="preserve"> HYPERLINK "http://www.scielo.br/pdf/ress/v26n3/2237-9622-ress-26-03-00661.pdf" </w:instrText>
-      </w:r>
-      <w:r>
-        <w:rPr>
-          <w:color w:val="auto"/>
-          <w:u w:val="none"/>
-        </w:rPr>
-        <w:fldChar w:fldCharType="separate"/>
-      </w:r>
-      <w:r>
-        <w:rPr>
-          <w:rStyle w:val="9"/>
-          <w:color w:val="auto"/>
-          <w:u w:val="none"/>
-        </w:rPr>
-        <w:t>http://www.scielo.br/pdf/ress/v26n3/2237-9622-ress-26-03-00661.pdf</w:t>
-      </w:r>
-      <w:r>
-        <w:rPr>
-          <w:rStyle w:val="9"/>
-          <w:color w:val="auto"/>
-          <w:u w:val="none"/>
-        </w:rPr>
-        <w:fldChar w:fldCharType="end"/>
-      </w:r>
-      <w:r>
-        <w:rPr>
-          <w:color w:val="auto"/>
-          <w:u w:val="none"/>
-        </w:rPr>
-        <w:t>.</w:t>
-      </w:r>
-      <w:r>
-        <w:t xml:space="preserve"> Acess</w:t>
-      </w:r>
-      <w:r>
-        <w:rPr>
-          <w:rFonts w:hint="default"/>
-          <w:lang w:val="pt-BR"/>
-        </w:rPr>
-        <w:t>o</w:t>
-      </w:r>
-      <w:r>
-        <w:t xml:space="preserve"> em: 16 dez. 2024.</w:t>
-      </w:r>
-    </w:p>
-    <w:p>
-      <w:pPr>
-        <w:keepNext w:val="0"/>
-        <w:keepLines w:val="0"/>
-        <w:pageBreakBefore w:val="0"/>
-        <w:widowControl/>
-        <w:kinsoku/>
-        <w:wordWrap/>
-        <w:overflowPunct/>
-        <w:topLinePunct w:val="0"/>
-        <w:autoSpaceDE/>
-        <w:autoSpaceDN/>
-        <w:bidi w:val="0"/>
-        <w:adjustRightInd/>
-        <w:snapToGrid/>
-        <w:ind w:firstLine="300" w:firstLineChars="125"/>
-        <w:textAlignment w:val="auto"/>
+      <w:hyperlink r:id="rId22" w:history="1">
+        <w:r>
+          <w:rPr>
+            <w:rStyle w:val="Hyperlink"/>
+            <w:color w:val="auto"/>
+            <w:u w:val="none"/>
+          </w:rPr>
+          <w:t>http://www.scielo.br/pdf/ress/v26n3/2237-9622-ress-26-03-00661.pdf</w:t>
+        </w:r>
+      </w:hyperlink>
+      <w:r>
+        <w:t>. Acesso em: 16 dez. 2024.</w:t>
+      </w:r>
+    </w:p>
+    <w:p>
+      <w:pPr>
+        <w:ind w:firstLineChars="125" w:firstLine="300"/>
       </w:pPr>
       <w:r>
         <w:t>SILVA, Ewerton José da. 038 - MODELO-2023-TCC (apostila de aula).  Tupã, 2023.</w:t>
@@ -6184,539 +5835,210 @@
     </w:p>
     <w:p>
       <w:pPr>
-        <w:keepNext w:val="0"/>
-        <w:keepLines w:val="0"/>
-        <w:pageBreakBefore w:val="0"/>
-        <w:widowControl/>
-        <w:kinsoku/>
-        <w:wordWrap/>
-        <w:overflowPunct/>
-        <w:topLinePunct w:val="0"/>
-        <w:autoSpaceDE/>
-        <w:autoSpaceDN/>
-        <w:bidi w:val="0"/>
-        <w:adjustRightInd/>
-        <w:snapToGrid/>
-        <w:ind w:firstLine="300" w:firstLineChars="125"/>
-        <w:textAlignment w:val="auto"/>
-        <w:rPr>
-          <w:rFonts w:hint="default"/>
-        </w:rPr>
-      </w:pPr>
-      <w:r>
-        <w:rPr>
-          <w:rFonts w:hint="default"/>
-        </w:rPr>
-        <w:t xml:space="preserve">MOTA, João Victor Bizinotto. Otimização de processos dos canais de atendimento remoto de compra para melhoria da satisfação do cliente: estudo de caso em um supermercado no interior de Minas Gerais. 2023. Dissertação (Mestrado em Engenharia de Produção) – Universidade Federal de Uberlândia, Uberlândia, 2023. Disponível em: </w:t>
-      </w:r>
-      <w:r>
-        <w:rPr>
-          <w:rFonts w:hint="default"/>
-          <w:color w:val="auto"/>
-          <w:u w:val="none"/>
-        </w:rPr>
-        <w:t>https://repositorio.ufu.br/handle/123456789/39072.</w:t>
-      </w:r>
-      <w:r>
-        <w:rPr>
-          <w:rFonts w:hint="default"/>
-        </w:rPr>
-        <w:t xml:space="preserve"> Acesso em: 22 out. 2025.</w:t>
-      </w:r>
-    </w:p>
-    <w:p>
-      <w:pPr>
-        <w:keepNext w:val="0"/>
-        <w:keepLines w:val="0"/>
-        <w:pageBreakBefore w:val="0"/>
-        <w:widowControl/>
-        <w:kinsoku/>
-        <w:wordWrap/>
-        <w:overflowPunct/>
-        <w:topLinePunct w:val="0"/>
-        <w:autoSpaceDE/>
-        <w:autoSpaceDN/>
-        <w:bidi w:val="0"/>
-        <w:adjustRightInd/>
-        <w:snapToGrid/>
-        <w:ind w:firstLine="300" w:firstLineChars="125"/>
-        <w:textAlignment w:val="auto"/>
-        <w:rPr>
-          <w:rFonts w:hint="default"/>
-        </w:rPr>
-      </w:pPr>
-    </w:p>
-    <w:p>
-      <w:pPr>
-        <w:keepNext w:val="0"/>
-        <w:keepLines w:val="0"/>
-        <w:pageBreakBefore w:val="0"/>
-        <w:widowControl/>
-        <w:kinsoku/>
-        <w:wordWrap/>
-        <w:overflowPunct/>
-        <w:topLinePunct w:val="0"/>
-        <w:autoSpaceDE/>
-        <w:autoSpaceDN/>
-        <w:bidi w:val="0"/>
-        <w:adjustRightInd/>
-        <w:snapToGrid/>
-        <w:ind w:firstLine="300" w:firstLineChars="125"/>
-        <w:textAlignment w:val="auto"/>
-        <w:rPr>
-          <w:rFonts w:hint="default"/>
-        </w:rPr>
-      </w:pPr>
-      <w:r>
-        <w:rPr>
-          <w:rFonts w:hint="default"/>
-        </w:rPr>
-        <w:t xml:space="preserve">PAULOUSKI, Éverton. Routine checklist: um sistema para organização e auditoria de rotinas em supermercados. 2024. Trabalho de Conclusão de Curso (Graduação em Tecnologia em Sistemas para Internet) – Universidade Tecnológica Federal do Paraná, Guarapuava, 2024. Disponível em: </w:t>
-      </w:r>
-      <w:r>
-        <w:rPr>
-          <w:rFonts w:hint="default"/>
-          <w:color w:val="auto"/>
-          <w:u w:val="none"/>
-        </w:rPr>
-        <w:t xml:space="preserve">https://repositorio.utfpr.edu.br/jspui/bitstream/1/34096/1/sistemaautomatizacaochecklist.pdf. </w:t>
-      </w:r>
-      <w:r>
-        <w:rPr>
-          <w:rFonts w:hint="default"/>
-          <w:color w:val="auto"/>
-          <w:u w:val="none"/>
-          <w:lang w:val="pt-BR"/>
+        <w:ind w:firstLineChars="125" w:firstLine="300"/>
+      </w:pPr>
+      <w:r>
+        <w:lastRenderedPageBreak/>
+        <w:t xml:space="preserve">MOTA, João Victor </w:t>
+      </w:r>
+      <w:proofErr w:type="spellStart"/>
+      <w:r>
+        <w:t>Bizinotto</w:t>
+      </w:r>
+      <w:proofErr w:type="spellEnd"/>
+      <w:r>
+        <w:t>. Otimização de processos dos canais de atendimento remoto de compra para melhoria da satisfação do cliente: estudo de caso em um supermercado no interior de Minas Gerais. 2023. Dissertação (Mestrado em Engenharia de Produção) – Universidade Federal de Uberlândia, Uberlândia, 2023. Disponível em: https://repositorio.ufu.br/handle/123456789/39072. Acesso em: 22 out. 2025.</w:t>
+      </w:r>
+    </w:p>
+    <w:p>
+      <w:pPr>
+        <w:ind w:firstLineChars="125" w:firstLine="300"/>
+      </w:pPr>
+    </w:p>
+    <w:p>
+      <w:pPr>
+        <w:ind w:firstLineChars="125" w:firstLine="300"/>
+      </w:pPr>
+      <w:r>
+        <w:t xml:space="preserve">PAULOUSKI, Éverton. </w:t>
+      </w:r>
+      <w:proofErr w:type="spellStart"/>
+      <w:r>
+        <w:t>Routine</w:t>
+      </w:r>
+      <w:proofErr w:type="spellEnd"/>
+      <w:r>
+        <w:t xml:space="preserve"> checklist: um sistema para organização e auditoria de rotinas em supermercados. 2024. Trabalho de Conclusão de Curso (Graduação em Tecnologia em Sistemas para Internet) – Universidade Tecnológica Federal do Paraná, Guarapuava, 2024. Disponível em: https://repositorio.utfpr.edu.br/jspui/bitstream/1/34096/1/sistemaautomatizacaochecklist.pdf.  Acesso em: 22 out. 2025.</w:t>
+      </w:r>
+    </w:p>
+    <w:p>
+      <w:pPr>
+        <w:ind w:firstLineChars="125" w:firstLine="300"/>
+      </w:pPr>
+    </w:p>
+    <w:p>
+      <w:pPr>
+        <w:ind w:firstLineChars="125" w:firstLine="300"/>
+      </w:pPr>
+      <w:r>
+        <w:t xml:space="preserve">RINALDI, José Guilherme </w:t>
+      </w:r>
+      <w:proofErr w:type="spellStart"/>
+      <w:r>
+        <w:t>Spasiani</w:t>
+      </w:r>
+      <w:proofErr w:type="spellEnd"/>
+      <w:r>
+        <w:t xml:space="preserve">; MORABITO, Reinaldo; TACHIBANA, Vilma </w:t>
+      </w:r>
+      <w:proofErr w:type="spellStart"/>
+      <w:r>
+        <w:t>Mayumi</w:t>
+      </w:r>
+      <w:proofErr w:type="spellEnd"/>
+      <w:r>
+        <w:t>. A importância da rapidez de atendimento em supermercados: um estudo de caso. 2009. Dissertação (Mestrado) – Universidade Estadual Paulista, Bauru, 2009. Disponível em: http://acervodigital.unesp.br/handle/11449/29887. Acesso em: 22 out. 2025.</w:t>
+      </w:r>
+    </w:p>
+    <w:p>
+      <w:pPr>
+        <w:ind w:firstLineChars="125" w:firstLine="300"/>
+      </w:pPr>
+    </w:p>
+    <w:p>
+      <w:pPr>
+        <w:ind w:firstLineChars="125" w:firstLine="300"/>
+      </w:pPr>
+      <w:r>
+        <w:t>SEBRAE – Serviço Brasileiro de Apoio às Micro e Pequenas Empresas. Eficiência operacional para supermercados: tipos de perdas e melhorias na eficiência operacional. 2025. Disponível em: https://sebraeplay.com.br/content/eficiencia-operacional-para-supermercados.  Acesso em: 22 out. 2025.</w:t>
+      </w:r>
+    </w:p>
+    <w:p>
+      <w:pPr>
+        <w:ind w:firstLineChars="125" w:firstLine="300"/>
+      </w:pPr>
+    </w:p>
+    <w:p>
+      <w:pPr>
+        <w:ind w:firstLineChars="125" w:firstLine="300"/>
+      </w:pPr>
+      <w:r>
+        <w:t xml:space="preserve">SILVA, Eli Lopes da; PRADO, Jorge Moisés Kroll do; BASTIANI, </w:t>
+      </w:r>
+      <w:proofErr w:type="spellStart"/>
+      <w:r>
+        <w:t>Scheine</w:t>
+      </w:r>
+      <w:proofErr w:type="spellEnd"/>
+      <w:r>
+        <w:t xml:space="preserve"> Neis Alves da Cruz de. Indicadores de gestão para o varejo alimentício. Florianópolis: Senac Santa Catarina, 2021. Disponível em:</w:t>
+      </w:r>
+      <w:r>
+        <w:rPr>
+          <w:color w:val="0000FF"/>
         </w:rPr>
         <w:t xml:space="preserve"> </w:t>
       </w:r>
       <w:r>
-        <w:rPr>
-          <w:rFonts w:hint="default"/>
-        </w:rPr>
-        <w:t>Acesso em: 22 out. 2025.</w:t>
-      </w:r>
-    </w:p>
-    <w:p>
-      <w:pPr>
-        <w:keepNext w:val="0"/>
-        <w:keepLines w:val="0"/>
-        <w:pageBreakBefore w:val="0"/>
-        <w:widowControl/>
-        <w:kinsoku/>
-        <w:wordWrap/>
-        <w:overflowPunct/>
-        <w:topLinePunct w:val="0"/>
-        <w:autoSpaceDE/>
-        <w:autoSpaceDN/>
-        <w:bidi w:val="0"/>
-        <w:adjustRightInd/>
-        <w:snapToGrid/>
-        <w:ind w:firstLine="300" w:firstLineChars="125"/>
-        <w:textAlignment w:val="auto"/>
-        <w:rPr>
-          <w:rFonts w:hint="default"/>
-        </w:rPr>
-      </w:pPr>
-    </w:p>
-    <w:p>
-      <w:pPr>
-        <w:keepNext w:val="0"/>
-        <w:keepLines w:val="0"/>
-        <w:pageBreakBefore w:val="0"/>
-        <w:widowControl/>
-        <w:kinsoku/>
-        <w:wordWrap/>
-        <w:overflowPunct/>
-        <w:topLinePunct w:val="0"/>
-        <w:autoSpaceDE/>
-        <w:autoSpaceDN/>
-        <w:bidi w:val="0"/>
-        <w:adjustRightInd/>
-        <w:snapToGrid/>
-        <w:ind w:firstLine="300" w:firstLineChars="125"/>
-        <w:textAlignment w:val="auto"/>
-        <w:rPr>
-          <w:rFonts w:hint="default"/>
-        </w:rPr>
-      </w:pPr>
-      <w:r>
-        <w:rPr>
-          <w:rFonts w:hint="default"/>
-        </w:rPr>
-        <w:t xml:space="preserve">RINALDI, José Guilherme Spasiani; MORABITO, Reinaldo; TACHIBANA, Vilma Mayumi. A importância da rapidez de atendimento em supermercados: um estudo de caso. 2009. Dissertação (Mestrado) – Universidade Estadual Paulista, Bauru, 2009. Disponível em: </w:t>
-      </w:r>
-      <w:r>
-        <w:rPr>
-          <w:rFonts w:hint="default"/>
-          <w:color w:val="auto"/>
-          <w:u w:val="none"/>
-        </w:rPr>
-        <w:t xml:space="preserve">http://acervodigital.unesp.br/handle/11449/29887. </w:t>
-      </w:r>
-      <w:r>
-        <w:rPr>
-          <w:rFonts w:hint="default"/>
-        </w:rPr>
-        <w:t>Acesso em: 22 out. 2025.</w:t>
-      </w:r>
-    </w:p>
-    <w:p>
-      <w:pPr>
-        <w:keepNext w:val="0"/>
-        <w:keepLines w:val="0"/>
-        <w:pageBreakBefore w:val="0"/>
-        <w:widowControl/>
-        <w:kinsoku/>
-        <w:wordWrap/>
-        <w:overflowPunct/>
-        <w:topLinePunct w:val="0"/>
-        <w:autoSpaceDE/>
-        <w:autoSpaceDN/>
-        <w:bidi w:val="0"/>
-        <w:adjustRightInd/>
-        <w:snapToGrid/>
-        <w:ind w:firstLine="300" w:firstLineChars="125"/>
-        <w:textAlignment w:val="auto"/>
-        <w:rPr>
-          <w:rFonts w:hint="default"/>
-        </w:rPr>
-      </w:pPr>
-    </w:p>
-    <w:p>
-      <w:pPr>
-        <w:keepNext w:val="0"/>
-        <w:keepLines w:val="0"/>
-        <w:pageBreakBefore w:val="0"/>
-        <w:widowControl/>
-        <w:kinsoku/>
-        <w:wordWrap/>
-        <w:overflowPunct/>
-        <w:topLinePunct w:val="0"/>
-        <w:autoSpaceDE/>
-        <w:autoSpaceDN/>
-        <w:bidi w:val="0"/>
-        <w:adjustRightInd/>
-        <w:snapToGrid/>
-        <w:ind w:firstLine="300" w:firstLineChars="125"/>
-        <w:textAlignment w:val="auto"/>
-        <w:rPr>
-          <w:rFonts w:hint="default"/>
-        </w:rPr>
-      </w:pPr>
-      <w:r>
-        <w:rPr>
-          <w:rFonts w:hint="default"/>
-        </w:rPr>
-        <w:t xml:space="preserve">SEBRAE – Serviço Brasileiro de Apoio às Micro e Pequenas Empresas. Eficiência operacional para supermercados: tipos de perdas e melhorias na eficiência operacional. 2025. Disponível em: </w:t>
-      </w:r>
-      <w:r>
-        <w:rPr>
-          <w:rFonts w:hint="default"/>
-          <w:color w:val="auto"/>
-          <w:u w:val="none"/>
-        </w:rPr>
-        <w:t xml:space="preserve">https://sebraeplay.com.br/content/eficiencia-operacional-para-supermercados. </w:t>
-      </w:r>
-      <w:r>
-        <w:rPr>
-          <w:rFonts w:hint="default"/>
-          <w:lang w:val="pt-BR"/>
-        </w:rPr>
-        <w:t xml:space="preserve"> </w:t>
-      </w:r>
-      <w:r>
-        <w:rPr>
-          <w:rFonts w:hint="default"/>
-        </w:rPr>
-        <w:t>Acesso em: 22 out. 2025.</w:t>
-      </w:r>
-    </w:p>
-    <w:p>
-      <w:pPr>
-        <w:keepNext w:val="0"/>
-        <w:keepLines w:val="0"/>
-        <w:pageBreakBefore w:val="0"/>
-        <w:widowControl/>
-        <w:kinsoku/>
-        <w:wordWrap/>
-        <w:overflowPunct/>
-        <w:topLinePunct w:val="0"/>
-        <w:autoSpaceDE/>
-        <w:autoSpaceDN/>
-        <w:bidi w:val="0"/>
-        <w:adjustRightInd/>
-        <w:snapToGrid/>
-        <w:ind w:firstLine="300" w:firstLineChars="125"/>
-        <w:textAlignment w:val="auto"/>
-        <w:rPr>
-          <w:rFonts w:hint="default"/>
-        </w:rPr>
-      </w:pPr>
-    </w:p>
-    <w:p>
-      <w:pPr>
-        <w:keepNext w:val="0"/>
-        <w:keepLines w:val="0"/>
-        <w:pageBreakBefore w:val="0"/>
-        <w:widowControl/>
-        <w:kinsoku/>
-        <w:wordWrap/>
-        <w:overflowPunct/>
-        <w:topLinePunct w:val="0"/>
-        <w:autoSpaceDE/>
-        <w:autoSpaceDN/>
-        <w:bidi w:val="0"/>
-        <w:adjustRightInd/>
-        <w:snapToGrid/>
-        <w:ind w:firstLine="300" w:firstLineChars="125"/>
-        <w:textAlignment w:val="auto"/>
-        <w:rPr>
-          <w:rFonts w:hint="default"/>
-        </w:rPr>
-      </w:pPr>
-      <w:r>
-        <w:rPr>
-          <w:rFonts w:hint="default"/>
-        </w:rPr>
-        <w:t>SILVA, Eli Lopes da; PRADO, Jorge Moisés Kroll do; BASTIANI, Scheine Neis Alves da Cruz de. Indicadores de gestão para o varejo alimentício. Florianópolis: Senac Santa Catarina, 2021. Disponível em:</w:t>
-      </w:r>
-      <w:r>
-        <w:rPr>
-          <w:rFonts w:hint="default"/>
-          <w:color w:val="0000FF"/>
-          <w:u w:val="none"/>
-        </w:rPr>
-        <w:t xml:space="preserve"> </w:t>
-      </w:r>
-      <w:r>
-        <w:rPr>
-          <w:rFonts w:hint="default"/>
-          <w:color w:val="auto"/>
-          <w:u w:val="none"/>
-        </w:rPr>
-        <w:t xml:space="preserve">https://repositorio.sc.senac.br/items/d4fe683a-a2ad-4b03-a066-159339a7acd0/full. </w:t>
-      </w:r>
-      <w:r>
-        <w:rPr>
-          <w:rFonts w:hint="default"/>
-        </w:rPr>
-        <w:t>Acesso em: 22 out. 2025.</w:t>
-      </w:r>
-    </w:p>
-    <w:p>
-      <w:pPr>
-        <w:keepNext w:val="0"/>
-        <w:keepLines w:val="0"/>
-        <w:pageBreakBefore w:val="0"/>
-        <w:widowControl/>
-        <w:kinsoku/>
-        <w:wordWrap/>
-        <w:overflowPunct/>
-        <w:topLinePunct w:val="0"/>
-        <w:autoSpaceDE/>
-        <w:autoSpaceDN/>
-        <w:bidi w:val="0"/>
-        <w:adjustRightInd/>
-        <w:snapToGrid/>
-        <w:ind w:firstLine="300" w:firstLineChars="125"/>
-        <w:textAlignment w:val="auto"/>
-        <w:rPr>
-          <w:rFonts w:hint="default"/>
-        </w:rPr>
-      </w:pPr>
-    </w:p>
-    <w:p>
-      <w:pPr>
-        <w:keepNext w:val="0"/>
-        <w:keepLines w:val="0"/>
-        <w:pageBreakBefore w:val="0"/>
-        <w:widowControl/>
-        <w:kinsoku/>
-        <w:wordWrap/>
-        <w:overflowPunct/>
-        <w:topLinePunct w:val="0"/>
-        <w:autoSpaceDE/>
-        <w:autoSpaceDN/>
-        <w:bidi w:val="0"/>
-        <w:adjustRightInd/>
-        <w:snapToGrid/>
-        <w:ind w:firstLine="300" w:firstLineChars="125"/>
-        <w:textAlignment w:val="auto"/>
-      </w:pPr>
-      <w:r>
-        <w:rPr>
-          <w:rFonts w:hint="default"/>
-        </w:rPr>
+        <w:t>https://repositorio.sc.senac.br/items/d4fe683a-a2ad-4b03-a066-159339a7acd0/full. Acesso em: 22 out. 2025.</w:t>
+      </w:r>
+    </w:p>
+    <w:p>
+      <w:pPr>
+        <w:ind w:firstLineChars="125" w:firstLine="300"/>
+      </w:pPr>
+    </w:p>
+    <w:p>
+      <w:pPr>
+        <w:ind w:firstLineChars="125" w:firstLine="300"/>
+      </w:pPr>
+      <w:r>
+        <w:lastRenderedPageBreak/>
         <w:t>SLACK, Nigel; CHAMBERS, Stuart; JOHNSTON, Robert. Administração da produção. 8. ed. São Paulo: Atlas, 2018.</w:t>
       </w:r>
       <w:r>
-        <w:rPr>
-          <w:rFonts w:hint="default"/>
-        </w:rPr>
-        <w:br w:type="textWrapping"/>
-      </w:r>
-      <w:r>
-        <w:rPr>
-          <w:rFonts w:hint="default"/>
-        </w:rPr>
-        <w:br w:type="textWrapping"/>
-      </w:r>
-      <w:r>
-        <w:rPr>
-          <w:rFonts w:hint="default"/>
-        </w:rPr>
-        <w:br w:type="textWrapping"/>
-      </w:r>
-      <w:r>
-        <w:rPr>
-          <w:rFonts w:hint="default"/>
-        </w:rPr>
-        <w:br w:type="textWrapping"/>
-      </w:r>
-      <w:r>
-        <w:rPr>
-          <w:rFonts w:hint="default"/>
-        </w:rPr>
-        <w:br w:type="textWrapping"/>
-      </w:r>
-      <w:r>
-        <w:rPr>
-          <w:rFonts w:hint="default"/>
-        </w:rPr>
-        <w:br w:type="textWrapping"/>
-      </w:r>
-      <w:r>
-        <w:rPr>
-          <w:rFonts w:hint="default"/>
-        </w:rPr>
-        <w:br w:type="textWrapping"/>
-      </w:r>
-      <w:r>
-        <w:rPr>
-          <w:rFonts w:hint="default"/>
-        </w:rPr>
-        <w:br w:type="textWrapping"/>
-      </w:r>
-      <w:r>
-        <w:rPr>
-          <w:rFonts w:hint="default"/>
-        </w:rPr>
-        <w:br w:type="textWrapping"/>
-      </w:r>
-      <w:r>
-        <w:rPr>
-          <w:rFonts w:hint="default"/>
-        </w:rPr>
-        <w:br w:type="textWrapping"/>
-      </w:r>
-      <w:r>
-        <w:rPr>
-          <w:rFonts w:hint="default"/>
-        </w:rPr>
-        <w:br w:type="textWrapping"/>
-      </w:r>
-      <w:r>
-        <w:rPr>
-          <w:rFonts w:hint="default"/>
-        </w:rPr>
-        <w:br w:type="textWrapping"/>
-      </w:r>
-      <w:r>
-        <w:rPr>
-          <w:rFonts w:hint="default"/>
-        </w:rPr>
-        <w:br w:type="textWrapping"/>
-      </w:r>
-      <w:r>
-        <w:rPr>
-          <w:rFonts w:hint="default"/>
-        </w:rPr>
-        <w:br w:type="textWrapping"/>
-      </w:r>
-      <w:r>
-        <w:rPr>
-          <w:rFonts w:hint="default"/>
-        </w:rPr>
-        <w:br w:type="textWrapping"/>
-      </w:r>
-      <w:r>
-        <w:rPr>
-          <w:rFonts w:hint="default"/>
-        </w:rPr>
-        <w:br w:type="textWrapping"/>
-      </w:r>
-      <w:r>
-        <w:rPr>
-          <w:rFonts w:hint="default"/>
-        </w:rPr>
-        <w:br w:type="textWrapping"/>
-      </w:r>
-      <w:r>
-        <w:rPr>
-          <w:rFonts w:hint="default"/>
-        </w:rPr>
-        <w:br w:type="textWrapping"/>
-      </w:r>
-      <w:r>
-        <w:rPr>
-          <w:rFonts w:hint="default"/>
-        </w:rPr>
-        <w:br w:type="textWrapping"/>
-      </w:r>
-      <w:r>
-        <w:rPr>
-          <w:rFonts w:hint="default"/>
-        </w:rPr>
-        <w:br w:type="textWrapping"/>
-      </w:r>
-      <w:r>
-        <w:rPr>
-          <w:rFonts w:hint="default"/>
-        </w:rPr>
-        <w:br w:type="textWrapping"/>
-      </w:r>
-      <w:r>
-        <w:rPr>
-          <w:rFonts w:hint="default"/>
-        </w:rPr>
-        <w:br w:type="textWrapping"/>
-      </w:r>
-      <w:r>
-        <w:rPr>
-          <w:rFonts w:hint="default"/>
-        </w:rPr>
-        <w:br w:type="textWrapping"/>
-      </w:r>
-      <w:r>
-        <w:rPr>
-          <w:rFonts w:hint="default"/>
-        </w:rPr>
-        <w:br w:type="textWrapping"/>
-      </w:r>
-      <w:r>
-        <w:rPr>
-          <w:rFonts w:hint="default"/>
-        </w:rPr>
-        <w:br w:type="textWrapping"/>
-      </w:r>
-      <w:r>
-        <w:rPr>
-          <w:rFonts w:hint="default"/>
-        </w:rPr>
-        <w:br w:type="textWrapping"/>
-      </w:r>
-      <w:r>
-        <w:rPr>
-          <w:rFonts w:hint="default"/>
-        </w:rPr>
-        <w:br w:type="textWrapping"/>
-      </w:r>
-      <w:r>
-        <w:rPr>
-          <w:rFonts w:hint="default"/>
-        </w:rPr>
-        <w:br w:type="textWrapping"/>
+        <w:br/>
+      </w:r>
+      <w:r>
+        <w:br/>
+      </w:r>
+      <w:r>
+        <w:br/>
+      </w:r>
+      <w:r>
+        <w:br/>
+      </w:r>
+      <w:r>
+        <w:br/>
+      </w:r>
+      <w:r>
+        <w:br/>
+      </w:r>
+      <w:r>
+        <w:br/>
+      </w:r>
+      <w:r>
+        <w:br/>
+      </w:r>
+      <w:r>
+        <w:br/>
+      </w:r>
+      <w:r>
+        <w:br/>
+      </w:r>
+      <w:r>
+        <w:br/>
+      </w:r>
+      <w:r>
+        <w:br/>
+      </w:r>
+      <w:r>
+        <w:br/>
+      </w:r>
+      <w:r>
+        <w:br/>
+      </w:r>
+      <w:r>
+        <w:br/>
+      </w:r>
+      <w:r>
+        <w:br/>
+      </w:r>
+      <w:r>
+        <w:br/>
+      </w:r>
+      <w:r>
+        <w:br/>
+      </w:r>
+      <w:r>
+        <w:br/>
+      </w:r>
+      <w:r>
+        <w:br/>
+      </w:r>
+      <w:r>
+        <w:br/>
+      </w:r>
+      <w:r>
+        <w:br/>
+      </w:r>
+      <w:r>
+        <w:br/>
+      </w:r>
+      <w:r>
+        <w:br/>
+      </w:r>
+      <w:r>
+        <w:br/>
+      </w:r>
+      <w:r>
+        <w:br/>
+      </w:r>
+      <w:r>
+        <w:br/>
+      </w:r>
+      <w:r>
+        <w:br/>
       </w:r>
     </w:p>
     <w:p>
@@ -6737,14 +6059,26 @@
     <w:p/>
     <w:p>
       <w:r>
-        <w:t>Texto ou documento elaborado pelo autor, a fim de complementar sua argumentação. O(s) apêndice(s) é(são) identificado(s) por letras maiúsculas consecutivas, travessão e pelos res- pectivos títulos. Excepcionalmente utilizam-se letras maiúsculas dobradas, na identificação dos apêndices, quando esgotadas as 26 letras do alfabeto.</w:t>
-      </w:r>
-    </w:p>
-    <w:p/>
-    <w:p>
-      <w:r>
+        <w:lastRenderedPageBreak/>
+        <w:t xml:space="preserve">Texto ou documento elaborado pelo autor, a fim de complementar sua argumentação. O(s) apêndice(s) é(são) identificado(s) por letras maiúsculas consecutivas, travessão e pelos res- </w:t>
+      </w:r>
+      <w:proofErr w:type="spellStart"/>
+      <w:r>
+        <w:t>pectivos</w:t>
+      </w:r>
+      <w:proofErr w:type="spellEnd"/>
+      <w:r>
+        <w:t xml:space="preserve"> títulos. Excepcionalmente utilizam-se letras maiúsculas dobradas, na identificação dos apêndices, quando esgotadas as 26 letras do alfabeto.</w:t>
+      </w:r>
+    </w:p>
+    <w:p/>
+    <w:p>
+      <w:r>
+        <w:rPr>
+          <w:noProof/>
+        </w:rPr>
         <w:drawing>
-          <wp:inline distT="0" distB="0" distL="0" distR="0">
+          <wp:inline distT="0" distB="0" distL="0" distR="0" wp14:anchorId="6638999E" wp14:editId="246A3D35">
             <wp:extent cx="5760085" cy="1520190"/>
             <wp:effectExtent l="0" t="0" r="0" b="3810"/>
             <wp:docPr id="2" name="Imagem 2"/>
@@ -6761,7 +6095,7 @@
                     </pic:cNvPicPr>
                   </pic:nvPicPr>
                   <pic:blipFill>
-                    <a:blip r:embed="rId10">
+                    <a:blip r:embed="rId23">
                       <a:extLst>
                         <a:ext uri="{28A0092B-C50C-407E-A947-70E740481C1C}">
                           <a14:useLocalDpi xmlns:a14="http://schemas.microsoft.com/office/drawing/2010/main" val="0"/>
@@ -6812,6 +6146,7 @@
         <w:rPr>
           <w:b/>
         </w:rPr>
+        <w:lastRenderedPageBreak/>
         <w:t>ANEXO(s) (Elemento opcional)</w:t>
       </w:r>
       <w:bookmarkEnd w:id="11"/>
@@ -6825,8 +6160,11 @@
     <w:p/>
     <w:p>
       <w:r>
+        <w:rPr>
+          <w:noProof/>
+        </w:rPr>
         <w:drawing>
-          <wp:inline distT="0" distB="0" distL="0" distR="0">
+          <wp:inline distT="0" distB="0" distL="0" distR="0" wp14:anchorId="1ABAE8EE" wp14:editId="0F86C1AA">
             <wp:extent cx="5760085" cy="2364105"/>
             <wp:effectExtent l="0" t="0" r="0" b="0"/>
             <wp:docPr id="1" name="Imagem 1"/>
@@ -6843,7 +6181,7 @@
                     </pic:cNvPicPr>
                   </pic:nvPicPr>
                   <pic:blipFill>
-                    <a:blip r:embed="rId11">
+                    <a:blip r:embed="rId24">
                       <a:extLst>
                         <a:ext uri="{28A0092B-C50C-407E-A947-70E740481C1C}">
                           <a14:useLocalDpi xmlns:a14="http://schemas.microsoft.com/office/drawing/2010/main" val="0"/>
@@ -6874,16 +6212,16 @@
     <w:sectPr>
       <w:pgSz w:w="11906" w:h="16838"/>
       <w:pgMar w:top="1701" w:right="1134" w:bottom="1134" w:left="1701" w:header="709" w:footer="709" w:gutter="0"/>
-      <w:cols w:space="708" w:num="1"/>
-      <w:docGrid w:linePitch="360" w:charSpace="0"/>
+      <w:cols w:space="708"/>
+      <w:docGrid w:linePitch="360"/>
     </w:sectPr>
   </w:body>
 </w:document>
 </file>
 
 <file path=word/endnotes.xml><?xml version="1.0" encoding="utf-8"?>
-<w:endnotes xmlns:wpc="http://schemas.microsoft.com/office/word/2010/wordprocessingCanvas" xmlns:mc="http://schemas.openxmlformats.org/markup-compatibility/2006" xmlns:o="urn:schemas-microsoft-com:office:office" xmlns:r="http://schemas.openxmlformats.org/officeDocument/2006/relationships" xmlns:m="http://schemas.openxmlformats.org/officeDocument/2006/math" xmlns:v="urn:schemas-microsoft-com:vml" xmlns:wp14="http://schemas.microsoft.com/office/word/2010/wordprocessingDrawing" xmlns:wp="http://schemas.openxmlformats.org/drawingml/2006/wordprocessingDrawing" xmlns:w="http://schemas.openxmlformats.org/wordprocessingml/2006/main" xmlns:w14="http://schemas.microsoft.com/office/word/2010/wordml" xmlns:w15="http://schemas.microsoft.com/office/word/2012/wordml" xmlns:w10="urn:schemas-microsoft-com:office:word" xmlns:wpg="http://schemas.microsoft.com/office/word/2010/wordprocessingGroup" xmlns:wpi="http://schemas.microsoft.com/office/word/2010/wordprocessingInk" xmlns:wne="http://schemas.microsoft.com/office/word/2006/wordml" xmlns:wps="http://schemas.microsoft.com/office/word/2010/wordprocessingShape" xmlns:wpsCustomData="http://www.wps.cn/officeDocument/2013/wpsCustomData" mc:Ignorable="w14 w15 wp14">
-  <w:endnote w:type="separator" w:id="0">
+<w:endnotes xmlns:wpc="http://schemas.microsoft.com/office/word/2010/wordprocessingCanvas" xmlns:cx="http://schemas.microsoft.com/office/drawing/2014/chartex" xmlns:cx1="http://schemas.microsoft.com/office/drawing/2015/9/8/chartex" xmlns:cx2="http://schemas.microsoft.com/office/drawing/2015/10/21/chartex" xmlns:cx3="http://schemas.microsoft.com/office/drawing/2016/5/9/chartex" xmlns:cx4="http://schemas.microsoft.com/office/drawing/2016/5/10/chartex" xmlns:cx5="http://schemas.microsoft.com/office/drawing/2016/5/11/chartex" xmlns:cx6="http://schemas.microsoft.com/office/drawing/2016/5/12/chartex" xmlns:cx7="http://schemas.microsoft.com/office/drawing/2016/5/13/chartex" xmlns:cx8="http://schemas.microsoft.com/office/drawing/2016/5/14/chartex" xmlns:mc="http://schemas.openxmlformats.org/markup-compatibility/2006" xmlns:aink="http://schemas.microsoft.com/office/drawing/2016/ink" xmlns:am3d="http://schemas.microsoft.com/office/drawing/2017/model3d" xmlns:o="urn:schemas-microsoft-com:office:office" xmlns:oel="http://schemas.microsoft.com/office/2019/extlst" xmlns:r="http://schemas.openxmlformats.org/officeDocument/2006/relationships" xmlns:m="http://schemas.openxmlformats.org/officeDocument/2006/math" xmlns:v="urn:schemas-microsoft-com:vml" xmlns:wp14="http://schemas.microsoft.com/office/word/2010/wordprocessingDrawing" xmlns:wp="http://schemas.openxmlformats.org/drawingml/2006/wordprocessingDrawing" xmlns:w10="urn:schemas-microsoft-com:office:word" xmlns:w="http://schemas.openxmlformats.org/wordprocessingml/2006/main" xmlns:w14="http://schemas.microsoft.com/office/word/2010/wordml" xmlns:w15="http://schemas.microsoft.com/office/word/2012/wordml" xmlns:w16cex="http://schemas.microsoft.com/office/word/2018/wordml/cex" xmlns:w16cid="http://schemas.microsoft.com/office/word/2016/wordml/cid" xmlns:w16="http://schemas.microsoft.com/office/word/2018/wordml" xmlns:w16sdtdh="http://schemas.microsoft.com/office/word/2020/wordml/sdtdatahash" xmlns:w16se="http://schemas.microsoft.com/office/word/2015/wordml/symex" xmlns:wpg="http://schemas.microsoft.com/office/word/2010/wordprocessingGroup" xmlns:wpi="http://schemas.microsoft.com/office/word/2010/wordprocessingInk" xmlns:wne="http://schemas.microsoft.com/office/word/2006/wordml" xmlns:wps="http://schemas.microsoft.com/office/word/2010/wordprocessingShape" mc:Ignorable="w14 w15 w16se w16cid w16 w16cex w16sdtdh wp14">
+  <w:endnote w:type="separator" w:id="-1">
     <w:p>
       <w:pPr>
         <w:spacing w:line="240" w:lineRule="auto"/>
@@ -6893,7 +6231,7 @@
       </w:r>
     </w:p>
   </w:endnote>
-  <w:endnote w:type="continuationSeparator" w:id="1">
+  <w:endnote w:type="continuationSeparator" w:id="0">
     <w:p>
       <w:pPr>
         <w:spacing w:line="240" w:lineRule="auto"/>
@@ -6907,21 +6245,21 @@
 </file>
 
 <file path=word/footnotes.xml><?xml version="1.0" encoding="utf-8"?>
-<w:footnotes xmlns:wpc="http://schemas.microsoft.com/office/word/2010/wordprocessingCanvas" xmlns:mc="http://schemas.openxmlformats.org/markup-compatibility/2006" xmlns:o="urn:schemas-microsoft-com:office:office" xmlns:r="http://schemas.openxmlformats.org/officeDocument/2006/relationships" xmlns:m="http://schemas.openxmlformats.org/officeDocument/2006/math" xmlns:v="urn:schemas-microsoft-com:vml" xmlns:wp14="http://schemas.microsoft.com/office/word/2010/wordprocessingDrawing" xmlns:wp="http://schemas.openxmlformats.org/drawingml/2006/wordprocessingDrawing" xmlns:w="http://schemas.openxmlformats.org/wordprocessingml/2006/main" xmlns:w14="http://schemas.microsoft.com/office/word/2010/wordml" xmlns:w15="http://schemas.microsoft.com/office/word/2012/wordml" xmlns:w10="urn:schemas-microsoft-com:office:word" xmlns:wpg="http://schemas.microsoft.com/office/word/2010/wordprocessingGroup" xmlns:wpi="http://schemas.microsoft.com/office/word/2010/wordprocessingInk" xmlns:wne="http://schemas.microsoft.com/office/word/2006/wordml" xmlns:wps="http://schemas.microsoft.com/office/word/2010/wordprocessingShape" xmlns:wpsCustomData="http://www.wps.cn/officeDocument/2013/wpsCustomData" mc:Ignorable="w14 w15 wp14">
-  <w:footnote w:type="separator" w:id="0">
-    <w:p>
-      <w:pPr>
-        <w:spacing w:before="0" w:after="0" w:line="360" w:lineRule="auto"/>
+<w:footnotes xmlns:wpc="http://schemas.microsoft.com/office/word/2010/wordprocessingCanvas" xmlns:cx="http://schemas.microsoft.com/office/drawing/2014/chartex" xmlns:cx1="http://schemas.microsoft.com/office/drawing/2015/9/8/chartex" xmlns:cx2="http://schemas.microsoft.com/office/drawing/2015/10/21/chartex" xmlns:cx3="http://schemas.microsoft.com/office/drawing/2016/5/9/chartex" xmlns:cx4="http://schemas.microsoft.com/office/drawing/2016/5/10/chartex" xmlns:cx5="http://schemas.microsoft.com/office/drawing/2016/5/11/chartex" xmlns:cx6="http://schemas.microsoft.com/office/drawing/2016/5/12/chartex" xmlns:cx7="http://schemas.microsoft.com/office/drawing/2016/5/13/chartex" xmlns:cx8="http://schemas.microsoft.com/office/drawing/2016/5/14/chartex" xmlns:mc="http://schemas.openxmlformats.org/markup-compatibility/2006" xmlns:aink="http://schemas.microsoft.com/office/drawing/2016/ink" xmlns:am3d="http://schemas.microsoft.com/office/drawing/2017/model3d" xmlns:o="urn:schemas-microsoft-com:office:office" xmlns:oel="http://schemas.microsoft.com/office/2019/extlst" xmlns:r="http://schemas.openxmlformats.org/officeDocument/2006/relationships" xmlns:m="http://schemas.openxmlformats.org/officeDocument/2006/math" xmlns:v="urn:schemas-microsoft-com:vml" xmlns:wp14="http://schemas.microsoft.com/office/word/2010/wordprocessingDrawing" xmlns:wp="http://schemas.openxmlformats.org/drawingml/2006/wordprocessingDrawing" xmlns:w10="urn:schemas-microsoft-com:office:word" xmlns:w="http://schemas.openxmlformats.org/wordprocessingml/2006/main" xmlns:w14="http://schemas.microsoft.com/office/word/2010/wordml" xmlns:w15="http://schemas.microsoft.com/office/word/2012/wordml" xmlns:w16cex="http://schemas.microsoft.com/office/word/2018/wordml/cex" xmlns:w16cid="http://schemas.microsoft.com/office/word/2016/wordml/cid" xmlns:w16="http://schemas.microsoft.com/office/word/2018/wordml" xmlns:w16sdtdh="http://schemas.microsoft.com/office/word/2020/wordml/sdtdatahash" xmlns:w16se="http://schemas.microsoft.com/office/word/2015/wordml/symex" xmlns:wpg="http://schemas.microsoft.com/office/word/2010/wordprocessingGroup" xmlns:wpi="http://schemas.microsoft.com/office/word/2010/wordprocessingInk" xmlns:wne="http://schemas.microsoft.com/office/word/2006/wordml" xmlns:wps="http://schemas.microsoft.com/office/word/2010/wordprocessingShape" mc:Ignorable="w14 w15 w16se w16cid w16 w16cex w16sdtdh wp14">
+  <w:footnote w:type="separator" w:id="-1">
+    <w:p>
+      <w:pPr>
+        <w:spacing w:after="0"/>
       </w:pPr>
       <w:r>
         <w:separator/>
       </w:r>
     </w:p>
   </w:footnote>
-  <w:footnote w:type="continuationSeparator" w:id="1">
-    <w:p>
-      <w:pPr>
-        <w:spacing w:before="0" w:after="0" w:line="360" w:lineRule="auto"/>
+  <w:footnote w:type="continuationSeparator" w:id="0">
+    <w:p>
+      <w:pPr>
+        <w:spacing w:after="0"/>
       </w:pPr>
       <w:r>
         <w:continuationSeparator/>
@@ -6932,25 +6270,22 @@
 </file>
 
 <file path=word/header1.xml><?xml version="1.0" encoding="utf-8"?>
-<w:hdr xmlns:wpc="http://schemas.microsoft.com/office/word/2010/wordprocessingCanvas" xmlns:mc="http://schemas.openxmlformats.org/markup-compatibility/2006" xmlns:o="urn:schemas-microsoft-com:office:office" xmlns:r="http://schemas.openxmlformats.org/officeDocument/2006/relationships" xmlns:m="http://schemas.openxmlformats.org/officeDocument/2006/math" xmlns:v="urn:schemas-microsoft-com:vml" xmlns:wp14="http://schemas.microsoft.com/office/word/2010/wordprocessingDrawing" xmlns:wp="http://schemas.openxmlformats.org/drawingml/2006/wordprocessingDrawing" xmlns:w10="urn:schemas-microsoft-com:office:word" xmlns:w="http://schemas.openxmlformats.org/wordprocessingml/2006/main" xmlns:w14="http://schemas.microsoft.com/office/word/2010/wordml" xmlns:w15="http://schemas.microsoft.com/office/word/2012/wordml" xmlns:wpg="http://schemas.microsoft.com/office/word/2010/wordprocessingGroup" xmlns:wpi="http://schemas.microsoft.com/office/word/2010/wordprocessingInk" xmlns:wne="http://schemas.microsoft.com/office/word/2006/wordml" xmlns:wps="http://schemas.microsoft.com/office/word/2010/wordprocessingShape" xmlns:wpsCustomData="http://www.wps.cn/officeDocument/2013/wpsCustomData" mc:Ignorable="w14 w15 wp14">
+<w:hdr xmlns:wpc="http://schemas.microsoft.com/office/word/2010/wordprocessingCanvas" xmlns:cx="http://schemas.microsoft.com/office/drawing/2014/chartex" xmlns:cx1="http://schemas.microsoft.com/office/drawing/2015/9/8/chartex" xmlns:cx2="http://schemas.microsoft.com/office/drawing/2015/10/21/chartex" xmlns:cx3="http://schemas.microsoft.com/office/drawing/2016/5/9/chartex" xmlns:cx4="http://schemas.microsoft.com/office/drawing/2016/5/10/chartex" xmlns:cx5="http://schemas.microsoft.com/office/drawing/2016/5/11/chartex" xmlns:cx6="http://schemas.microsoft.com/office/drawing/2016/5/12/chartex" xmlns:cx7="http://schemas.microsoft.com/office/drawing/2016/5/13/chartex" xmlns:cx8="http://schemas.microsoft.com/office/drawing/2016/5/14/chartex" xmlns:mc="http://schemas.openxmlformats.org/markup-compatibility/2006" xmlns:aink="http://schemas.microsoft.com/office/drawing/2016/ink" xmlns:am3d="http://schemas.microsoft.com/office/drawing/2017/model3d" xmlns:o="urn:schemas-microsoft-com:office:office" xmlns:oel="http://schemas.microsoft.com/office/2019/extlst" xmlns:r="http://schemas.openxmlformats.org/officeDocument/2006/relationships" xmlns:m="http://schemas.openxmlformats.org/officeDocument/2006/math" xmlns:v="urn:schemas-microsoft-com:vml" xmlns:wp14="http://schemas.microsoft.com/office/word/2010/wordprocessingDrawing" xmlns:wp="http://schemas.openxmlformats.org/drawingml/2006/wordprocessingDrawing" xmlns:w10="urn:schemas-microsoft-com:office:word" xmlns:w="http://schemas.openxmlformats.org/wordprocessingml/2006/main" xmlns:w14="http://schemas.microsoft.com/office/word/2010/wordml" xmlns:w15="http://schemas.microsoft.com/office/word/2012/wordml" xmlns:w16cex="http://schemas.microsoft.com/office/word/2018/wordml/cex" xmlns:w16cid="http://schemas.microsoft.com/office/word/2016/wordml/cid" xmlns:w16="http://schemas.microsoft.com/office/word/2018/wordml" xmlns:w16sdtdh="http://schemas.microsoft.com/office/word/2020/wordml/sdtdatahash" xmlns:w16se="http://schemas.microsoft.com/office/word/2015/wordml/symex" xmlns:wpg="http://schemas.microsoft.com/office/word/2010/wordprocessingGroup" xmlns:wpi="http://schemas.microsoft.com/office/word/2010/wordprocessingInk" xmlns:wne="http://schemas.microsoft.com/office/word/2006/wordml" xmlns:wps="http://schemas.microsoft.com/office/word/2010/wordprocessingShape" mc:Ignorable="w14 w15 w16se w16cid w16 w16cex w16sdtdh wp14">
   <w:sdt>
     <w:sdtPr>
       <w:id w:val="-1340840473"/>
-      <w:docPartObj>
-        <w:docPartGallery w:val="autotext"/>
-      </w:docPartObj>
     </w:sdtPr>
     <w:sdtContent>
       <w:p>
         <w:pPr>
-          <w:pStyle w:val="13"/>
+          <w:pStyle w:val="Cabealho"/>
           <w:jc w:val="right"/>
         </w:pPr>
         <w:r>
           <w:fldChar w:fldCharType="begin"/>
         </w:r>
         <w:r>
-          <w:instrText xml:space="preserve">PAGE   \* MERGEFORMAT</w:instrText>
+          <w:instrText>PAGE   \* MERGEFORMAT</w:instrText>
         </w:r>
         <w:r>
           <w:fldChar w:fldCharType="separate"/>
@@ -6966,19 +6301,19 @@
   </w:sdt>
   <w:p>
     <w:pPr>
-      <w:pStyle w:val="13"/>
+      <w:pStyle w:val="Cabealho"/>
     </w:pPr>
   </w:p>
 </w:hdr>
 </file>
 
 <file path=word/numbering.xml><?xml version="1.0" encoding="utf-8"?>
-<w:numbering xmlns:wpc="http://schemas.microsoft.com/office/word/2010/wordprocessingCanvas" xmlns:mc="http://schemas.openxmlformats.org/markup-compatibility/2006" xmlns:o="urn:schemas-microsoft-com:office:office" xmlns:r="http://schemas.openxmlformats.org/officeDocument/2006/relationships" xmlns:m="http://schemas.openxmlformats.org/officeDocument/2006/math" xmlns:v="urn:schemas-microsoft-com:vml" xmlns:wp14="http://schemas.microsoft.com/office/word/2010/wordprocessingDrawing" xmlns:wp="http://schemas.openxmlformats.org/drawingml/2006/wordprocessingDrawing" xmlns:w10="urn:schemas-microsoft-com:office:word" xmlns:w="http://schemas.openxmlformats.org/wordprocessingml/2006/main" xmlns:w14="http://schemas.microsoft.com/office/word/2010/wordml" xmlns:wpg="http://schemas.microsoft.com/office/word/2010/wordprocessingGroup" xmlns:wpi="http://schemas.microsoft.com/office/word/2010/wordprocessingInk" xmlns:wne="http://schemas.microsoft.com/office/word/2006/wordml" xmlns:wps="http://schemas.microsoft.com/office/word/2010/wordprocessingShape" xmlns:wpsCustomData="http://www.wps.cn/officeDocument/2013/wpsCustomData" mc:Ignorable="w14 wp14">
-  <w:abstractNum w:abstractNumId="0">
+<w:numbering xmlns:wpc="http://schemas.microsoft.com/office/word/2010/wordprocessingCanvas" xmlns:cx="http://schemas.microsoft.com/office/drawing/2014/chartex" xmlns:cx1="http://schemas.microsoft.com/office/drawing/2015/9/8/chartex" xmlns:cx2="http://schemas.microsoft.com/office/drawing/2015/10/21/chartex" xmlns:cx3="http://schemas.microsoft.com/office/drawing/2016/5/9/chartex" xmlns:cx4="http://schemas.microsoft.com/office/drawing/2016/5/10/chartex" xmlns:cx5="http://schemas.microsoft.com/office/drawing/2016/5/11/chartex" xmlns:cx6="http://schemas.microsoft.com/office/drawing/2016/5/12/chartex" xmlns:cx7="http://schemas.microsoft.com/office/drawing/2016/5/13/chartex" xmlns:cx8="http://schemas.microsoft.com/office/drawing/2016/5/14/chartex" xmlns:mc="http://schemas.openxmlformats.org/markup-compatibility/2006" xmlns:aink="http://schemas.microsoft.com/office/drawing/2016/ink" xmlns:am3d="http://schemas.microsoft.com/office/drawing/2017/model3d" xmlns:o="urn:schemas-microsoft-com:office:office" xmlns:oel="http://schemas.microsoft.com/office/2019/extlst" xmlns:r="http://schemas.openxmlformats.org/officeDocument/2006/relationships" xmlns:m="http://schemas.openxmlformats.org/officeDocument/2006/math" xmlns:v="urn:schemas-microsoft-com:vml" xmlns:wp14="http://schemas.microsoft.com/office/word/2010/wordprocessingDrawing" xmlns:wp="http://schemas.openxmlformats.org/drawingml/2006/wordprocessingDrawing" xmlns:w10="urn:schemas-microsoft-com:office:word" xmlns:w="http://schemas.openxmlformats.org/wordprocessingml/2006/main" xmlns:w14="http://schemas.microsoft.com/office/word/2010/wordml" xmlns:w15="http://schemas.microsoft.com/office/word/2012/wordml" xmlns:w16cex="http://schemas.microsoft.com/office/word/2018/wordml/cex" xmlns:w16cid="http://schemas.microsoft.com/office/word/2016/wordml/cid" xmlns:w16="http://schemas.microsoft.com/office/word/2018/wordml" xmlns:w16sdtdh="http://schemas.microsoft.com/office/word/2020/wordml/sdtdatahash" xmlns:w16se="http://schemas.microsoft.com/office/word/2015/wordml/symex" xmlns:wpg="http://schemas.microsoft.com/office/word/2010/wordprocessingGroup" xmlns:wpi="http://schemas.microsoft.com/office/word/2010/wordprocessingInk" xmlns:wne="http://schemas.microsoft.com/office/word/2006/wordml" xmlns:wps="http://schemas.microsoft.com/office/word/2010/wordprocessingShape" mc:Ignorable="w14 w15 w16se w16cid w16 w16cex w16sdtdh wp14">
+  <w:abstractNum w:abstractNumId="0" w15:restartNumberingAfterBreak="0">
     <w:nsid w:val="3002785C"/>
     <w:multiLevelType w:val="multilevel"/>
     <w:tmpl w:val="3002785C"/>
-    <w:lvl w:ilvl="0" w:tentative="0">
+    <w:lvl w:ilvl="0">
       <w:start w:val="1"/>
       <w:numFmt w:val="decimal"/>
       <w:lvlText w:val="%1."/>
@@ -6987,7 +6322,7 @@
         <w:ind w:left="360" w:hanging="360"/>
       </w:pPr>
     </w:lvl>
-    <w:lvl w:ilvl="1" w:tentative="0">
+    <w:lvl w:ilvl="1">
       <w:start w:val="1"/>
       <w:numFmt w:val="decimal"/>
       <w:lvlText w:val="%1.%2."/>
@@ -6996,7 +6331,7 @@
         <w:ind w:left="792" w:hanging="432"/>
       </w:pPr>
     </w:lvl>
-    <w:lvl w:ilvl="2" w:tentative="0">
+    <w:lvl w:ilvl="2">
       <w:start w:val="1"/>
       <w:numFmt w:val="decimal"/>
       <w:lvlText w:val="%1.%2.%3."/>
@@ -7005,7 +6340,7 @@
         <w:ind w:left="1224" w:hanging="504"/>
       </w:pPr>
     </w:lvl>
-    <w:lvl w:ilvl="3" w:tentative="0">
+    <w:lvl w:ilvl="3">
       <w:start w:val="1"/>
       <w:numFmt w:val="decimal"/>
       <w:lvlText w:val="%1.%2.%3.%4."/>
@@ -7014,7 +6349,7 @@
         <w:ind w:left="1728" w:hanging="648"/>
       </w:pPr>
     </w:lvl>
-    <w:lvl w:ilvl="4" w:tentative="0">
+    <w:lvl w:ilvl="4">
       <w:start w:val="1"/>
       <w:numFmt w:val="decimal"/>
       <w:lvlText w:val="%1.%2.%3.%4.%5."/>
@@ -7023,7 +6358,7 @@
         <w:ind w:left="2232" w:hanging="792"/>
       </w:pPr>
     </w:lvl>
-    <w:lvl w:ilvl="5" w:tentative="0">
+    <w:lvl w:ilvl="5">
       <w:start w:val="1"/>
       <w:numFmt w:val="decimal"/>
       <w:lvlText w:val="%1.%2.%3.%4.%5.%6."/>
@@ -7032,7 +6367,7 @@
         <w:ind w:left="2736" w:hanging="936"/>
       </w:pPr>
     </w:lvl>
-    <w:lvl w:ilvl="6" w:tentative="0">
+    <w:lvl w:ilvl="6">
       <w:start w:val="1"/>
       <w:numFmt w:val="decimal"/>
       <w:lvlText w:val="%1.%2.%3.%4.%5.%6.%7."/>
@@ -7041,7 +6376,7 @@
         <w:ind w:left="3240" w:hanging="1080"/>
       </w:pPr>
     </w:lvl>
-    <w:lvl w:ilvl="7" w:tentative="0">
+    <w:lvl w:ilvl="7">
       <w:start w:val="1"/>
       <w:numFmt w:val="decimal"/>
       <w:lvlText w:val="%1.%2.%3.%4.%5.%6.%7.%8."/>
@@ -7050,7 +6385,7 @@
         <w:ind w:left="3744" w:hanging="1224"/>
       </w:pPr>
     </w:lvl>
-    <w:lvl w:ilvl="8" w:tentative="0">
+    <w:lvl w:ilvl="8">
       <w:start w:val="1"/>
       <w:numFmt w:val="decimal"/>
       <w:lvlText w:val="%1.%2.%3.%4.%5.%6.%7.%8.%9."/>
@@ -7060,198 +6395,422 @@
       </w:pPr>
     </w:lvl>
   </w:abstractNum>
-  <w:num w:numId="1">
+  <w:num w:numId="1" w16cid:durableId="735202833">
     <w:abstractNumId w:val="0"/>
   </w:num>
 </w:numbering>
 </file>
 
 <file path=word/styles.xml><?xml version="1.0" encoding="utf-8"?>
-<w:styles xmlns:mc="http://schemas.openxmlformats.org/markup-compatibility/2006" xmlns:o="urn:schemas-microsoft-com:office:office" xmlns:r="http://schemas.openxmlformats.org/officeDocument/2006/relationships" xmlns:m="http://schemas.openxmlformats.org/officeDocument/2006/math" xmlns:v="urn:schemas-microsoft-com:vml" xmlns:w="http://schemas.openxmlformats.org/wordprocessingml/2006/main" xmlns:w14="http://schemas.microsoft.com/office/word/2010/wordml" xmlns:w10="urn:schemas-microsoft-com:office:word" xmlns:sl="http://schemas.openxmlformats.org/schemaLibrary/2006/main" xmlns:wpsCustomData="http://www.wps.cn/officeDocument/2013/wpsCustomData" mc:Ignorable="w14">
+<w:styles xmlns:mc="http://schemas.openxmlformats.org/markup-compatibility/2006" xmlns:r="http://schemas.openxmlformats.org/officeDocument/2006/relationships" xmlns:w="http://schemas.openxmlformats.org/wordprocessingml/2006/main" xmlns:w14="http://schemas.microsoft.com/office/word/2010/wordml" xmlns:w15="http://schemas.microsoft.com/office/word/2012/wordml" xmlns:w16cex="http://schemas.microsoft.com/office/word/2018/wordml/cex" xmlns:w16cid="http://schemas.microsoft.com/office/word/2016/wordml/cid" xmlns:w16="http://schemas.microsoft.com/office/word/2018/wordml" xmlns:w16sdtdh="http://schemas.microsoft.com/office/word/2020/wordml/sdtdatahash" xmlns:w16se="http://schemas.microsoft.com/office/word/2015/wordml/symex" mc:Ignorable="w14 w15 w16se w16cid w16 w16cex w16sdtdh">
   <w:docDefaults>
     <w:rPrDefault>
       <w:rPr>
-        <w:rFonts w:asciiTheme="minorHAnsi" w:hAnsiTheme="minorHAnsi" w:eastAsiaTheme="minorHAnsi" w:cstheme="minorBidi"/>
+        <w:rFonts w:asciiTheme="minorHAnsi" w:eastAsiaTheme="minorHAnsi" w:hAnsiTheme="minorHAnsi" w:cstheme="minorBidi"/>
+        <w:lang w:val="pt-BR" w:eastAsia="pt-BR" w:bidi="ar-SA"/>
       </w:rPr>
     </w:rPrDefault>
     <w:pPrDefault/>
   </w:docDefaults>
-  <w:latentStyles w:count="260" w:defQFormat="0" w:defUnhideWhenUsed="1" w:defSemiHidden="1" w:defUIPriority="99" w:defLockedState="0">
-    <w:lsdException w:qFormat="1" w:unhideWhenUsed="0" w:uiPriority="0" w:semiHidden="0" w:name="Normal"/>
-    <w:lsdException w:qFormat="1" w:unhideWhenUsed="0" w:uiPriority="9" w:semiHidden="0" w:name="heading 1"/>
-    <w:lsdException w:qFormat="1" w:uiPriority="9" w:name="heading 2"/>
-    <w:lsdException w:qFormat="1" w:uiPriority="9" w:name="heading 3"/>
-    <w:lsdException w:qFormat="1" w:uiPriority="9" w:name="heading 4"/>
-    <w:lsdException w:qFormat="1" w:uiPriority="9" w:name="heading 5"/>
-    <w:lsdException w:qFormat="1" w:uiPriority="9" w:name="heading 6"/>
-    <w:lsdException w:qFormat="1" w:uiPriority="9" w:name="heading 7"/>
-    <w:lsdException w:qFormat="1" w:uiPriority="9" w:name="heading 8"/>
-    <w:lsdException w:qFormat="1" w:uiPriority="9" w:name="heading 9"/>
-    <w:lsdException w:uiPriority="99" w:name="index 1"/>
-    <w:lsdException w:uiPriority="99" w:name="index 2"/>
-    <w:lsdException w:uiPriority="99" w:name="index 3"/>
-    <w:lsdException w:uiPriority="99" w:name="index 4"/>
-    <w:lsdException w:uiPriority="99" w:name="index 5"/>
-    <w:lsdException w:uiPriority="99" w:name="index 6"/>
-    <w:lsdException w:uiPriority="99" w:name="index 7"/>
-    <w:lsdException w:uiPriority="99" w:name="index 8"/>
-    <w:lsdException w:uiPriority="99" w:name="index 9"/>
-    <w:lsdException w:qFormat="1" w:uiPriority="39" w:semiHidden="0" w:name="toc 1"/>
-    <w:lsdException w:qFormat="1" w:uiPriority="39" w:semiHidden="0" w:name="toc 2"/>
-    <w:lsdException w:qFormat="1" w:uiPriority="39" w:semiHidden="0" w:name="toc 3"/>
-    <w:lsdException w:uiPriority="39" w:name="toc 4"/>
-    <w:lsdException w:uiPriority="39" w:name="toc 5"/>
-    <w:lsdException w:uiPriority="39" w:name="toc 6"/>
-    <w:lsdException w:uiPriority="39" w:name="toc 7"/>
-    <w:lsdException w:uiPriority="39" w:name="toc 8"/>
-    <w:lsdException w:uiPriority="39" w:name="toc 9"/>
-    <w:lsdException w:uiPriority="99" w:name="Normal Indent"/>
-    <w:lsdException w:uiPriority="99" w:name="footnote text"/>
-    <w:lsdException w:uiPriority="99" w:name="annotation text"/>
-    <w:lsdException w:qFormat="1" w:uiPriority="99" w:semiHidden="0" w:name="header"/>
-    <w:lsdException w:qFormat="1" w:uiPriority="99" w:semiHidden="0" w:name="footer"/>
-    <w:lsdException w:uiPriority="99" w:name="index heading"/>
-    <w:lsdException w:qFormat="1" w:uiPriority="35" w:semiHidden="0" w:name="caption"/>
-    <w:lsdException w:qFormat="1" w:uiPriority="99" w:semiHidden="0" w:name="table of figures"/>
-    <w:lsdException w:uiPriority="99" w:name="envelope address"/>
-    <w:lsdException w:uiPriority="99" w:name="envelope return"/>
-    <w:lsdException w:uiPriority="99" w:name="footnote reference"/>
-    <w:lsdException w:uiPriority="99" w:name="annotation reference"/>
-    <w:lsdException w:uiPriority="99" w:name="line number"/>
-    <w:lsdException w:uiPriority="99" w:name="page number"/>
-    <w:lsdException w:uiPriority="99" w:name="endnote reference"/>
-    <w:lsdException w:uiPriority="99" w:name="endnote text"/>
-    <w:lsdException w:uiPriority="99" w:name="table of authorities"/>
-    <w:lsdException w:uiPriority="99" w:name="macro"/>
-    <w:lsdException w:uiPriority="99" w:name="toa heading"/>
-    <w:lsdException w:uiPriority="99" w:name="List"/>
-    <w:lsdException w:uiPriority="99" w:name="List Bullet"/>
-    <w:lsdException w:uiPriority="99" w:name="List Number"/>
-    <w:lsdException w:uiPriority="99" w:name="List 2"/>
-    <w:lsdException w:uiPriority="99" w:name="List 3"/>
-    <w:lsdException w:uiPriority="99" w:name="List 4"/>
-    <w:lsdException w:uiPriority="99" w:name="List 5"/>
-    <w:lsdException w:uiPriority="99" w:name="List Bullet 2"/>
-    <w:lsdException w:uiPriority="99" w:name="List Bullet 3"/>
-    <w:lsdException w:uiPriority="99" w:name="List Bullet 4"/>
-    <w:lsdException w:uiPriority="99" w:name="List Bullet 5"/>
-    <w:lsdException w:uiPriority="99" w:name="List Number 2"/>
-    <w:lsdException w:uiPriority="99" w:name="List Number 3"/>
-    <w:lsdException w:uiPriority="99" w:name="List Number 4"/>
-    <w:lsdException w:uiPriority="99" w:name="List Number 5"/>
-    <w:lsdException w:qFormat="1" w:unhideWhenUsed="0" w:uiPriority="10" w:semiHidden="0" w:name="Title"/>
-    <w:lsdException w:uiPriority="99" w:name="Closing"/>
-    <w:lsdException w:uiPriority="99" w:name="Signature"/>
-    <w:lsdException w:qFormat="1" w:uiPriority="1" w:name="Default Paragraph Font"/>
-    <w:lsdException w:uiPriority="99" w:name="Body Text"/>
-    <w:lsdException w:uiPriority="99" w:name="Body Text Indent"/>
-    <w:lsdException w:uiPriority="99" w:name="List Continue"/>
-    <w:lsdException w:uiPriority="99" w:name="List Continue 2"/>
-    <w:lsdException w:uiPriority="99" w:name="List Continue 3"/>
-    <w:lsdException w:uiPriority="99" w:name="List Continue 4"/>
-    <w:lsdException w:uiPriority="99" w:name="List Continue 5"/>
-    <w:lsdException w:uiPriority="99" w:name="Message Header"/>
-    <w:lsdException w:qFormat="1" w:unhideWhenUsed="0" w:uiPriority="11" w:semiHidden="0" w:name="Subtitle"/>
-    <w:lsdException w:uiPriority="99" w:name="Salutation"/>
-    <w:lsdException w:uiPriority="99" w:name="Date"/>
-    <w:lsdException w:uiPriority="99" w:name="Body Text First Indent"/>
-    <w:lsdException w:uiPriority="99" w:name="Body Text First Indent 2"/>
-    <w:lsdException w:uiPriority="99" w:name="Note Heading"/>
-    <w:lsdException w:uiPriority="99" w:name="Body Text 2"/>
-    <w:lsdException w:uiPriority="99" w:name="Body Text 3"/>
-    <w:lsdException w:uiPriority="99" w:name="Body Text Indent 2"/>
-    <w:lsdException w:qFormat="1" w:unhideWhenUsed="0" w:uiPriority="0" w:semiHidden="0" w:name="Body Text Indent 3"/>
-    <w:lsdException w:uiPriority="99" w:name="Block Text"/>
-    <w:lsdException w:qFormat="1" w:uiPriority="99" w:semiHidden="0" w:name="Hyperlink"/>
-    <w:lsdException w:qFormat="1" w:uiPriority="99" w:name="FollowedHyperlink"/>
-    <w:lsdException w:qFormat="1" w:unhideWhenUsed="0" w:uiPriority="22" w:semiHidden="0" w:name="Strong"/>
-    <w:lsdException w:qFormat="1" w:unhideWhenUsed="0" w:uiPriority="20" w:semiHidden="0" w:name="Emphasis"/>
-    <w:lsdException w:uiPriority="99" w:name="Document Map"/>
-    <w:lsdException w:uiPriority="99" w:name="Plain Text"/>
-    <w:lsdException w:uiPriority="99" w:name="E-mail Signature"/>
-    <w:lsdException w:qFormat="1" w:uiPriority="99" w:name="Normal (Web)"/>
-    <w:lsdException w:uiPriority="99" w:name="HTML Acronym"/>
-    <w:lsdException w:uiPriority="99" w:name="HTML Address"/>
-    <w:lsdException w:uiPriority="99" w:name="HTML Cite"/>
-    <w:lsdException w:uiPriority="99" w:name="HTML Code"/>
-    <w:lsdException w:uiPriority="99" w:name="HTML Definition"/>
-    <w:lsdException w:uiPriority="99" w:name="HTML Keyboard"/>
-    <w:lsdException w:uiPriority="99" w:name="HTML Preformatted"/>
-    <w:lsdException w:uiPriority="99" w:name="HTML Sample"/>
-    <w:lsdException w:uiPriority="99" w:name="HTML Typewriter"/>
-    <w:lsdException w:uiPriority="99" w:name="HTML Variable"/>
-    <w:lsdException w:qFormat="1" w:uiPriority="99" w:name="Normal Table"/>
-    <w:lsdException w:uiPriority="99" w:name="annotation subject"/>
-    <w:lsdException w:uiPriority="99" w:name="Table Simple 1"/>
-    <w:lsdException w:uiPriority="99" w:name="Table Simple 2"/>
-    <w:lsdException w:uiPriority="99" w:name="Table Simple 3"/>
-    <w:lsdException w:uiPriority="99" w:name="Table Classic 1"/>
-    <w:lsdException w:uiPriority="99" w:name="Table Classic 2"/>
-    <w:lsdException w:uiPriority="99" w:name="Table Classic 3"/>
-    <w:lsdException w:uiPriority="99" w:name="Table Classic 4"/>
-    <w:lsdException w:uiPriority="99" w:name="Table Colorful 1"/>
-    <w:lsdException w:uiPriority="99" w:name="Table Colorful 2"/>
-    <w:lsdException w:uiPriority="99" w:name="Table Colorful 3"/>
-    <w:lsdException w:uiPriority="99" w:name="Table Columns 1"/>
-    <w:lsdException w:uiPriority="99" w:name="Table Columns 2"/>
-    <w:lsdException w:uiPriority="99" w:name="Table Columns 3"/>
-    <w:lsdException w:uiPriority="99" w:name="Table Columns 4"/>
-    <w:lsdException w:uiPriority="99" w:name="Table Columns 5"/>
-    <w:lsdException w:uiPriority="99" w:name="Table Grid 1"/>
-    <w:lsdException w:uiPriority="99" w:name="Table Grid 2"/>
-    <w:lsdException w:uiPriority="99" w:name="Table Grid 3"/>
-    <w:lsdException w:uiPriority="99" w:name="Table Grid 4"/>
-    <w:lsdException w:uiPriority="99" w:name="Table Grid 5"/>
-    <w:lsdException w:uiPriority="99" w:name="Table Grid 6"/>
-    <w:lsdException w:uiPriority="99" w:name="Table Grid 7"/>
-    <w:lsdException w:uiPriority="99" w:name="Table Grid 8"/>
-    <w:lsdException w:uiPriority="99" w:name="Table List 1"/>
-    <w:lsdException w:uiPriority="99" w:name="Table List 2"/>
-    <w:lsdException w:uiPriority="99" w:name="Table List 3"/>
-    <w:lsdException w:uiPriority="99" w:name="Table List 4"/>
-    <w:lsdException w:uiPriority="99" w:name="Table List 5"/>
-    <w:lsdException w:uiPriority="99" w:name="Table List 6"/>
-    <w:lsdException w:uiPriority="99" w:name="Table List 7"/>
-    <w:lsdException w:uiPriority="99" w:name="Table List 8"/>
-    <w:lsdException w:uiPriority="99" w:name="Table 3D effects 1"/>
-    <w:lsdException w:uiPriority="99" w:name="Table 3D effects 2"/>
-    <w:lsdException w:uiPriority="99" w:name="Table 3D effects 3"/>
-    <w:lsdException w:uiPriority="99" w:name="Table Contemporary"/>
-    <w:lsdException w:uiPriority="99" w:name="Table Elegant"/>
-    <w:lsdException w:uiPriority="99" w:name="Table Professional"/>
-    <w:lsdException w:uiPriority="99" w:name="Table Subtle 1"/>
-    <w:lsdException w:uiPriority="99" w:name="Table Subtle 2"/>
-    <w:lsdException w:uiPriority="99" w:name="Table Web 1"/>
-    <w:lsdException w:uiPriority="99" w:name="Table Web 2"/>
-    <w:lsdException w:uiPriority="99" w:name="Table Web 3"/>
-    <w:lsdException w:qFormat="1" w:uiPriority="99" w:name="Balloon Text"/>
-    <w:lsdException w:qFormat="1" w:unhideWhenUsed="0" w:uiPriority="59" w:semiHidden="0" w:name="Table Grid"/>
-    <w:lsdException w:uiPriority="99" w:name="Table Theme"/>
-    <w:lsdException w:qFormat="1" w:unhideWhenUsed="0" w:uiPriority="99" w:name="Placeholder Text"/>
-    <w:lsdException w:qFormat="1" w:unhideWhenUsed="0" w:uiPriority="34" w:semiHidden="0" w:name="List Paragraph"/>
+  <w:latentStyles w:defLockedState="0" w:defUIPriority="99" w:defSemiHidden="0" w:defUnhideWhenUsed="0" w:defQFormat="0" w:count="376">
+    <w:lsdException w:name="Normal" w:uiPriority="0" w:qFormat="1"/>
+    <w:lsdException w:name="heading 1" w:uiPriority="9" w:qFormat="1"/>
+    <w:lsdException w:name="heading 2" w:semiHidden="1" w:uiPriority="9" w:unhideWhenUsed="1" w:qFormat="1"/>
+    <w:lsdException w:name="heading 3" w:semiHidden="1" w:uiPriority="9" w:unhideWhenUsed="1" w:qFormat="1"/>
+    <w:lsdException w:name="heading 4" w:semiHidden="1" w:uiPriority="9" w:unhideWhenUsed="1" w:qFormat="1"/>
+    <w:lsdException w:name="heading 5" w:semiHidden="1" w:uiPriority="9" w:unhideWhenUsed="1" w:qFormat="1"/>
+    <w:lsdException w:name="heading 6" w:semiHidden="1" w:uiPriority="9" w:unhideWhenUsed="1" w:qFormat="1"/>
+    <w:lsdException w:name="heading 7" w:semiHidden="1" w:uiPriority="9" w:unhideWhenUsed="1" w:qFormat="1"/>
+    <w:lsdException w:name="heading 8" w:semiHidden="1" w:uiPriority="9" w:unhideWhenUsed="1" w:qFormat="1"/>
+    <w:lsdException w:name="heading 9" w:semiHidden="1" w:uiPriority="9" w:unhideWhenUsed="1" w:qFormat="1"/>
+    <w:lsdException w:name="index 1" w:semiHidden="1" w:unhideWhenUsed="1"/>
+    <w:lsdException w:name="index 2" w:semiHidden="1" w:unhideWhenUsed="1"/>
+    <w:lsdException w:name="index 3" w:semiHidden="1" w:unhideWhenUsed="1"/>
+    <w:lsdException w:name="index 4" w:semiHidden="1" w:unhideWhenUsed="1"/>
+    <w:lsdException w:name="index 5" w:semiHidden="1" w:unhideWhenUsed="1"/>
+    <w:lsdException w:name="index 6" w:semiHidden="1" w:unhideWhenUsed="1"/>
+    <w:lsdException w:name="index 7" w:semiHidden="1" w:unhideWhenUsed="1"/>
+    <w:lsdException w:name="index 8" w:semiHidden="1" w:unhideWhenUsed="1"/>
+    <w:lsdException w:name="index 9" w:semiHidden="1" w:unhideWhenUsed="1"/>
+    <w:lsdException w:name="toc 1" w:uiPriority="39" w:unhideWhenUsed="1" w:qFormat="1"/>
+    <w:lsdException w:name="toc 2" w:uiPriority="39" w:unhideWhenUsed="1" w:qFormat="1"/>
+    <w:lsdException w:name="toc 3" w:uiPriority="39" w:unhideWhenUsed="1" w:qFormat="1"/>
+    <w:lsdException w:name="toc 4" w:semiHidden="1" w:uiPriority="39" w:unhideWhenUsed="1"/>
+    <w:lsdException w:name="toc 5" w:semiHidden="1" w:uiPriority="39" w:unhideWhenUsed="1"/>
+    <w:lsdException w:name="toc 6" w:semiHidden="1" w:uiPriority="39" w:unhideWhenUsed="1"/>
+    <w:lsdException w:name="toc 7" w:semiHidden="1" w:uiPriority="39" w:unhideWhenUsed="1"/>
+    <w:lsdException w:name="toc 8" w:semiHidden="1" w:uiPriority="39" w:unhideWhenUsed="1"/>
+    <w:lsdException w:name="toc 9" w:semiHidden="1" w:uiPriority="39" w:unhideWhenUsed="1"/>
+    <w:lsdException w:name="Normal Indent" w:semiHidden="1" w:unhideWhenUsed="1"/>
+    <w:lsdException w:name="footnote text" w:semiHidden="1" w:unhideWhenUsed="1"/>
+    <w:lsdException w:name="annotation text" w:semiHidden="1" w:unhideWhenUsed="1"/>
+    <w:lsdException w:name="header" w:unhideWhenUsed="1" w:qFormat="1"/>
+    <w:lsdException w:name="footer" w:unhideWhenUsed="1" w:qFormat="1"/>
+    <w:lsdException w:name="index heading" w:semiHidden="1" w:unhideWhenUsed="1"/>
+    <w:lsdException w:name="caption" w:uiPriority="35" w:unhideWhenUsed="1" w:qFormat="1"/>
+    <w:lsdException w:name="table of figures" w:unhideWhenUsed="1" w:qFormat="1"/>
+    <w:lsdException w:name="envelope address" w:semiHidden="1" w:unhideWhenUsed="1"/>
+    <w:lsdException w:name="envelope return" w:semiHidden="1" w:unhideWhenUsed="1"/>
+    <w:lsdException w:name="footnote reference" w:semiHidden="1" w:unhideWhenUsed="1"/>
+    <w:lsdException w:name="annotation reference" w:semiHidden="1" w:unhideWhenUsed="1"/>
+    <w:lsdException w:name="line number" w:semiHidden="1" w:unhideWhenUsed="1"/>
+    <w:lsdException w:name="page number" w:semiHidden="1" w:unhideWhenUsed="1"/>
+    <w:lsdException w:name="endnote reference" w:semiHidden="1" w:unhideWhenUsed="1"/>
+    <w:lsdException w:name="endnote text" w:semiHidden="1" w:unhideWhenUsed="1"/>
+    <w:lsdException w:name="table of authorities" w:semiHidden="1" w:unhideWhenUsed="1"/>
+    <w:lsdException w:name="macro" w:semiHidden="1" w:unhideWhenUsed="1"/>
+    <w:lsdException w:name="toa heading" w:semiHidden="1" w:unhideWhenUsed="1"/>
+    <w:lsdException w:name="List" w:semiHidden="1" w:unhideWhenUsed="1"/>
+    <w:lsdException w:name="List Bullet" w:semiHidden="1" w:unhideWhenUsed="1"/>
+    <w:lsdException w:name="List Number" w:semiHidden="1" w:unhideWhenUsed="1"/>
+    <w:lsdException w:name="List 2" w:semiHidden="1" w:unhideWhenUsed="1"/>
+    <w:lsdException w:name="List 3" w:semiHidden="1" w:unhideWhenUsed="1"/>
+    <w:lsdException w:name="List 4" w:semiHidden="1" w:unhideWhenUsed="1"/>
+    <w:lsdException w:name="List 5" w:semiHidden="1" w:unhideWhenUsed="1"/>
+    <w:lsdException w:name="List Bullet 2" w:semiHidden="1" w:unhideWhenUsed="1"/>
+    <w:lsdException w:name="List Bullet 3" w:semiHidden="1" w:unhideWhenUsed="1"/>
+    <w:lsdException w:name="List Bullet 4" w:semiHidden="1" w:unhideWhenUsed="1"/>
+    <w:lsdException w:name="List Bullet 5" w:semiHidden="1" w:unhideWhenUsed="1"/>
+    <w:lsdException w:name="List Number 2" w:semiHidden="1" w:unhideWhenUsed="1"/>
+    <w:lsdException w:name="List Number 3" w:semiHidden="1" w:unhideWhenUsed="1"/>
+    <w:lsdException w:name="List Number 4" w:semiHidden="1" w:unhideWhenUsed="1"/>
+    <w:lsdException w:name="List Number 5" w:semiHidden="1" w:unhideWhenUsed="1"/>
+    <w:lsdException w:name="Title" w:uiPriority="10" w:qFormat="1"/>
+    <w:lsdException w:name="Closing" w:semiHidden="1" w:unhideWhenUsed="1"/>
+    <w:lsdException w:name="Signature" w:semiHidden="1" w:unhideWhenUsed="1"/>
+    <w:lsdException w:name="Default Paragraph Font" w:semiHidden="1" w:uiPriority="1" w:unhideWhenUsed="1" w:qFormat="1"/>
+    <w:lsdException w:name="Body Text" w:semiHidden="1" w:unhideWhenUsed="1"/>
+    <w:lsdException w:name="Body Text Indent" w:semiHidden="1" w:unhideWhenUsed="1"/>
+    <w:lsdException w:name="List Continue" w:semiHidden="1" w:unhideWhenUsed="1"/>
+    <w:lsdException w:name="List Continue 2" w:semiHidden="1" w:unhideWhenUsed="1"/>
+    <w:lsdException w:name="List Continue 3" w:semiHidden="1" w:unhideWhenUsed="1"/>
+    <w:lsdException w:name="List Continue 4" w:semiHidden="1" w:unhideWhenUsed="1"/>
+    <w:lsdException w:name="List Continue 5" w:semiHidden="1" w:unhideWhenUsed="1"/>
+    <w:lsdException w:name="Message Header" w:semiHidden="1" w:unhideWhenUsed="1"/>
+    <w:lsdException w:name="Subtitle" w:uiPriority="11" w:qFormat="1"/>
+    <w:lsdException w:name="Salutation" w:semiHidden="1" w:unhideWhenUsed="1"/>
+    <w:lsdException w:name="Date" w:semiHidden="1" w:unhideWhenUsed="1"/>
+    <w:lsdException w:name="Body Text First Indent" w:semiHidden="1" w:unhideWhenUsed="1"/>
+    <w:lsdException w:name="Body Text First Indent 2" w:semiHidden="1" w:unhideWhenUsed="1"/>
+    <w:lsdException w:name="Note Heading" w:semiHidden="1" w:unhideWhenUsed="1"/>
+    <w:lsdException w:name="Body Text 2" w:semiHidden="1" w:unhideWhenUsed="1"/>
+    <w:lsdException w:name="Body Text 3" w:semiHidden="1" w:unhideWhenUsed="1"/>
+    <w:lsdException w:name="Body Text Indent 2" w:semiHidden="1" w:unhideWhenUsed="1"/>
+    <w:lsdException w:name="Body Text Indent 3" w:uiPriority="0" w:qFormat="1"/>
+    <w:lsdException w:name="Block Text" w:semiHidden="1" w:unhideWhenUsed="1"/>
+    <w:lsdException w:name="Hyperlink" w:unhideWhenUsed="1" w:qFormat="1"/>
+    <w:lsdException w:name="FollowedHyperlink" w:semiHidden="1" w:unhideWhenUsed="1" w:qFormat="1"/>
+    <w:lsdException w:name="Strong" w:uiPriority="22" w:qFormat="1"/>
+    <w:lsdException w:name="Emphasis" w:uiPriority="20" w:qFormat="1"/>
+    <w:lsdException w:name="Document Map" w:semiHidden="1" w:unhideWhenUsed="1"/>
+    <w:lsdException w:name="Plain Text" w:semiHidden="1" w:unhideWhenUsed="1"/>
+    <w:lsdException w:name="E-mail Signature" w:semiHidden="1" w:unhideWhenUsed="1"/>
+    <w:lsdException w:name="HTML Top of Form" w:semiHidden="1" w:unhideWhenUsed="1"/>
+    <w:lsdException w:name="HTML Bottom of Form" w:semiHidden="1" w:unhideWhenUsed="1"/>
+    <w:lsdException w:name="Normal (Web)" w:semiHidden="1" w:unhideWhenUsed="1" w:qFormat="1"/>
+    <w:lsdException w:name="HTML Acronym" w:semiHidden="1" w:unhideWhenUsed="1"/>
+    <w:lsdException w:name="HTML Address" w:semiHidden="1" w:unhideWhenUsed="1"/>
+    <w:lsdException w:name="HTML Cite" w:semiHidden="1" w:unhideWhenUsed="1"/>
+    <w:lsdException w:name="HTML Code" w:semiHidden="1" w:unhideWhenUsed="1"/>
+    <w:lsdException w:name="HTML Definition" w:semiHidden="1" w:unhideWhenUsed="1"/>
+    <w:lsdException w:name="HTML Keyboard" w:semiHidden="1" w:unhideWhenUsed="1"/>
+    <w:lsdException w:name="HTML Preformatted" w:semiHidden="1" w:unhideWhenUsed="1"/>
+    <w:lsdException w:name="HTML Sample" w:semiHidden="1" w:unhideWhenUsed="1"/>
+    <w:lsdException w:name="HTML Typewriter" w:semiHidden="1" w:unhideWhenUsed="1"/>
+    <w:lsdException w:name="HTML Variable" w:semiHidden="1" w:unhideWhenUsed="1"/>
+    <w:lsdException w:name="Normal Table" w:semiHidden="1" w:unhideWhenUsed="1" w:qFormat="1"/>
+    <w:lsdException w:name="annotation subject" w:semiHidden="1" w:unhideWhenUsed="1"/>
+    <w:lsdException w:name="No List" w:semiHidden="1" w:unhideWhenUsed="1"/>
+    <w:lsdException w:name="Outline List 1" w:semiHidden="1" w:unhideWhenUsed="1"/>
+    <w:lsdException w:name="Outline List 2" w:semiHidden="1" w:unhideWhenUsed="1"/>
+    <w:lsdException w:name="Outline List 3" w:semiHidden="1" w:unhideWhenUsed="1"/>
+    <w:lsdException w:name="Table Simple 1" w:semiHidden="1" w:unhideWhenUsed="1"/>
+    <w:lsdException w:name="Table Simple 2" w:semiHidden="1" w:unhideWhenUsed="1"/>
+    <w:lsdException w:name="Table Simple 3" w:semiHidden="1" w:unhideWhenUsed="1"/>
+    <w:lsdException w:name="Table Classic 1" w:semiHidden="1" w:unhideWhenUsed="1"/>
+    <w:lsdException w:name="Table Classic 2" w:semiHidden="1" w:unhideWhenUsed="1"/>
+    <w:lsdException w:name="Table Classic 3" w:semiHidden="1" w:unhideWhenUsed="1"/>
+    <w:lsdException w:name="Table Classic 4" w:semiHidden="1" w:unhideWhenUsed="1"/>
+    <w:lsdException w:name="Table Colorful 1" w:semiHidden="1" w:unhideWhenUsed="1"/>
+    <w:lsdException w:name="Table Colorful 2" w:semiHidden="1" w:unhideWhenUsed="1"/>
+    <w:lsdException w:name="Table Colorful 3" w:semiHidden="1" w:unhideWhenUsed="1"/>
+    <w:lsdException w:name="Table Columns 1" w:semiHidden="1" w:unhideWhenUsed="1"/>
+    <w:lsdException w:name="Table Columns 2" w:semiHidden="1" w:unhideWhenUsed="1"/>
+    <w:lsdException w:name="Table Columns 3" w:semiHidden="1" w:unhideWhenUsed="1"/>
+    <w:lsdException w:name="Table Columns 4" w:semiHidden="1" w:unhideWhenUsed="1"/>
+    <w:lsdException w:name="Table Columns 5" w:semiHidden="1" w:unhideWhenUsed="1"/>
+    <w:lsdException w:name="Table Grid 1" w:semiHidden="1" w:unhideWhenUsed="1"/>
+    <w:lsdException w:name="Table Grid 2" w:semiHidden="1" w:unhideWhenUsed="1"/>
+    <w:lsdException w:name="Table Grid 3" w:semiHidden="1" w:unhideWhenUsed="1"/>
+    <w:lsdException w:name="Table Grid 4" w:semiHidden="1" w:unhideWhenUsed="1"/>
+    <w:lsdException w:name="Table Grid 5" w:semiHidden="1" w:unhideWhenUsed="1"/>
+    <w:lsdException w:name="Table Grid 6" w:semiHidden="1" w:unhideWhenUsed="1"/>
+    <w:lsdException w:name="Table Grid 7" w:semiHidden="1" w:unhideWhenUsed="1"/>
+    <w:lsdException w:name="Table Grid 8" w:semiHidden="1" w:unhideWhenUsed="1"/>
+    <w:lsdException w:name="Table List 1" w:semiHidden="1" w:unhideWhenUsed="1"/>
+    <w:lsdException w:name="Table List 2" w:semiHidden="1" w:unhideWhenUsed="1"/>
+    <w:lsdException w:name="Table List 3" w:semiHidden="1" w:unhideWhenUsed="1"/>
+    <w:lsdException w:name="Table List 4" w:semiHidden="1" w:unhideWhenUsed="1"/>
+    <w:lsdException w:name="Table List 5" w:semiHidden="1" w:unhideWhenUsed="1"/>
+    <w:lsdException w:name="Table List 6" w:semiHidden="1" w:unhideWhenUsed="1"/>
+    <w:lsdException w:name="Table List 7" w:semiHidden="1" w:unhideWhenUsed="1"/>
+    <w:lsdException w:name="Table List 8" w:semiHidden="1" w:unhideWhenUsed="1"/>
+    <w:lsdException w:name="Table 3D effects 1" w:semiHidden="1" w:unhideWhenUsed="1"/>
+    <w:lsdException w:name="Table 3D effects 2" w:semiHidden="1" w:unhideWhenUsed="1"/>
+    <w:lsdException w:name="Table 3D effects 3" w:semiHidden="1" w:unhideWhenUsed="1"/>
+    <w:lsdException w:name="Table Contemporary" w:semiHidden="1" w:unhideWhenUsed="1"/>
+    <w:lsdException w:name="Table Elegant" w:semiHidden="1" w:unhideWhenUsed="1"/>
+    <w:lsdException w:name="Table Professional" w:semiHidden="1" w:unhideWhenUsed="1"/>
+    <w:lsdException w:name="Table Subtle 1" w:semiHidden="1" w:unhideWhenUsed="1"/>
+    <w:lsdException w:name="Table Subtle 2" w:semiHidden="1" w:unhideWhenUsed="1"/>
+    <w:lsdException w:name="Table Web 1" w:semiHidden="1" w:unhideWhenUsed="1"/>
+    <w:lsdException w:name="Table Web 2" w:semiHidden="1" w:unhideWhenUsed="1"/>
+    <w:lsdException w:name="Table Web 3" w:semiHidden="1" w:unhideWhenUsed="1"/>
+    <w:lsdException w:name="Balloon Text" w:semiHidden="1" w:unhideWhenUsed="1" w:qFormat="1"/>
+    <w:lsdException w:name="Table Grid" w:uiPriority="59" w:qFormat="1"/>
+    <w:lsdException w:name="Table Theme" w:semiHidden="1" w:unhideWhenUsed="1"/>
+    <w:lsdException w:name="Placeholder Text" w:semiHidden="1" w:qFormat="1"/>
+    <w:lsdException w:name="No Spacing" w:semiHidden="1" w:unhideWhenUsed="1"/>
+    <w:lsdException w:name="Light Shading"/>
+    <w:lsdException w:name="Light List"/>
+    <w:lsdException w:name="Light Grid"/>
+    <w:lsdException w:name="Medium Shading 1"/>
+    <w:lsdException w:name="Medium Shading 2"/>
+    <w:lsdException w:name="Medium List 1"/>
+    <w:lsdException w:name="Medium List 2"/>
+    <w:lsdException w:name="Medium Grid 1"/>
+    <w:lsdException w:name="Medium Grid 2"/>
+    <w:lsdException w:name="Medium Grid 3"/>
+    <w:lsdException w:name="Dark List"/>
+    <w:lsdException w:name="Colorful Shading"/>
+    <w:lsdException w:name="Colorful List"/>
+    <w:lsdException w:name="Colorful Grid"/>
+    <w:lsdException w:name="Light Shading Accent 1"/>
+    <w:lsdException w:name="Light List Accent 1"/>
+    <w:lsdException w:name="Light Grid Accent 1"/>
+    <w:lsdException w:name="Medium Shading 1 Accent 1"/>
+    <w:lsdException w:name="Medium Shading 2 Accent 1"/>
+    <w:lsdException w:name="Medium List 1 Accent 1"/>
+    <w:lsdException w:name="Revision" w:semiHidden="1" w:unhideWhenUsed="1"/>
+    <w:lsdException w:name="List Paragraph" w:uiPriority="34" w:qFormat="1"/>
+    <w:lsdException w:name="Quote" w:semiHidden="1" w:unhideWhenUsed="1"/>
+    <w:lsdException w:name="Intense Quote" w:semiHidden="1" w:unhideWhenUsed="1"/>
+    <w:lsdException w:name="Medium List 2 Accent 1"/>
+    <w:lsdException w:name="Medium Grid 1 Accent 1"/>
+    <w:lsdException w:name="Medium Grid 2 Accent 1"/>
+    <w:lsdException w:name="Medium Grid 3 Accent 1"/>
+    <w:lsdException w:name="Dark List Accent 1"/>
+    <w:lsdException w:name="Colorful Shading Accent 1"/>
+    <w:lsdException w:name="Colorful List Accent 1"/>
+    <w:lsdException w:name="Colorful Grid Accent 1"/>
+    <w:lsdException w:name="Light Shading Accent 2"/>
+    <w:lsdException w:name="Light List Accent 2"/>
+    <w:lsdException w:name="Light Grid Accent 2"/>
+    <w:lsdException w:name="Medium Shading 1 Accent 2"/>
+    <w:lsdException w:name="Medium Shading 2 Accent 2"/>
+    <w:lsdException w:name="Medium List 1 Accent 2"/>
+    <w:lsdException w:name="Medium List 2 Accent 2"/>
+    <w:lsdException w:name="Medium Grid 1 Accent 2"/>
+    <w:lsdException w:name="Medium Grid 2 Accent 2"/>
+    <w:lsdException w:name="Medium Grid 3 Accent 2"/>
+    <w:lsdException w:name="Dark List Accent 2"/>
+    <w:lsdException w:name="Colorful Shading Accent 2"/>
+    <w:lsdException w:name="Colorful List Accent 2"/>
+    <w:lsdException w:name="Colorful Grid Accent 2"/>
+    <w:lsdException w:name="Light Shading Accent 3"/>
+    <w:lsdException w:name="Light List Accent 3"/>
+    <w:lsdException w:name="Light Grid Accent 3"/>
+    <w:lsdException w:name="Medium Shading 1 Accent 3"/>
+    <w:lsdException w:name="Medium Shading 2 Accent 3"/>
+    <w:lsdException w:name="Medium List 1 Accent 3"/>
+    <w:lsdException w:name="Medium List 2 Accent 3"/>
+    <w:lsdException w:name="Medium Grid 1 Accent 3"/>
+    <w:lsdException w:name="Medium Grid 2 Accent 3"/>
+    <w:lsdException w:name="Medium Grid 3 Accent 3"/>
+    <w:lsdException w:name="Dark List Accent 3"/>
+    <w:lsdException w:name="Colorful Shading Accent 3"/>
+    <w:lsdException w:name="Colorful List Accent 3"/>
+    <w:lsdException w:name="Colorful Grid Accent 3"/>
+    <w:lsdException w:name="Light Shading Accent 4"/>
+    <w:lsdException w:name="Light List Accent 4"/>
+    <w:lsdException w:name="Light Grid Accent 4"/>
+    <w:lsdException w:name="Medium Shading 1 Accent 4"/>
+    <w:lsdException w:name="Medium Shading 2 Accent 4"/>
+    <w:lsdException w:name="Medium List 1 Accent 4"/>
+    <w:lsdException w:name="Medium List 2 Accent 4"/>
+    <w:lsdException w:name="Medium Grid 1 Accent 4"/>
+    <w:lsdException w:name="Medium Grid 2 Accent 4"/>
+    <w:lsdException w:name="Medium Grid 3 Accent 4"/>
+    <w:lsdException w:name="Dark List Accent 4"/>
+    <w:lsdException w:name="Colorful Shading Accent 4"/>
+    <w:lsdException w:name="Colorful List Accent 4"/>
+    <w:lsdException w:name="Colorful Grid Accent 4"/>
+    <w:lsdException w:name="Light Shading Accent 5"/>
+    <w:lsdException w:name="Light List Accent 5"/>
+    <w:lsdException w:name="Light Grid Accent 5"/>
+    <w:lsdException w:name="Medium Shading 1 Accent 5"/>
+    <w:lsdException w:name="Medium Shading 2 Accent 5"/>
+    <w:lsdException w:name="Medium List 1 Accent 5"/>
+    <w:lsdException w:name="Medium List 2 Accent 5"/>
+    <w:lsdException w:name="Medium Grid 1 Accent 5"/>
+    <w:lsdException w:name="Medium Grid 2 Accent 5"/>
+    <w:lsdException w:name="Medium Grid 3 Accent 5"/>
+    <w:lsdException w:name="Dark List Accent 5"/>
+    <w:lsdException w:name="Colorful Shading Accent 5"/>
+    <w:lsdException w:name="Colorful List Accent 5"/>
+    <w:lsdException w:name="Colorful Grid Accent 5"/>
+    <w:lsdException w:name="Light Shading Accent 6"/>
+    <w:lsdException w:name="Light List Accent 6"/>
+    <w:lsdException w:name="Light Grid Accent 6"/>
+    <w:lsdException w:name="Medium Shading 1 Accent 6"/>
+    <w:lsdException w:name="Medium Shading 2 Accent 6"/>
+    <w:lsdException w:name="Medium List 1 Accent 6"/>
+    <w:lsdException w:name="Medium List 2 Accent 6"/>
+    <w:lsdException w:name="Medium Grid 1 Accent 6"/>
+    <w:lsdException w:name="Medium Grid 2 Accent 6"/>
+    <w:lsdException w:name="Medium Grid 3 Accent 6"/>
+    <w:lsdException w:name="Dark List Accent 6"/>
+    <w:lsdException w:name="Colorful Shading Accent 6"/>
+    <w:lsdException w:name="Colorful List Accent 6"/>
+    <w:lsdException w:name="Colorful Grid Accent 6"/>
+    <w:lsdException w:name="Subtle Emphasis" w:uiPriority="19" w:qFormat="1"/>
+    <w:lsdException w:name="Intense Emphasis" w:uiPriority="21" w:qFormat="1"/>
+    <w:lsdException w:name="Subtle Reference" w:uiPriority="31" w:qFormat="1"/>
+    <w:lsdException w:name="Intense Reference" w:uiPriority="32" w:qFormat="1"/>
+    <w:lsdException w:name="Book Title" w:uiPriority="33" w:qFormat="1"/>
+    <w:lsdException w:name="Bibliography" w:semiHidden="1" w:uiPriority="37" w:unhideWhenUsed="1"/>
+    <w:lsdException w:name="TOC Heading" w:semiHidden="1" w:uiPriority="39" w:unhideWhenUsed="1" w:qFormat="1"/>
+    <w:lsdException w:name="Plain Table 1" w:uiPriority="41"/>
+    <w:lsdException w:name="Plain Table 2" w:uiPriority="42"/>
+    <w:lsdException w:name="Plain Table 3" w:uiPriority="43"/>
+    <w:lsdException w:name="Plain Table 4" w:uiPriority="44"/>
+    <w:lsdException w:name="Plain Table 5" w:uiPriority="45"/>
+    <w:lsdException w:name="Grid Table Light" w:uiPriority="40"/>
+    <w:lsdException w:name="Grid Table 1 Light" w:uiPriority="46"/>
+    <w:lsdException w:name="Grid Table 2" w:uiPriority="47"/>
+    <w:lsdException w:name="Grid Table 3" w:uiPriority="48"/>
+    <w:lsdException w:name="Grid Table 4" w:uiPriority="49"/>
+    <w:lsdException w:name="Grid Table 5 Dark" w:uiPriority="50"/>
+    <w:lsdException w:name="Grid Table 6 Colorful" w:uiPriority="51"/>
+    <w:lsdException w:name="Grid Table 7 Colorful" w:uiPriority="52"/>
+    <w:lsdException w:name="Grid Table 1 Light Accent 1" w:uiPriority="46"/>
+    <w:lsdException w:name="Grid Table 2 Accent 1" w:uiPriority="47"/>
+    <w:lsdException w:name="Grid Table 3 Accent 1" w:uiPriority="48"/>
+    <w:lsdException w:name="Grid Table 4 Accent 1" w:uiPriority="49"/>
+    <w:lsdException w:name="Grid Table 5 Dark Accent 1" w:uiPriority="50"/>
+    <w:lsdException w:name="Grid Table 6 Colorful Accent 1" w:uiPriority="51"/>
+    <w:lsdException w:name="Grid Table 7 Colorful Accent 1" w:uiPriority="52"/>
+    <w:lsdException w:name="Grid Table 1 Light Accent 2" w:uiPriority="46"/>
+    <w:lsdException w:name="Grid Table 2 Accent 2" w:uiPriority="47"/>
+    <w:lsdException w:name="Grid Table 3 Accent 2" w:uiPriority="48"/>
+    <w:lsdException w:name="Grid Table 4 Accent 2" w:uiPriority="49"/>
+    <w:lsdException w:name="Grid Table 5 Dark Accent 2" w:uiPriority="50"/>
+    <w:lsdException w:name="Grid Table 6 Colorful Accent 2" w:uiPriority="51"/>
+    <w:lsdException w:name="Grid Table 7 Colorful Accent 2" w:uiPriority="52"/>
+    <w:lsdException w:name="Grid Table 1 Light Accent 3" w:uiPriority="46"/>
+    <w:lsdException w:name="Grid Table 2 Accent 3" w:uiPriority="47"/>
+    <w:lsdException w:name="Grid Table 3 Accent 3" w:uiPriority="48"/>
+    <w:lsdException w:name="Grid Table 4 Accent 3" w:uiPriority="49"/>
+    <w:lsdException w:name="Grid Table 5 Dark Accent 3" w:uiPriority="50"/>
+    <w:lsdException w:name="Grid Table 6 Colorful Accent 3" w:uiPriority="51"/>
+    <w:lsdException w:name="Grid Table 7 Colorful Accent 3" w:uiPriority="52"/>
+    <w:lsdException w:name="Grid Table 1 Light Accent 4" w:uiPriority="46"/>
+    <w:lsdException w:name="Grid Table 2 Accent 4" w:uiPriority="47"/>
+    <w:lsdException w:name="Grid Table 3 Accent 4" w:uiPriority="48"/>
+    <w:lsdException w:name="Grid Table 4 Accent 4" w:uiPriority="49"/>
+    <w:lsdException w:name="Grid Table 5 Dark Accent 4" w:uiPriority="50"/>
+    <w:lsdException w:name="Grid Table 6 Colorful Accent 4" w:uiPriority="51"/>
+    <w:lsdException w:name="Grid Table 7 Colorful Accent 4" w:uiPriority="52"/>
+    <w:lsdException w:name="Grid Table 1 Light Accent 5" w:uiPriority="46"/>
+    <w:lsdException w:name="Grid Table 2 Accent 5" w:uiPriority="47"/>
+    <w:lsdException w:name="Grid Table 3 Accent 5" w:uiPriority="48"/>
+    <w:lsdException w:name="Grid Table 4 Accent 5" w:uiPriority="49"/>
+    <w:lsdException w:name="Grid Table 5 Dark Accent 5" w:uiPriority="50"/>
+    <w:lsdException w:name="Grid Table 6 Colorful Accent 5" w:uiPriority="51"/>
+    <w:lsdException w:name="Grid Table 7 Colorful Accent 5" w:uiPriority="52"/>
+    <w:lsdException w:name="Grid Table 1 Light Accent 6" w:uiPriority="46"/>
+    <w:lsdException w:name="Grid Table 2 Accent 6" w:uiPriority="47"/>
+    <w:lsdException w:name="Grid Table 3 Accent 6" w:uiPriority="48"/>
+    <w:lsdException w:name="Grid Table 4 Accent 6" w:uiPriority="49"/>
+    <w:lsdException w:name="Grid Table 5 Dark Accent 6" w:uiPriority="50"/>
+    <w:lsdException w:name="Grid Table 6 Colorful Accent 6" w:uiPriority="51"/>
+    <w:lsdException w:name="Grid Table 7 Colorful Accent 6" w:uiPriority="52"/>
+    <w:lsdException w:name="List Table 1 Light" w:uiPriority="46"/>
+    <w:lsdException w:name="List Table 2" w:uiPriority="47"/>
+    <w:lsdException w:name="List Table 3" w:uiPriority="48"/>
+    <w:lsdException w:name="List Table 4" w:uiPriority="49"/>
+    <w:lsdException w:name="List Table 5 Dark" w:uiPriority="50"/>
+    <w:lsdException w:name="List Table 6 Colorful" w:uiPriority="51"/>
+    <w:lsdException w:name="List Table 7 Colorful" w:uiPriority="52"/>
+    <w:lsdException w:name="List Table 1 Light Accent 1" w:uiPriority="46"/>
+    <w:lsdException w:name="List Table 2 Accent 1" w:uiPriority="47"/>
+    <w:lsdException w:name="List Table 3 Accent 1" w:uiPriority="48"/>
+    <w:lsdException w:name="List Table 4 Accent 1" w:uiPriority="49"/>
+    <w:lsdException w:name="List Table 5 Dark Accent 1" w:uiPriority="50"/>
+    <w:lsdException w:name="List Table 6 Colorful Accent 1" w:uiPriority="51"/>
+    <w:lsdException w:name="List Table 7 Colorful Accent 1" w:uiPriority="52"/>
+    <w:lsdException w:name="List Table 1 Light Accent 2" w:uiPriority="46"/>
+    <w:lsdException w:name="List Table 2 Accent 2" w:uiPriority="47"/>
+    <w:lsdException w:name="List Table 3 Accent 2" w:uiPriority="48"/>
+    <w:lsdException w:name="List Table 4 Accent 2" w:uiPriority="49"/>
+    <w:lsdException w:name="List Table 5 Dark Accent 2" w:uiPriority="50"/>
+    <w:lsdException w:name="List Table 6 Colorful Accent 2" w:uiPriority="51"/>
+    <w:lsdException w:name="List Table 7 Colorful Accent 2" w:uiPriority="52"/>
+    <w:lsdException w:name="List Table 1 Light Accent 3" w:uiPriority="46"/>
+    <w:lsdException w:name="List Table 2 Accent 3" w:uiPriority="47"/>
+    <w:lsdException w:name="List Table 3 Accent 3" w:uiPriority="48"/>
+    <w:lsdException w:name="List Table 4 Accent 3" w:uiPriority="49"/>
+    <w:lsdException w:name="List Table 5 Dark Accent 3" w:uiPriority="50"/>
+    <w:lsdException w:name="List Table 6 Colorful Accent 3" w:uiPriority="51"/>
+    <w:lsdException w:name="List Table 7 Colorful Accent 3" w:uiPriority="52"/>
+    <w:lsdException w:name="List Table 1 Light Accent 4" w:uiPriority="46"/>
+    <w:lsdException w:name="List Table 2 Accent 4" w:uiPriority="47"/>
+    <w:lsdException w:name="List Table 3 Accent 4" w:uiPriority="48"/>
+    <w:lsdException w:name="List Table 4 Accent 4" w:uiPriority="49"/>
+    <w:lsdException w:name="List Table 5 Dark Accent 4" w:uiPriority="50"/>
+    <w:lsdException w:name="List Table 6 Colorful Accent 4" w:uiPriority="51"/>
+    <w:lsdException w:name="List Table 7 Colorful Accent 4" w:uiPriority="52"/>
+    <w:lsdException w:name="List Table 1 Light Accent 5" w:uiPriority="46"/>
+    <w:lsdException w:name="List Table 2 Accent 5" w:uiPriority="47"/>
+    <w:lsdException w:name="List Table 3 Accent 5" w:uiPriority="48"/>
+    <w:lsdException w:name="List Table 4 Accent 5" w:uiPriority="49"/>
+    <w:lsdException w:name="List Table 5 Dark Accent 5" w:uiPriority="50"/>
+    <w:lsdException w:name="List Table 6 Colorful Accent 5" w:uiPriority="51"/>
+    <w:lsdException w:name="List Table 7 Colorful Accent 5" w:uiPriority="52"/>
+    <w:lsdException w:name="List Table 1 Light Accent 6" w:uiPriority="46"/>
+    <w:lsdException w:name="List Table 2 Accent 6" w:uiPriority="47"/>
+    <w:lsdException w:name="List Table 3 Accent 6" w:uiPriority="48"/>
+    <w:lsdException w:name="List Table 4 Accent 6" w:uiPriority="49"/>
+    <w:lsdException w:name="List Table 5 Dark Accent 6" w:uiPriority="50"/>
+    <w:lsdException w:name="List Table 6 Colorful Accent 6" w:uiPriority="51"/>
+    <w:lsdException w:name="List Table 7 Colorful Accent 6" w:uiPriority="52"/>
+    <w:lsdException w:name="Mention" w:semiHidden="1" w:unhideWhenUsed="1"/>
+    <w:lsdException w:name="Smart Hyperlink" w:semiHidden="1" w:unhideWhenUsed="1"/>
+    <w:lsdException w:name="Hashtag" w:semiHidden="1" w:unhideWhenUsed="1"/>
+    <w:lsdException w:name="Unresolved Mention" w:semiHidden="1" w:unhideWhenUsed="1"/>
+    <w:lsdException w:name="Smart Link" w:semiHidden="1" w:unhideWhenUsed="1"/>
   </w:latentStyles>
-  <w:style w:type="paragraph" w:default="1" w:styleId="1">
+  <w:style w:type="paragraph" w:default="1" w:styleId="Normal">
     <w:name w:val="Normal"/>
     <w:qFormat/>
-    <w:uiPriority w:val="0"/>
     <w:pPr>
       <w:spacing w:after="120" w:line="360" w:lineRule="auto"/>
       <w:jc w:val="both"/>
     </w:pPr>
     <w:rPr>
-      <w:rFonts w:ascii="Arial" w:hAnsi="Arial" w:eastAsiaTheme="minorHAnsi" w:cstheme="minorBidi"/>
+      <w:rFonts w:ascii="Arial" w:hAnsi="Arial"/>
       <w:sz w:val="24"/>
       <w:szCs w:val="22"/>
-      <w:lang w:val="pt-BR" w:eastAsia="en-US" w:bidi="ar-SA"/>
+      <w:lang w:eastAsia="en-US"/>
     </w:rPr>
   </w:style>
-  <w:style w:type="paragraph" w:styleId="2">
+  <w:style w:type="paragraph" w:styleId="Ttulo1">
     <w:name w:val="heading 1"/>
-    <w:basedOn w:val="1"/>
-    <w:next w:val="1"/>
-    <w:link w:val="22"/>
+    <w:basedOn w:val="Normal"/>
+    <w:next w:val="Normal"/>
+    <w:link w:val="Ttulo1Char"/>
+    <w:uiPriority w:val="9"/>
     <w:qFormat/>
-    <w:uiPriority w:val="9"/>
     <w:pPr>
       <w:keepNext/>
       <w:keepLines/>
@@ -7259,23 +6818,23 @@
       <w:outlineLvl w:val="0"/>
     </w:pPr>
     <w:rPr>
-      <w:rFonts w:asciiTheme="majorHAnsi" w:hAnsiTheme="majorHAnsi" w:eastAsiaTheme="majorEastAsia" w:cstheme="majorBidi"/>
+      <w:rFonts w:asciiTheme="majorHAnsi" w:eastAsiaTheme="majorEastAsia" w:hAnsiTheme="majorHAnsi" w:cstheme="majorBidi"/>
       <w:b/>
       <w:bCs/>
-      <w:color w:val="376092" w:themeColor="accent1" w:themeShade="BF"/>
+      <w:color w:val="365F91" w:themeColor="accent1" w:themeShade="BF"/>
       <w:sz w:val="28"/>
       <w:szCs w:val="28"/>
     </w:rPr>
   </w:style>
-  <w:style w:type="paragraph" w:styleId="3">
+  <w:style w:type="paragraph" w:styleId="Ttulo3">
     <w:name w:val="heading 3"/>
-    <w:basedOn w:val="1"/>
-    <w:next w:val="1"/>
-    <w:link w:val="33"/>
+    <w:basedOn w:val="Normal"/>
+    <w:next w:val="Normal"/>
+    <w:link w:val="Ttulo3Char"/>
+    <w:uiPriority w:val="9"/>
     <w:semiHidden/>
     <w:unhideWhenUsed/>
     <w:qFormat/>
-    <w:uiPriority w:val="9"/>
     <w:pPr>
       <w:keepNext/>
       <w:keepLines/>
@@ -7283,25 +6842,24 @@
       <w:outlineLvl w:val="2"/>
     </w:pPr>
     <w:rPr>
-      <w:rFonts w:asciiTheme="majorHAnsi" w:hAnsiTheme="majorHAnsi" w:eastAsiaTheme="majorEastAsia" w:cstheme="majorBidi"/>
-      <w:color w:val="254061" w:themeColor="accent1" w:themeShade="80"/>
+      <w:rFonts w:asciiTheme="majorHAnsi" w:eastAsiaTheme="majorEastAsia" w:hAnsiTheme="majorHAnsi" w:cstheme="majorBidi"/>
+      <w:color w:val="244061" w:themeColor="accent1" w:themeShade="80"/>
       <w:szCs w:val="24"/>
     </w:rPr>
   </w:style>
-  <w:style w:type="character" w:default="1" w:styleId="4">
+  <w:style w:type="character" w:default="1" w:styleId="Fontepargpadro">
     <w:name w:val="Default Paragraph Font"/>
+    <w:uiPriority w:val="1"/>
     <w:semiHidden/>
     <w:unhideWhenUsed/>
-    <w:qFormat/>
-    <w:uiPriority w:val="1"/>
   </w:style>
-  <w:style w:type="table" w:default="1" w:styleId="5">
+  <w:style w:type="table" w:default="1" w:styleId="Tabelanormal">
     <w:name w:val="Normal Table"/>
+    <w:uiPriority w:val="99"/>
     <w:semiHidden/>
     <w:unhideWhenUsed/>
-    <w:qFormat/>
-    <w:uiPriority w:val="99"/>
     <w:tblPr>
+      <w:tblInd w:w="0" w:type="dxa"/>
       <w:tblCellMar>
         <w:top w:w="0" w:type="dxa"/>
         <w:left w:w="108" w:type="dxa"/>
@@ -7310,107 +6868,103 @@
       </w:tblCellMar>
     </w:tblPr>
   </w:style>
-  <w:style w:type="character" w:styleId="6">
+  <w:style w:type="numbering" w:default="1" w:styleId="Semlista">
+    <w:name w:val="No List"/>
+    <w:uiPriority w:val="99"/>
+    <w:semiHidden/>
+    <w:unhideWhenUsed/>
+  </w:style>
+  <w:style w:type="character" w:styleId="Forte">
     <w:name w:val="Strong"/>
-    <w:basedOn w:val="4"/>
+    <w:basedOn w:val="Fontepargpadro"/>
+    <w:uiPriority w:val="22"/>
     <w:qFormat/>
-    <w:uiPriority w:val="22"/>
     <w:rPr>
       <w:b/>
       <w:bCs/>
     </w:rPr>
   </w:style>
-  <w:style w:type="character" w:styleId="7">
+  <w:style w:type="character" w:styleId="HiperlinkVisitado">
     <w:name w:val="FollowedHyperlink"/>
-    <w:basedOn w:val="4"/>
+    <w:basedOn w:val="Fontepargpadro"/>
+    <w:uiPriority w:val="99"/>
     <w:semiHidden/>
     <w:unhideWhenUsed/>
     <w:qFormat/>
-    <w:uiPriority w:val="99"/>
     <w:rPr>
       <w:color w:val="800080" w:themeColor="followedHyperlink"/>
       <w:u w:val="single"/>
-      <w14:textFill>
-        <w14:solidFill>
-          <w14:schemeClr w14:val="folHlink"/>
-        </w14:solidFill>
-      </w14:textFill>
     </w:rPr>
   </w:style>
-  <w:style w:type="character" w:styleId="8">
+  <w:style w:type="character" w:styleId="nfase">
     <w:name w:val="Emphasis"/>
-    <w:basedOn w:val="4"/>
+    <w:basedOn w:val="Fontepargpadro"/>
+    <w:uiPriority w:val="20"/>
     <w:qFormat/>
-    <w:uiPriority w:val="20"/>
     <w:rPr>
       <w:i/>
       <w:iCs/>
     </w:rPr>
   </w:style>
-  <w:style w:type="character" w:styleId="9">
+  <w:style w:type="character" w:styleId="Hyperlink">
     <w:name w:val="Hyperlink"/>
-    <w:basedOn w:val="4"/>
+    <w:basedOn w:val="Fontepargpadro"/>
+    <w:uiPriority w:val="99"/>
     <w:unhideWhenUsed/>
     <w:qFormat/>
-    <w:uiPriority w:val="99"/>
     <w:rPr>
       <w:color w:val="0000FF" w:themeColor="hyperlink"/>
       <w:u w:val="single"/>
-      <w14:textFill>
-        <w14:solidFill>
-          <w14:schemeClr w14:val="hlink"/>
-        </w14:solidFill>
-      </w14:textFill>
     </w:rPr>
   </w:style>
-  <w:style w:type="paragraph" w:styleId="10">
+  <w:style w:type="paragraph" w:styleId="Sumrio2">
     <w:name w:val="toc 2"/>
-    <w:basedOn w:val="1"/>
-    <w:next w:val="1"/>
+    <w:basedOn w:val="Normal"/>
+    <w:next w:val="Normal"/>
     <w:autoRedefine/>
+    <w:uiPriority w:val="39"/>
     <w:unhideWhenUsed/>
     <w:qFormat/>
-    <w:uiPriority w:val="39"/>
     <w:pPr>
       <w:spacing w:after="100"/>
       <w:ind w:left="240"/>
     </w:pPr>
   </w:style>
-  <w:style w:type="paragraph" w:styleId="11">
+  <w:style w:type="paragraph" w:styleId="ndicedeilustraes">
     <w:name w:val="table of figures"/>
-    <w:basedOn w:val="1"/>
-    <w:next w:val="1"/>
+    <w:basedOn w:val="Normal"/>
+    <w:next w:val="Normal"/>
+    <w:uiPriority w:val="99"/>
     <w:unhideWhenUsed/>
     <w:qFormat/>
-    <w:uiPriority w:val="99"/>
     <w:pPr>
       <w:spacing w:after="0"/>
     </w:pPr>
   </w:style>
-  <w:style w:type="paragraph" w:styleId="12">
+  <w:style w:type="paragraph" w:styleId="NormalWeb">
     <w:name w:val="Normal (Web)"/>
-    <w:basedOn w:val="1"/>
+    <w:basedOn w:val="Normal"/>
+    <w:uiPriority w:val="99"/>
     <w:semiHidden/>
     <w:unhideWhenUsed/>
     <w:qFormat/>
-    <w:uiPriority w:val="99"/>
     <w:pPr>
       <w:spacing w:before="100" w:beforeAutospacing="1" w:after="100" w:afterAutospacing="1" w:line="240" w:lineRule="auto"/>
       <w:jc w:val="left"/>
     </w:pPr>
     <w:rPr>
-      <w:rFonts w:ascii="Times New Roman" w:hAnsi="Times New Roman" w:eastAsia="Times New Roman" w:cs="Times New Roman"/>
+      <w:rFonts w:ascii="Times New Roman" w:eastAsia="Times New Roman" w:hAnsi="Times New Roman" w:cs="Times New Roman"/>
       <w:szCs w:val="24"/>
       <w:lang w:eastAsia="pt-BR"/>
     </w:rPr>
   </w:style>
-  <w:style w:type="paragraph" w:styleId="13">
+  <w:style w:type="paragraph" w:styleId="Cabealho">
     <w:name w:val="header"/>
-    <w:basedOn w:val="1"/>
-    <w:link w:val="29"/>
+    <w:basedOn w:val="Normal"/>
+    <w:link w:val="CabealhoChar"/>
+    <w:uiPriority w:val="99"/>
     <w:unhideWhenUsed/>
     <w:qFormat/>
-    <w:uiPriority w:val="99"/>
     <w:pPr>
       <w:tabs>
         <w:tab w:val="center" w:pos="4252"/>
@@ -7419,13 +6973,13 @@
       <w:spacing w:after="0" w:line="240" w:lineRule="auto"/>
     </w:pPr>
   </w:style>
-  <w:style w:type="paragraph" w:styleId="14">
+  <w:style w:type="paragraph" w:styleId="Rodap">
     <w:name w:val="footer"/>
-    <w:basedOn w:val="1"/>
-    <w:link w:val="30"/>
+    <w:basedOn w:val="Normal"/>
+    <w:link w:val="RodapChar"/>
+    <w:uiPriority w:val="99"/>
     <w:unhideWhenUsed/>
     <w:qFormat/>
-    <w:uiPriority w:val="99"/>
     <w:pPr>
       <w:tabs>
         <w:tab w:val="center" w:pos="4252"/>
@@ -7434,13 +6988,13 @@
       <w:spacing w:after="0" w:line="240" w:lineRule="auto"/>
     </w:pPr>
   </w:style>
-  <w:style w:type="paragraph" w:styleId="15">
+  <w:style w:type="paragraph" w:styleId="Legenda">
     <w:name w:val="caption"/>
-    <w:basedOn w:val="1"/>
-    <w:next w:val="1"/>
+    <w:basedOn w:val="Normal"/>
+    <w:next w:val="Normal"/>
+    <w:uiPriority w:val="35"/>
     <w:unhideWhenUsed/>
     <w:qFormat/>
-    <w:uiPriority w:val="35"/>
     <w:pPr>
       <w:spacing w:after="0" w:line="240" w:lineRule="auto"/>
       <w:jc w:val="center"/>
@@ -7451,43 +7005,42 @@
       <w:szCs w:val="18"/>
     </w:rPr>
   </w:style>
-  <w:style w:type="paragraph" w:styleId="16">
+  <w:style w:type="paragraph" w:styleId="Recuodecorpodetexto3">
     <w:name w:val="Body Text Indent 3"/>
-    <w:basedOn w:val="1"/>
-    <w:link w:val="31"/>
+    <w:basedOn w:val="Normal"/>
+    <w:link w:val="Recuodecorpodetexto3Char"/>
     <w:qFormat/>
-    <w:uiPriority w:val="0"/>
     <w:pPr>
       <w:spacing w:after="0"/>
       <w:ind w:firstLine="720"/>
     </w:pPr>
     <w:rPr>
-      <w:rFonts w:ascii="Times New Roman" w:hAnsi="Times New Roman" w:eastAsia="Times New Roman" w:cs="Times New Roman"/>
+      <w:rFonts w:ascii="Times New Roman" w:eastAsia="Times New Roman" w:hAnsi="Times New Roman" w:cs="Times New Roman"/>
       <w:szCs w:val="24"/>
       <w:lang w:eastAsia="pt-BR"/>
     </w:rPr>
   </w:style>
-  <w:style w:type="paragraph" w:styleId="17">
+  <w:style w:type="paragraph" w:styleId="Sumrio3">
     <w:name w:val="toc 3"/>
-    <w:basedOn w:val="1"/>
-    <w:next w:val="1"/>
+    <w:basedOn w:val="Normal"/>
+    <w:next w:val="Normal"/>
     <w:autoRedefine/>
+    <w:uiPriority w:val="39"/>
     <w:unhideWhenUsed/>
     <w:qFormat/>
-    <w:uiPriority w:val="39"/>
     <w:pPr>
       <w:spacing w:after="100"/>
       <w:ind w:left="480"/>
     </w:pPr>
   </w:style>
-  <w:style w:type="paragraph" w:styleId="18">
+  <w:style w:type="paragraph" w:styleId="Textodebalo">
     <w:name w:val="Balloon Text"/>
-    <w:basedOn w:val="1"/>
-    <w:link w:val="24"/>
+    <w:basedOn w:val="Normal"/>
+    <w:link w:val="TextodebaloChar"/>
+    <w:uiPriority w:val="99"/>
     <w:semiHidden/>
     <w:unhideWhenUsed/>
     <w:qFormat/>
-    <w:uiPriority w:val="99"/>
     <w:pPr>
       <w:spacing w:after="0" w:line="240" w:lineRule="auto"/>
     </w:pPr>
@@ -7497,68 +7050,65 @@
       <w:szCs w:val="16"/>
     </w:rPr>
   </w:style>
-  <w:style w:type="paragraph" w:styleId="19">
+  <w:style w:type="paragraph" w:styleId="Sumrio1">
     <w:name w:val="toc 1"/>
-    <w:basedOn w:val="1"/>
-    <w:next w:val="1"/>
+    <w:basedOn w:val="Normal"/>
+    <w:next w:val="Normal"/>
     <w:autoRedefine/>
+    <w:uiPriority w:val="39"/>
     <w:unhideWhenUsed/>
     <w:qFormat/>
-    <w:uiPriority w:val="39"/>
     <w:pPr>
       <w:spacing w:after="100"/>
     </w:pPr>
   </w:style>
-  <w:style w:type="table" w:styleId="20">
+  <w:style w:type="table" w:styleId="Tabelacomgrade">
     <w:name w:val="Table Grid"/>
-    <w:basedOn w:val="5"/>
+    <w:basedOn w:val="Tabelanormal"/>
+    <w:uiPriority w:val="59"/>
     <w:qFormat/>
-    <w:uiPriority w:val="59"/>
-    <w:pPr>
-      <w:spacing w:after="0" w:line="240" w:lineRule="auto"/>
-    </w:pPr>
     <w:tblPr>
       <w:tblBorders>
-        <w:top w:val="single" w:color="auto" w:sz="4" w:space="0"/>
-        <w:left w:val="single" w:color="auto" w:sz="4" w:space="0"/>
-        <w:bottom w:val="single" w:color="auto" w:sz="4" w:space="0"/>
-        <w:right w:val="single" w:color="auto" w:sz="4" w:space="0"/>
-        <w:insideH w:val="single" w:color="auto" w:sz="4" w:space="0"/>
-        <w:insideV w:val="single" w:color="auto" w:sz="4" w:space="0"/>
+        <w:top w:val="single" w:sz="4" w:space="0" w:color="auto"/>
+        <w:left w:val="single" w:sz="4" w:space="0" w:color="auto"/>
+        <w:bottom w:val="single" w:sz="4" w:space="0" w:color="auto"/>
+        <w:right w:val="single" w:sz="4" w:space="0" w:color="auto"/>
+        <w:insideH w:val="single" w:sz="4" w:space="0" w:color="auto"/>
+        <w:insideV w:val="single" w:sz="4" w:space="0" w:color="auto"/>
       </w:tblBorders>
     </w:tblPr>
   </w:style>
-  <w:style w:type="paragraph" w:styleId="21">
+  <w:style w:type="paragraph" w:styleId="PargrafodaLista">
     <w:name w:val="List Paragraph"/>
-    <w:basedOn w:val="1"/>
+    <w:basedOn w:val="Normal"/>
+    <w:uiPriority w:val="34"/>
     <w:qFormat/>
-    <w:uiPriority w:val="34"/>
     <w:pPr>
       <w:ind w:left="720" w:firstLine="284"/>
       <w:contextualSpacing/>
     </w:pPr>
   </w:style>
-  <w:style w:type="character" w:customStyle="1" w:styleId="22">
+  <w:style w:type="character" w:customStyle="1" w:styleId="Ttulo1Char">
     <w:name w:val="Título 1 Char"/>
-    <w:basedOn w:val="4"/>
-    <w:link w:val="2"/>
+    <w:basedOn w:val="Fontepargpadro"/>
+    <w:link w:val="Ttulo1"/>
     <w:uiPriority w:val="9"/>
     <w:rPr>
-      <w:rFonts w:asciiTheme="majorHAnsi" w:hAnsiTheme="majorHAnsi" w:eastAsiaTheme="majorEastAsia" w:cstheme="majorBidi"/>
+      <w:rFonts w:asciiTheme="majorHAnsi" w:eastAsiaTheme="majorEastAsia" w:hAnsiTheme="majorHAnsi" w:cstheme="majorBidi"/>
       <w:b/>
       <w:bCs/>
-      <w:color w:val="376092" w:themeColor="accent1" w:themeShade="BF"/>
+      <w:color w:val="365F91" w:themeColor="accent1" w:themeShade="BF"/>
       <w:sz w:val="28"/>
       <w:szCs w:val="28"/>
     </w:rPr>
   </w:style>
-  <w:style w:type="paragraph" w:customStyle="1" w:styleId="23">
-    <w:name w:val="TOC Heading"/>
-    <w:basedOn w:val="2"/>
-    <w:next w:val="1"/>
+  <w:style w:type="paragraph" w:customStyle="1" w:styleId="CabealhodoSumrio1">
+    <w:name w:val="Cabeçalho do Sumário1"/>
+    <w:basedOn w:val="Ttulo1"/>
+    <w:next w:val="Normal"/>
+    <w:uiPriority w:val="39"/>
     <w:unhideWhenUsed/>
     <w:qFormat/>
-    <w:uiPriority w:val="39"/>
     <w:pPr>
       <w:spacing w:line="276" w:lineRule="auto"/>
       <w:jc w:val="left"/>
@@ -7568,113 +7118,109 @@
       <w:lang w:eastAsia="pt-BR"/>
     </w:rPr>
   </w:style>
-  <w:style w:type="character" w:customStyle="1" w:styleId="24">
+  <w:style w:type="character" w:customStyle="1" w:styleId="TextodebaloChar">
     <w:name w:val="Texto de balão Char"/>
-    <w:basedOn w:val="4"/>
-    <w:link w:val="18"/>
+    <w:basedOn w:val="Fontepargpadro"/>
+    <w:link w:val="Textodebalo"/>
+    <w:uiPriority w:val="99"/>
     <w:semiHidden/>
     <w:qFormat/>
-    <w:uiPriority w:val="99"/>
     <w:rPr>
       <w:rFonts w:ascii="Tahoma" w:hAnsi="Tahoma" w:cs="Tahoma"/>
       <w:sz w:val="16"/>
       <w:szCs w:val="16"/>
     </w:rPr>
   </w:style>
-  <w:style w:type="paragraph" w:customStyle="1" w:styleId="25">
+  <w:style w:type="paragraph" w:customStyle="1" w:styleId="paragraph">
     <w:name w:val="paragraph"/>
-    <w:basedOn w:val="1"/>
+    <w:basedOn w:val="Normal"/>
     <w:qFormat/>
-    <w:uiPriority w:val="0"/>
     <w:pPr>
       <w:spacing w:before="100" w:beforeAutospacing="1" w:after="100" w:afterAutospacing="1" w:line="240" w:lineRule="auto"/>
       <w:jc w:val="left"/>
     </w:pPr>
     <w:rPr>
-      <w:rFonts w:ascii="Times New Roman" w:hAnsi="Times New Roman" w:eastAsia="Times New Roman" w:cs="Times New Roman"/>
+      <w:rFonts w:ascii="Times New Roman" w:eastAsia="Times New Roman" w:hAnsi="Times New Roman" w:cs="Times New Roman"/>
       <w:szCs w:val="24"/>
       <w:lang w:eastAsia="pt-BR"/>
     </w:rPr>
   </w:style>
-  <w:style w:type="character" w:customStyle="1" w:styleId="26">
+  <w:style w:type="character" w:customStyle="1" w:styleId="normaltextrun">
     <w:name w:val="normaltextrun"/>
-    <w:basedOn w:val="4"/>
+    <w:basedOn w:val="Fontepargpadro"/>
     <w:qFormat/>
-    <w:uiPriority w:val="0"/>
   </w:style>
-  <w:style w:type="character" w:customStyle="1" w:styleId="27">
+  <w:style w:type="character" w:customStyle="1" w:styleId="eop">
     <w:name w:val="eop"/>
-    <w:basedOn w:val="4"/>
+    <w:basedOn w:val="Fontepargpadro"/>
     <w:qFormat/>
-    <w:uiPriority w:val="0"/>
   </w:style>
-  <w:style w:type="character" w:customStyle="1" w:styleId="28">
-    <w:name w:val="Unresolved Mention"/>
-    <w:basedOn w:val="4"/>
+  <w:style w:type="character" w:customStyle="1" w:styleId="MenoPendente1">
+    <w:name w:val="Menção Pendente1"/>
+    <w:basedOn w:val="Fontepargpadro"/>
+    <w:uiPriority w:val="99"/>
     <w:semiHidden/>
     <w:unhideWhenUsed/>
     <w:qFormat/>
-    <w:uiPriority w:val="99"/>
     <w:rPr>
       <w:color w:val="605E5C"/>
       <w:shd w:val="clear" w:color="auto" w:fill="E1DFDD"/>
     </w:rPr>
   </w:style>
-  <w:style w:type="character" w:customStyle="1" w:styleId="29">
+  <w:style w:type="character" w:customStyle="1" w:styleId="CabealhoChar">
     <w:name w:val="Cabeçalho Char"/>
-    <w:basedOn w:val="4"/>
-    <w:link w:val="13"/>
+    <w:basedOn w:val="Fontepargpadro"/>
+    <w:link w:val="Cabealho"/>
+    <w:uiPriority w:val="99"/>
     <w:qFormat/>
-    <w:uiPriority w:val="99"/>
     <w:rPr>
       <w:rFonts w:ascii="Arial" w:hAnsi="Arial"/>
       <w:sz w:val="24"/>
     </w:rPr>
   </w:style>
-  <w:style w:type="character" w:customStyle="1" w:styleId="30">
+  <w:style w:type="character" w:customStyle="1" w:styleId="RodapChar">
     <w:name w:val="Rodapé Char"/>
-    <w:basedOn w:val="4"/>
-    <w:link w:val="14"/>
+    <w:basedOn w:val="Fontepargpadro"/>
+    <w:link w:val="Rodap"/>
+    <w:uiPriority w:val="99"/>
     <w:qFormat/>
-    <w:uiPriority w:val="99"/>
     <w:rPr>
       <w:rFonts w:ascii="Arial" w:hAnsi="Arial"/>
       <w:sz w:val="24"/>
     </w:rPr>
   </w:style>
-  <w:style w:type="character" w:customStyle="1" w:styleId="31">
+  <w:style w:type="character" w:customStyle="1" w:styleId="Recuodecorpodetexto3Char">
     <w:name w:val="Recuo de corpo de texto 3 Char"/>
-    <w:basedOn w:val="4"/>
-    <w:link w:val="16"/>
+    <w:basedOn w:val="Fontepargpadro"/>
+    <w:link w:val="Recuodecorpodetexto3"/>
     <w:qFormat/>
-    <w:uiPriority w:val="0"/>
     <w:rPr>
-      <w:rFonts w:ascii="Times New Roman" w:hAnsi="Times New Roman" w:eastAsia="Times New Roman" w:cs="Times New Roman"/>
+      <w:rFonts w:ascii="Times New Roman" w:eastAsia="Times New Roman" w:hAnsi="Times New Roman" w:cs="Times New Roman"/>
       <w:sz w:val="24"/>
       <w:szCs w:val="24"/>
       <w:lang w:eastAsia="pt-BR"/>
     </w:rPr>
   </w:style>
-  <w:style w:type="character" w:styleId="32">
+  <w:style w:type="character" w:styleId="TextodoEspaoReservado">
     <w:name w:val="Placeholder Text"/>
-    <w:basedOn w:val="4"/>
+    <w:basedOn w:val="Fontepargpadro"/>
+    <w:uiPriority w:val="99"/>
     <w:semiHidden/>
     <w:qFormat/>
-    <w:uiPriority w:val="99"/>
     <w:rPr>
       <w:color w:val="808080"/>
     </w:rPr>
   </w:style>
-  <w:style w:type="character" w:customStyle="1" w:styleId="33">
+  <w:style w:type="character" w:customStyle="1" w:styleId="Ttulo3Char">
     <w:name w:val="Título 3 Char"/>
-    <w:basedOn w:val="4"/>
-    <w:link w:val="3"/>
+    <w:basedOn w:val="Fontepargpadro"/>
+    <w:link w:val="Ttulo3"/>
+    <w:uiPriority w:val="9"/>
     <w:semiHidden/>
     <w:qFormat/>
-    <w:uiPriority w:val="9"/>
     <w:rPr>
-      <w:rFonts w:asciiTheme="majorHAnsi" w:hAnsiTheme="majorHAnsi" w:eastAsiaTheme="majorEastAsia" w:cstheme="majorBidi"/>
-      <w:color w:val="254061" w:themeColor="accent1" w:themeShade="80"/>
+      <w:rFonts w:asciiTheme="majorHAnsi" w:eastAsiaTheme="majorEastAsia" w:hAnsiTheme="majorHAnsi" w:cstheme="majorBidi"/>
+      <w:color w:val="244061" w:themeColor="accent1" w:themeShade="80"/>
       <w:sz w:val="24"/>
       <w:szCs w:val="24"/>
     </w:rPr>
@@ -7963,16 +7509,12 @@
     </a:fmtScheme>
   </a:themeElements>
   <a:objectDefaults/>
+  <a:extraClrSchemeLst/>
 </a:theme>
 </file>
 
 <file path=customXml/item1.xml><?xml version="1.0" encoding="utf-8"?>
-<?mso-contentType ?>
-<FormTemplates xmlns="http://schemas.microsoft.com/sharepoint/v3/contenttype/forms">
-  <Display>DocumentLibraryForm</Display>
-  <Edit>DocumentLibraryForm</Edit>
-  <New>DocumentLibraryForm</New>
-</FormTemplates>
+<b:Sources xmlns:b="http://schemas.openxmlformats.org/officeDocument/2006/bibliography" xmlns="http://schemas.openxmlformats.org/officeDocument/2006/bibliography" SelectedStyle="\APA.XSL" StyleName="APA"/>
 </file>
 
 <file path=customXml/item2.xml><?xml version="1.0" encoding="utf-8"?>
@@ -8165,23 +7707,45 @@
 </file>
 
 <file path=customXml/item3.xml><?xml version="1.0" encoding="utf-8"?>
-<b:Sources xmlns:b="http://schemas.openxmlformats.org/officeDocument/2006/bibliography" xmlns="http://schemas.openxmlformats.org/officeDocument/2006/bibliography" SelectedStyle="\APA.XSL" StyleName="APA"/>
+<?mso-contentType ?>
+<FormTemplates xmlns="http://schemas.microsoft.com/sharepoint/v3/contenttype/forms">
+  <Display>DocumentLibraryForm</Display>
+  <Edit>DocumentLibraryForm</Edit>
+  <New>DocumentLibraryForm</New>
+</FormTemplates>
 </file>
 
 <file path=customXml/itemProps1.xml><?xml version="1.0" encoding="utf-8"?>
-<ds:datastoreItem xmlns:ds="http://schemas.openxmlformats.org/officeDocument/2006/customXml" ds:itemID="{19856E04-179F-401F-8246-BA08537D6152}">
-  <ds:schemaRefs/>
+<ds:datastoreItem xmlns:ds="http://schemas.openxmlformats.org/officeDocument/2006/customXml" ds:itemID="{DE86F195-2CD6-49C4-A3A0-6FF888649B88}">
+  <ds:schemaRefs>
+    <ds:schemaRef ds:uri="http://schemas.openxmlformats.org/officeDocument/2006/bibliography"/>
+  </ds:schemaRefs>
 </ds:datastoreItem>
 </file>
 
 <file path=customXml/itemProps2.xml><?xml version="1.0" encoding="utf-8"?>
 <ds:datastoreItem xmlns:ds="http://schemas.openxmlformats.org/officeDocument/2006/customXml" ds:itemID="{F9562963-6458-4B09-8DDA-F09296948AA7}">
-  <ds:schemaRefs/>
+  <ds:schemaRefs>
+    <ds:schemaRef ds:uri="http://schemas.microsoft.com/office/2006/metadata/contentType"/>
+    <ds:schemaRef ds:uri="http://schemas.microsoft.com/office/2006/metadata/properties/metaAttributes"/>
+    <ds:schemaRef ds:uri="http://www.w3.org/2001/XMLSchema"/>
+    <ds:schemaRef ds:uri="http://schemas.microsoft.com/office/2006/metadata/properties"/>
+    <ds:schemaRef ds:uri="1c99b82c-450d-407b-8685-188b0222f857"/>
+    <ds:schemaRef ds:uri="ec9326a9-796b-4177-81ae-8ce46d6874ce"/>
+    <ds:schemaRef ds:uri="http://schemas.microsoft.com/office/2006/documentManagement/types"/>
+    <ds:schemaRef ds:uri="http://schemas.microsoft.com/office/infopath/2007/PartnerControls"/>
+    <ds:schemaRef ds:uri="http://schemas.openxmlformats.org/package/2006/metadata/core-properties"/>
+    <ds:schemaRef ds:uri="http://purl.org/dc/elements/1.1/"/>
+    <ds:schemaRef ds:uri="http://purl.org/dc/terms/"/>
+    <ds:schemaRef ds:uri="http://schemas.microsoft.com/internal/obd"/>
+  </ds:schemaRefs>
 </ds:datastoreItem>
 </file>
 
 <file path=customXml/itemProps3.xml><?xml version="1.0" encoding="utf-8"?>
-<ds:datastoreItem xmlns:ds="http://schemas.openxmlformats.org/officeDocument/2006/customXml" ds:itemID="{DE86F195-2CD6-49C4-A3A0-6FF888649B88}">
-  <ds:schemaRefs/>
+<ds:datastoreItem xmlns:ds="http://schemas.openxmlformats.org/officeDocument/2006/customXml" ds:itemID="{19856E04-179F-401F-8246-BA08537D6152}">
+  <ds:schemaRefs>
+    <ds:schemaRef ds:uri="http://schemas.microsoft.com/sharepoint/v3/contenttype/forms"/>
+  </ds:schemaRefs>
 </ds:datastoreItem>
 </file>